--- a/Specifications/UADC_Semantic_Binding_Program_Specification.docx
+++ b/Specifications/UADC_Semantic_Binding_Program_Specification.docx
@@ -1,26 +1,53 @@
 
 <file path=word/document.xml><?xml version="1.0" encoding="utf-8"?>
-<w:document xmlns:wpc="http://schemas.microsoft.com/office/word/2010/wordprocessingCanvas" xmlns:cx="http://schemas.microsoft.com/office/drawing/2014/chartex" xmlns:cx1="http://schemas.microsoft.com/office/drawing/2015/9/8/chartex" xmlns:cx2="http://schemas.microsoft.com/office/drawing/2015/10/21/chartex" xmlns:cx3="http://schemas.microsoft.com/office/drawing/2016/5/9/chartex" xmlns:cx4="http://schemas.microsoft.com/office/drawing/2016/5/10/chartex" xmlns:cx5="http://schemas.microsoft.com/office/drawing/2016/5/11/chartex" xmlns:cx6="http://schemas.microsoft.com/office/drawing/2016/5/12/chartex" xmlns:cx7="http://schemas.microsoft.com/office/drawing/2016/5/13/chartex" xmlns:cx8="http://schemas.microsoft.com/office/drawing/2016/5/14/chartex" xmlns:mc="http://schemas.openxmlformats.org/markup-compatibility/2006" xmlns:aink="http://schemas.microsoft.com/office/drawing/2016/ink" xmlns:am3d="http://schemas.microsoft.com/office/drawing/2017/model3d" xmlns:o="urn:schemas-microsoft-com:office:office" xmlns:oel="http://schemas.microsoft.com/office/2019/extlst" xmlns:r="http://schemas.openxmlformats.org/officeDocument/2006/relationships" xmlns:m="http://schemas.openxmlformats.org/officeDocument/2006/math" xmlns:v="urn:schemas-microsoft-com:vml" xmlns:wp14="http://schemas.microsoft.com/office/word/2010/wordprocessingDrawing" xmlns:wp="http://schemas.openxmlformats.org/drawingml/2006/wordprocessingDrawing" xmlns:w10="urn:schemas-microsoft-com:office:word" xmlns:w="http://schemas.openxmlformats.org/wordprocessingml/2006/main" xmlns:w14="http://schemas.microsoft.com/office/word/2010/wordml" xmlns:w15="http://schemas.microsoft.com/office/word/2012/wordml" xmlns:w16cei="http://schemas.microsoft.com/office/word/2026/wordml/cei" xmlns:w16cex="http://schemas.microsoft.com/office/word/2018/wordml/cex" xmlns:w16cid="http://schemas.microsoft.com/office/word/2016/wordml/cid" xmlns:w16="http://schemas.microsoft.com/office/word/2018/wordml" xmlns:w16du="http://schemas.microsoft.com/office/word/2023/wordml/word16du" xmlns:w16sdtdh="http://schemas.microsoft.com/office/word/2020/wordml/sdtdatahash" xmlns:w16sdtfl="http://schemas.microsoft.com/office/word/2024/wordml/sdtformatlock" xmlns:w16se="http://schemas.microsoft.com/office/word/2015/wordml/symex" xmlns:wpg="http://schemas.microsoft.com/office/word/2010/wordprocessingGroup" xmlns:wpi="http://schemas.microsoft.com/office/word/2010/wordprocessingInk" xmlns:wne="http://schemas.microsoft.com/office/word/2006/wordml" xmlns:wps="http://schemas.microsoft.com/office/word/2010/wordprocessingShape" mc:Ignorable="w14 w15 w16se w16cid w16 w16cex w16sdtdh w16sdtfl w16du wp14">
+<w:document xmlns:wpc="http://schemas.microsoft.com/office/word/2010/wordprocessingCanvas" xmlns:cx="http://schemas.microsoft.com/office/drawing/2014/chartex" xmlns:cx1="http://schemas.microsoft.com/office/drawing/2015/9/8/chartex" xmlns:cx2="http://schemas.microsoft.com/office/drawing/2015/10/21/chartex" xmlns:cx3="http://schemas.microsoft.com/office/drawing/2016/5/9/chartex" xmlns:cx4="http://schemas.microsoft.com/office/drawing/2016/5/10/chartex" xmlns:cx5="http://schemas.microsoft.com/office/drawing/2016/5/11/chartex" xmlns:cx6="http://schemas.microsoft.com/office/drawing/2016/5/12/chartex" xmlns:cx7="http://schemas.microsoft.com/office/drawing/2016/5/13/chartex" xmlns:cx8="http://schemas.microsoft.com/office/drawing/2016/5/14/chartex" xmlns:mc="http://schemas.openxmlformats.org/markup-compatibility/2006" xmlns:aink="http://schemas.microsoft.com/office/drawing/2016/ink" xmlns:am3d="http://schemas.microsoft.com/office/drawing/2017/model3d" xmlns:o="urn:schemas-microsoft-com:office:office" xmlns:oel="http://schemas.microsoft.com/office/2019/extlst" xmlns:r="http://schemas.openxmlformats.org/officeDocument/2006/relationships" xmlns:m="http://schemas.openxmlformats.org/officeDocument/2006/math" xmlns:v="urn:schemas-microsoft-com:vml" xmlns:wp14="http://schemas.microsoft.com/office/word/2010/wordprocessingDrawing" xmlns:wp="http://schemas.openxmlformats.org/drawingml/2006/wordprocessingDrawing" xmlns:w10="urn:schemas-microsoft-com:office:word" xmlns:w="http://schemas.openxmlformats.org/wordprocessingml/2006/main" xmlns:w14="http://schemas.microsoft.com/office/word/2010/wordml" xmlns:w15="http://schemas.microsoft.com/office/word/2012/wordml" xmlns:w16cex="http://schemas.microsoft.com/office/word/2018/wordml/cex" xmlns:w16cid="http://schemas.microsoft.com/office/word/2016/wordml/cid" xmlns:w16="http://schemas.microsoft.com/office/word/2018/wordml" xmlns:w16du="http://schemas.microsoft.com/office/word/2023/wordml/word16du" xmlns:w16sdtdh="http://schemas.microsoft.com/office/word/2020/wordml/sdtdatahash" xmlns:w16sdtfl="http://schemas.microsoft.com/office/word/2024/wordml/sdtformatlock" xmlns:w16se="http://schemas.microsoft.com/office/word/2015/wordml/symex" xmlns:wpg="http://schemas.microsoft.com/office/word/2010/wordprocessingGroup" xmlns:wpi="http://schemas.microsoft.com/office/word/2010/wordprocessingInk" xmlns:wne="http://schemas.microsoft.com/office/word/2006/wordml" xmlns:wps="http://schemas.microsoft.com/office/word/2010/wordprocessingShape" mc:Ignorable="w14 w15 w16se w16cid w16 w16cex w16sdtdh w16sdtfl w16du wp14">
   <w:body>
     <w:p>
       <w:pPr>
         <w:pStyle w:val="aa"/>
+        <w:rPr>
+          <w:rFonts w:hint="eastAsia"/>
+          <w:sz w:val="44"/>
+        </w:rPr>
       </w:pPr>
       <w:r>
+        <w:rPr>
+          <w:sz w:val="44"/>
+        </w:rPr>
         <w:t xml:space="preserve">UADC </w:t>
       </w:r>
       <w:r>
-        <w:t>-</w:t>
+        <w:rPr>
+          <w:rFonts w:hint="eastAsia"/>
+          <w:sz w:val="44"/>
+        </w:rPr>
+        <w:t>(</w:t>
       </w:r>
       <w:r>
-        <w:t xml:space="preserve"> Universal Adapter for Data Conversion</w:t>
+        <w:rPr>
+          <w:sz w:val="44"/>
+        </w:rPr>
+        <w:t>Universal Adapter for Data Conversion</w:t>
+      </w:r>
+      <w:r>
+        <w:rPr>
+          <w:rFonts w:hint="eastAsia"/>
+          <w:sz w:val="44"/>
+        </w:rPr>
+        <w:t>)</w:t>
       </w:r>
     </w:p>
     <w:p>
       <w:pPr>
         <w:pStyle w:val="aa"/>
+        <w:rPr>
+          <w:sz w:val="44"/>
+        </w:rPr>
       </w:pPr>
       <w:r>
+        <w:rPr>
+          <w:sz w:val="44"/>
+        </w:rPr>
         <w:t>Program Specification - Semantic Binding</w:t>
       </w:r>
     </w:p>
@@ -41,7 +68,10 @@
           <w:b/>
           <w:bCs/>
         </w:rPr>
-        <w:t>Date: 2026-08-29</w:t>
+        <w:t>Date</w:t>
+      </w:r>
+      <w:r>
+        <w:t>: 2026-09-15</w:t>
       </w:r>
     </w:p>
     <w:p>
@@ -141,7 +171,7 @@
         <w:pStyle w:val="10"/>
       </w:pPr>
       <w:bookmarkStart w:id="0" w:name="_Toc237580753"/>
-      <w:bookmarkStart w:id="1" w:name="_Toc237588483"/>
+      <w:bookmarkStart w:id="1" w:name="_Toc240459483"/>
       <w:r>
         <w:t>Status</w:t>
       </w:r>
@@ -150,7 +180,7 @@
     </w:p>
     <w:p>
       <w:r>
-        <w:t>This revision specifies the implemented bidirectional HMD-to-HMD Semantic Binding program in the current Formal GIT. The program remains `src/semantic_binding.py`; the transformation definition is a Semantic Binding Table. No package split, relocation, or new `semantic_table.py` authority is introduced by this revision.</w:t>
+        <w:t>This revised collaborative review draft specifies a target bidirectional HMD-to-HMD Semantic Table program. It explicitly notes that the current semantic_binding.py is a different Structured CSV-to-flat target-view implementation.</w:t>
       </w:r>
     </w:p>
     <w:p>
@@ -158,7 +188,7 @@
         <w:pStyle w:val="10"/>
       </w:pPr>
       <w:bookmarkStart w:id="2" w:name="_Toc237580754"/>
-      <w:bookmarkStart w:id="3" w:name="_Toc237588484"/>
+      <w:bookmarkStart w:id="3" w:name="_Toc240459484"/>
       <w:r>
         <w:t>Abstract</w:t>
       </w:r>
@@ -167,18 +197,11 @@
     </w:p>
     <w:p>
       <w:r>
-        <w:t>Semantic Binding is used when source and target Structured CSV instances conform to different HMDs. Mappings are explicit and are anchored by source and target `semantic_path` values. The current Formal GIT runtime supports equality, presence, and `not(presence)` selectors embedded in Semantic Paths, repeatable-ancestor occurrence identity, source-scoped ordinal reconstruction, deterministic transformations including percentage conversion, and EE1 lexical/QName conversion. The current repository does not contain a separately extracted `oim_metadata.py` common module; this documentation revision does not introduce one.</w:t>
+        <w:t>Semantic Table conversion is used when the source and target are different semantic models. Mappings are expressed by source and target Semantic Paths, not by physical CSV column names. The initial implementation supports direct mappings, deterministic transformations, explicit defaults, and one-to-one repeated-Class occurrence correspondence.</w:t>
       </w:r>
     </w:p>
     <w:sdt>
       <w:sdtPr>
-        <w:id w:val="2044631917"/>
-        <w:docPartObj>
-          <w:docPartGallery w:val="Table of Contents"/>
-          <w:docPartUnique/>
-        </w:docPartObj>
-      </w:sdtPr>
-      <w:sdtEndPr>
         <w:rPr>
           <w:rFonts w:eastAsiaTheme="minorEastAsia" w:cs="Times New Roman"/>
           <w:b/>
@@ -187,13 +210,36 @@
           <w:szCs w:val="22"/>
           <w:lang w:eastAsia="ja-JP"/>
         </w:rPr>
-      </w:sdtEndPr>
+        <w:id w:val="2044631917"/>
+        <w:docPartObj>
+          <w:docPartGallery w:val="Table of Contents"/>
+          <w:docPartUnique/>
+        </w:docPartObj>
+      </w:sdtPr>
       <w:sdtContent>
         <w:p>
           <w:pPr>
             <w:pStyle w:val="aff8"/>
+            <w:pageBreakBefore/>
+            <w:jc w:val="center"/>
+            <w:rPr>
+              <w:b/>
+              <w:bCs/>
+            </w:rPr>
           </w:pPr>
           <w:r>
+            <w:rPr>
+              <w:rFonts w:hint="eastAsia"/>
+              <w:b/>
+              <w:bCs/>
+            </w:rPr>
+            <w:t xml:space="preserve">Table of </w:t>
+          </w:r>
+          <w:r>
+            <w:rPr>
+              <w:b/>
+              <w:bCs/>
+            </w:rPr>
             <w:t>Contents</w:t>
           </w:r>
         </w:p>
@@ -204,7 +250,7 @@
               <w:rFonts w:asciiTheme="minorHAnsi" w:hAnsiTheme="minorHAnsi" w:cstheme="minorBidi"/>
               <w:b w:val="0"/>
               <w:kern w:val="2"/>
-              <w:sz w:val="24"/>
+              <w:sz w:val="21"/>
               <w:szCs w:val="24"/>
               <w:lang w:eastAsia="ja-JP"/>
               <w14:ligatures w14:val="standardContextual"/>
@@ -219,7 +265,7 @@
           <w:r>
             <w:fldChar w:fldCharType="separate"/>
           </w:r>
-          <w:hyperlink w:anchor="_Toc237588483" w:history="1">
+          <w:hyperlink w:anchor="_Toc240459483" w:history="1">
             <w:r>
               <w:rPr>
                 <w:rStyle w:val="af8"/>
@@ -237,13 +283,19 @@
               <w:rPr>
                 <w:webHidden/>
               </w:rPr>
+              <w:tab/>
+            </w:r>
+            <w:r>
+              <w:rPr>
+                <w:webHidden/>
+              </w:rPr>
               <w:fldChar w:fldCharType="begin"/>
             </w:r>
             <w:r>
               <w:rPr>
                 <w:webHidden/>
               </w:rPr>
-              <w:instrText xml:space="preserve"> PAGEREF _Toc237588483 \h </w:instrText>
+              <w:instrText xml:space="preserve"> PAGEREF _Toc240459483 \h </w:instrText>
             </w:r>
             <w:r>
               <w:rPr>
@@ -277,13 +329,13 @@
               <w:rFonts w:asciiTheme="minorHAnsi" w:hAnsiTheme="minorHAnsi" w:cstheme="minorBidi"/>
               <w:b w:val="0"/>
               <w:kern w:val="2"/>
-              <w:sz w:val="24"/>
+              <w:sz w:val="21"/>
               <w:szCs w:val="24"/>
               <w:lang w:eastAsia="ja-JP"/>
               <w14:ligatures w14:val="standardContextual"/>
             </w:rPr>
           </w:pPr>
-          <w:hyperlink w:anchor="_Toc237588484" w:history="1">
+          <w:hyperlink w:anchor="_Toc240459484" w:history="1">
             <w:r>
               <w:rPr>
                 <w:rStyle w:val="af8"/>
@@ -307,7 +359,7 @@
               <w:rPr>
                 <w:webHidden/>
               </w:rPr>
-              <w:instrText xml:space="preserve"> PAGEREF _Toc237588484 \h </w:instrText>
+              <w:instrText xml:space="preserve"> PAGEREF _Toc240459484 \h </w:instrText>
             </w:r>
             <w:r>
               <w:rPr>
@@ -341,19 +393,19 @@
               <w:rFonts w:asciiTheme="minorHAnsi" w:hAnsiTheme="minorHAnsi" w:cstheme="minorBidi"/>
               <w:b w:val="0"/>
               <w:kern w:val="2"/>
-              <w:sz w:val="24"/>
+              <w:sz w:val="21"/>
               <w:szCs w:val="24"/>
               <w:lang w:eastAsia="ja-JP"/>
               <w14:ligatures w14:val="standardContextual"/>
             </w:rPr>
           </w:pPr>
-          <w:hyperlink w:anchor="_Toc237588485" w:history="1">
+          <w:hyperlink w:anchor="_Toc240459485" w:history="1">
             <w:r>
               <w:rPr>
                 <w:rStyle w:val="af8"/>
                 <w:lang w:val="en-GB"/>
               </w:rPr>
-              <w:t>Table of Contents</w:t>
+              <w:t>1 Language Independence</w:t>
             </w:r>
             <w:r>
               <w:rPr>
@@ -371,7 +423,7 @@
               <w:rPr>
                 <w:webHidden/>
               </w:rPr>
-              <w:instrText xml:space="preserve"> PAGEREF _Toc237588485 \h </w:instrText>
+              <w:instrText xml:space="preserve"> PAGEREF _Toc240459485 \h </w:instrText>
             </w:r>
             <w:r>
               <w:rPr>
@@ -388,7 +440,7 @@
               <w:rPr>
                 <w:webHidden/>
               </w:rPr>
-              <w:t>2</w:t>
+              <w:t>3</w:t>
             </w:r>
             <w:r>
               <w:rPr>
@@ -405,19 +457,19 @@
               <w:rFonts w:asciiTheme="minorHAnsi" w:hAnsiTheme="minorHAnsi" w:cstheme="minorBidi"/>
               <w:b w:val="0"/>
               <w:kern w:val="2"/>
-              <w:sz w:val="24"/>
+              <w:sz w:val="21"/>
               <w:szCs w:val="24"/>
               <w:lang w:eastAsia="ja-JP"/>
               <w14:ligatures w14:val="standardContextual"/>
             </w:rPr>
           </w:pPr>
-          <w:hyperlink w:anchor="_Toc237588486" w:history="1">
+          <w:hyperlink w:anchor="_Toc240459486" w:history="1">
             <w:r>
               <w:rPr>
                 <w:rStyle w:val="af8"/>
                 <w:lang w:val="en-GB"/>
               </w:rPr>
-              <w:t>1 Language Independence</w:t>
+              <w:t>2 Introduction</w:t>
             </w:r>
             <w:r>
               <w:rPr>
@@ -435,7 +487,199 @@
               <w:rPr>
                 <w:webHidden/>
               </w:rPr>
-              <w:instrText xml:space="preserve"> PAGEREF _Toc237588486 \h </w:instrText>
+              <w:instrText xml:space="preserve"> PAGEREF _Toc240459486 \h </w:instrText>
+            </w:r>
+            <w:r>
+              <w:rPr>
+                <w:webHidden/>
+              </w:rPr>
+            </w:r>
+            <w:r>
+              <w:rPr>
+                <w:webHidden/>
+              </w:rPr>
+              <w:fldChar w:fldCharType="separate"/>
+            </w:r>
+            <w:r>
+              <w:rPr>
+                <w:webHidden/>
+              </w:rPr>
+              <w:t>3</w:t>
+            </w:r>
+            <w:r>
+              <w:rPr>
+                <w:webHidden/>
+              </w:rPr>
+              <w:fldChar w:fldCharType="end"/>
+            </w:r>
+          </w:hyperlink>
+        </w:p>
+        <w:p>
+          <w:pPr>
+            <w:pStyle w:val="26"/>
+            <w:rPr>
+              <w:rFonts w:asciiTheme="minorHAnsi" w:hAnsiTheme="minorHAnsi" w:cstheme="minorBidi"/>
+              <w:b w:val="0"/>
+              <w:kern w:val="2"/>
+              <w:sz w:val="21"/>
+              <w:szCs w:val="24"/>
+              <w:lang w:eastAsia="ja-JP"/>
+              <w14:ligatures w14:val="standardContextual"/>
+            </w:rPr>
+          </w:pPr>
+          <w:hyperlink w:anchor="_Toc240459487" w:history="1">
+            <w:r>
+              <w:rPr>
+                <w:rStyle w:val="af8"/>
+                <w:lang w:val="en-GB"/>
+              </w:rPr>
+              <w:t>2.1 Scope</w:t>
+            </w:r>
+            <w:r>
+              <w:rPr>
+                <w:webHidden/>
+              </w:rPr>
+              <w:tab/>
+            </w:r>
+            <w:r>
+              <w:rPr>
+                <w:webHidden/>
+              </w:rPr>
+              <w:fldChar w:fldCharType="begin"/>
+            </w:r>
+            <w:r>
+              <w:rPr>
+                <w:webHidden/>
+              </w:rPr>
+              <w:instrText xml:space="preserve"> PAGEREF _Toc240459487 \h </w:instrText>
+            </w:r>
+            <w:r>
+              <w:rPr>
+                <w:webHidden/>
+              </w:rPr>
+            </w:r>
+            <w:r>
+              <w:rPr>
+                <w:webHidden/>
+              </w:rPr>
+              <w:fldChar w:fldCharType="separate"/>
+            </w:r>
+            <w:r>
+              <w:rPr>
+                <w:webHidden/>
+              </w:rPr>
+              <w:t>3</w:t>
+            </w:r>
+            <w:r>
+              <w:rPr>
+                <w:webHidden/>
+              </w:rPr>
+              <w:fldChar w:fldCharType="end"/>
+            </w:r>
+          </w:hyperlink>
+        </w:p>
+        <w:p>
+          <w:pPr>
+            <w:pStyle w:val="26"/>
+            <w:rPr>
+              <w:rFonts w:asciiTheme="minorHAnsi" w:hAnsiTheme="minorHAnsi" w:cstheme="minorBidi"/>
+              <w:b w:val="0"/>
+              <w:kern w:val="2"/>
+              <w:sz w:val="21"/>
+              <w:szCs w:val="24"/>
+              <w:lang w:eastAsia="ja-JP"/>
+              <w14:ligatures w14:val="standardContextual"/>
+            </w:rPr>
+          </w:pPr>
+          <w:hyperlink w:anchor="_Toc240459488" w:history="1">
+            <w:r>
+              <w:rPr>
+                <w:rStyle w:val="af8"/>
+                <w:lang w:val="en-GB"/>
+              </w:rPr>
+              <w:t>2.2 Responsibility boundary</w:t>
+            </w:r>
+            <w:r>
+              <w:rPr>
+                <w:webHidden/>
+              </w:rPr>
+              <w:tab/>
+            </w:r>
+            <w:r>
+              <w:rPr>
+                <w:webHidden/>
+              </w:rPr>
+              <w:fldChar w:fldCharType="begin"/>
+            </w:r>
+            <w:r>
+              <w:rPr>
+                <w:webHidden/>
+              </w:rPr>
+              <w:instrText xml:space="preserve"> PAGEREF _Toc240459488 \h </w:instrText>
+            </w:r>
+            <w:r>
+              <w:rPr>
+                <w:webHidden/>
+              </w:rPr>
+            </w:r>
+            <w:r>
+              <w:rPr>
+                <w:webHidden/>
+              </w:rPr>
+              <w:fldChar w:fldCharType="separate"/>
+            </w:r>
+            <w:r>
+              <w:rPr>
+                <w:webHidden/>
+              </w:rPr>
+              <w:t>3</w:t>
+            </w:r>
+            <w:r>
+              <w:rPr>
+                <w:webHidden/>
+              </w:rPr>
+              <w:fldChar w:fldCharType="end"/>
+            </w:r>
+          </w:hyperlink>
+        </w:p>
+        <w:p>
+          <w:pPr>
+            <w:pStyle w:val="26"/>
+            <w:rPr>
+              <w:rFonts w:asciiTheme="minorHAnsi" w:hAnsiTheme="minorHAnsi" w:cstheme="minorBidi"/>
+              <w:b w:val="0"/>
+              <w:kern w:val="2"/>
+              <w:sz w:val="21"/>
+              <w:szCs w:val="24"/>
+              <w:lang w:eastAsia="ja-JP"/>
+              <w14:ligatures w14:val="standardContextual"/>
+            </w:rPr>
+          </w:pPr>
+          <w:hyperlink w:anchor="_Toc240459489" w:history="1">
+            <w:r>
+              <w:rPr>
+                <w:rStyle w:val="af8"/>
+                <w:lang w:val="en-GB"/>
+              </w:rPr>
+              <w:t>2.3 Common library dependency</w:t>
+            </w:r>
+            <w:r>
+              <w:rPr>
+                <w:webHidden/>
+              </w:rPr>
+              <w:tab/>
+            </w:r>
+            <w:r>
+              <w:rPr>
+                <w:webHidden/>
+              </w:rPr>
+              <w:fldChar w:fldCharType="begin"/>
+            </w:r>
+            <w:r>
+              <w:rPr>
+                <w:webHidden/>
+              </w:rPr>
+              <w:instrText xml:space="preserve"> PAGEREF _Toc240459489 \h </w:instrText>
             </w:r>
             <w:r>
               <w:rPr>
@@ -469,19 +713,19 @@
               <w:rFonts w:asciiTheme="minorHAnsi" w:hAnsiTheme="minorHAnsi" w:cstheme="minorBidi"/>
               <w:b w:val="0"/>
               <w:kern w:val="2"/>
-              <w:sz w:val="24"/>
+              <w:sz w:val="21"/>
               <w:szCs w:val="24"/>
               <w:lang w:eastAsia="ja-JP"/>
               <w14:ligatures w14:val="standardContextual"/>
             </w:rPr>
           </w:pPr>
-          <w:hyperlink w:anchor="_Toc237588487" w:history="1">
+          <w:hyperlink w:anchor="_Toc240459490" w:history="1">
             <w:r>
               <w:rPr>
                 <w:rStyle w:val="af8"/>
                 <w:lang w:val="en-GB"/>
               </w:rPr>
-              <w:t>2 Introduction</w:t>
+              <w:t>3 Terms and definitions</w:t>
             </w:r>
             <w:r>
               <w:rPr>
@@ -499,7 +743,263 @@
               <w:rPr>
                 <w:webHidden/>
               </w:rPr>
-              <w:instrText xml:space="preserve"> PAGEREF _Toc237588487 \h </w:instrText>
+              <w:instrText xml:space="preserve"> PAGEREF _Toc240459490 \h </w:instrText>
+            </w:r>
+            <w:r>
+              <w:rPr>
+                <w:webHidden/>
+              </w:rPr>
+            </w:r>
+            <w:r>
+              <w:rPr>
+                <w:webHidden/>
+              </w:rPr>
+              <w:fldChar w:fldCharType="separate"/>
+            </w:r>
+            <w:r>
+              <w:rPr>
+                <w:webHidden/>
+              </w:rPr>
+              <w:t>3</w:t>
+            </w:r>
+            <w:r>
+              <w:rPr>
+                <w:webHidden/>
+              </w:rPr>
+              <w:fldChar w:fldCharType="end"/>
+            </w:r>
+          </w:hyperlink>
+        </w:p>
+        <w:p>
+          <w:pPr>
+            <w:pStyle w:val="12"/>
+            <w:rPr>
+              <w:rFonts w:asciiTheme="minorHAnsi" w:hAnsiTheme="minorHAnsi" w:cstheme="minorBidi"/>
+              <w:b w:val="0"/>
+              <w:kern w:val="2"/>
+              <w:sz w:val="21"/>
+              <w:szCs w:val="24"/>
+              <w:lang w:eastAsia="ja-JP"/>
+              <w14:ligatures w14:val="standardContextual"/>
+            </w:rPr>
+          </w:pPr>
+          <w:hyperlink w:anchor="_Toc240459491" w:history="1">
+            <w:r>
+              <w:rPr>
+                <w:rStyle w:val="af8"/>
+                <w:lang w:val="en-GB"/>
+              </w:rPr>
+              <w:t>4 Program architecture</w:t>
+            </w:r>
+            <w:r>
+              <w:rPr>
+                <w:webHidden/>
+              </w:rPr>
+              <w:tab/>
+            </w:r>
+            <w:r>
+              <w:rPr>
+                <w:webHidden/>
+              </w:rPr>
+              <w:fldChar w:fldCharType="begin"/>
+            </w:r>
+            <w:r>
+              <w:rPr>
+                <w:webHidden/>
+              </w:rPr>
+              <w:instrText xml:space="preserve"> PAGEREF _Toc240459491 \h </w:instrText>
+            </w:r>
+            <w:r>
+              <w:rPr>
+                <w:webHidden/>
+              </w:rPr>
+            </w:r>
+            <w:r>
+              <w:rPr>
+                <w:webHidden/>
+              </w:rPr>
+              <w:fldChar w:fldCharType="separate"/>
+            </w:r>
+            <w:r>
+              <w:rPr>
+                <w:webHidden/>
+              </w:rPr>
+              <w:t>3</w:t>
+            </w:r>
+            <w:r>
+              <w:rPr>
+                <w:webHidden/>
+              </w:rPr>
+              <w:fldChar w:fldCharType="end"/>
+            </w:r>
+          </w:hyperlink>
+        </w:p>
+        <w:p>
+          <w:pPr>
+            <w:pStyle w:val="12"/>
+            <w:rPr>
+              <w:rFonts w:asciiTheme="minorHAnsi" w:hAnsiTheme="minorHAnsi" w:cstheme="minorBidi"/>
+              <w:b w:val="0"/>
+              <w:kern w:val="2"/>
+              <w:sz w:val="21"/>
+              <w:szCs w:val="24"/>
+              <w:lang w:eastAsia="ja-JP"/>
+              <w14:ligatures w14:val="standardContextual"/>
+            </w:rPr>
+          </w:pPr>
+          <w:hyperlink w:anchor="_Toc240459492" w:history="1">
+            <w:r>
+              <w:rPr>
+                <w:rStyle w:val="af8"/>
+                <w:lang w:val="en-GB"/>
+              </w:rPr>
+              <w:t>5 Inputs and outputs</w:t>
+            </w:r>
+            <w:r>
+              <w:rPr>
+                <w:webHidden/>
+              </w:rPr>
+              <w:tab/>
+            </w:r>
+            <w:r>
+              <w:rPr>
+                <w:webHidden/>
+              </w:rPr>
+              <w:fldChar w:fldCharType="begin"/>
+            </w:r>
+            <w:r>
+              <w:rPr>
+                <w:webHidden/>
+              </w:rPr>
+              <w:instrText xml:space="preserve"> PAGEREF _Toc240459492 \h </w:instrText>
+            </w:r>
+            <w:r>
+              <w:rPr>
+                <w:webHidden/>
+              </w:rPr>
+            </w:r>
+            <w:r>
+              <w:rPr>
+                <w:webHidden/>
+              </w:rPr>
+              <w:fldChar w:fldCharType="separate"/>
+            </w:r>
+            <w:r>
+              <w:rPr>
+                <w:webHidden/>
+              </w:rPr>
+              <w:t>3</w:t>
+            </w:r>
+            <w:r>
+              <w:rPr>
+                <w:webHidden/>
+              </w:rPr>
+              <w:fldChar w:fldCharType="end"/>
+            </w:r>
+          </w:hyperlink>
+        </w:p>
+        <w:p>
+          <w:pPr>
+            <w:pStyle w:val="12"/>
+            <w:rPr>
+              <w:rFonts w:asciiTheme="minorHAnsi" w:hAnsiTheme="minorHAnsi" w:cstheme="minorBidi"/>
+              <w:b w:val="0"/>
+              <w:kern w:val="2"/>
+              <w:sz w:val="21"/>
+              <w:szCs w:val="24"/>
+              <w:lang w:eastAsia="ja-JP"/>
+              <w14:ligatures w14:val="standardContextual"/>
+            </w:rPr>
+          </w:pPr>
+          <w:hyperlink w:anchor="_Toc240459493" w:history="1">
+            <w:r>
+              <w:rPr>
+                <w:rStyle w:val="af8"/>
+                <w:lang w:val="en-GB"/>
+              </w:rPr>
+              <w:t>6 Semantic Table interface</w:t>
+            </w:r>
+            <w:r>
+              <w:rPr>
+                <w:webHidden/>
+              </w:rPr>
+              <w:tab/>
+            </w:r>
+            <w:r>
+              <w:rPr>
+                <w:webHidden/>
+              </w:rPr>
+              <w:fldChar w:fldCharType="begin"/>
+            </w:r>
+            <w:r>
+              <w:rPr>
+                <w:webHidden/>
+              </w:rPr>
+              <w:instrText xml:space="preserve"> PAGEREF _Toc240459493 \h </w:instrText>
+            </w:r>
+            <w:r>
+              <w:rPr>
+                <w:webHidden/>
+              </w:rPr>
+            </w:r>
+            <w:r>
+              <w:rPr>
+                <w:webHidden/>
+              </w:rPr>
+              <w:fldChar w:fldCharType="separate"/>
+            </w:r>
+            <w:r>
+              <w:rPr>
+                <w:webHidden/>
+              </w:rPr>
+              <w:t>4</w:t>
+            </w:r>
+            <w:r>
+              <w:rPr>
+                <w:webHidden/>
+              </w:rPr>
+              <w:fldChar w:fldCharType="end"/>
+            </w:r>
+          </w:hyperlink>
+        </w:p>
+        <w:p>
+          <w:pPr>
+            <w:pStyle w:val="12"/>
+            <w:rPr>
+              <w:rFonts w:asciiTheme="minorHAnsi" w:hAnsiTheme="minorHAnsi" w:cstheme="minorBidi"/>
+              <w:b w:val="0"/>
+              <w:kern w:val="2"/>
+              <w:sz w:val="21"/>
+              <w:szCs w:val="24"/>
+              <w:lang w:eastAsia="ja-JP"/>
+              <w14:ligatures w14:val="standardContextual"/>
+            </w:rPr>
+          </w:pPr>
+          <w:hyperlink w:anchor="_Toc240459494" w:history="1">
+            <w:r>
+              <w:rPr>
+                <w:rStyle w:val="af8"/>
+                <w:lang w:val="en-GB"/>
+              </w:rPr>
+              <w:t>7 Class occurrence correspondence</w:t>
+            </w:r>
+            <w:r>
+              <w:rPr>
+                <w:webHidden/>
+              </w:rPr>
+              <w:tab/>
+            </w:r>
+            <w:r>
+              <w:rPr>
+                <w:webHidden/>
+              </w:rPr>
+              <w:fldChar w:fldCharType="begin"/>
+            </w:r>
+            <w:r>
+              <w:rPr>
+                <w:webHidden/>
+              </w:rPr>
+              <w:instrText xml:space="preserve"> PAGEREF _Toc240459494 \h </w:instrText>
             </w:r>
             <w:r>
               <w:rPr>
@@ -533,19 +1033,19 @@
               <w:rFonts w:asciiTheme="minorHAnsi" w:hAnsiTheme="minorHAnsi" w:cstheme="minorBidi"/>
               <w:b w:val="0"/>
               <w:kern w:val="2"/>
-              <w:sz w:val="24"/>
+              <w:sz w:val="21"/>
               <w:szCs w:val="24"/>
               <w:lang w:eastAsia="ja-JP"/>
               <w14:ligatures w14:val="standardContextual"/>
             </w:rPr>
           </w:pPr>
-          <w:hyperlink w:anchor="_Toc237588488" w:history="1">
+          <w:hyperlink w:anchor="_Toc240459495" w:history="1">
             <w:r>
               <w:rPr>
                 <w:rStyle w:val="af8"/>
                 <w:lang w:val="en-GB"/>
               </w:rPr>
-              <w:t>2.1 Scope</w:t>
+              <w:t>7.1 Processing order</w:t>
             </w:r>
             <w:r>
               <w:rPr>
@@ -563,7 +1063,7 @@
               <w:rPr>
                 <w:webHidden/>
               </w:rPr>
-              <w:instrText xml:space="preserve"> PAGEREF _Toc237588488 \h </w:instrText>
+              <w:instrText xml:space="preserve"> PAGEREF _Toc240459495 \h </w:instrText>
             </w:r>
             <w:r>
               <w:rPr>
@@ -597,19 +1097,19 @@
               <w:rFonts w:asciiTheme="minorHAnsi" w:hAnsiTheme="minorHAnsi" w:cstheme="minorBidi"/>
               <w:b w:val="0"/>
               <w:kern w:val="2"/>
-              <w:sz w:val="24"/>
+              <w:sz w:val="21"/>
               <w:szCs w:val="24"/>
               <w:lang w:eastAsia="ja-JP"/>
               <w14:ligatures w14:val="standardContextual"/>
             </w:rPr>
           </w:pPr>
-          <w:hyperlink w:anchor="_Toc237588489" w:history="1">
+          <w:hyperlink w:anchor="_Toc240459496" w:history="1">
             <w:r>
               <w:rPr>
                 <w:rStyle w:val="af8"/>
                 <w:lang w:val="en-GB"/>
               </w:rPr>
-              <w:t>2.2 Responsibility boundary</w:t>
+              <w:t>7.2 one_to_one</w:t>
             </w:r>
             <w:r>
               <w:rPr>
@@ -627,7 +1127,7 @@
               <w:rPr>
                 <w:webHidden/>
               </w:rPr>
-              <w:instrText xml:space="preserve"> PAGEREF _Toc237588489 \h </w:instrText>
+              <w:instrText xml:space="preserve"> PAGEREF _Toc240459496 \h </w:instrText>
             </w:r>
             <w:r>
               <w:rPr>
@@ -661,19 +1161,19 @@
               <w:rFonts w:asciiTheme="minorHAnsi" w:hAnsiTheme="minorHAnsi" w:cstheme="minorBidi"/>
               <w:b w:val="0"/>
               <w:kern w:val="2"/>
-              <w:sz w:val="24"/>
+              <w:sz w:val="21"/>
               <w:szCs w:val="24"/>
               <w:lang w:eastAsia="ja-JP"/>
               <w14:ligatures w14:val="standardContextual"/>
             </w:rPr>
           </w:pPr>
-          <w:hyperlink w:anchor="_Toc237588490" w:history="1">
+          <w:hyperlink w:anchor="_Toc240459497" w:history="1">
             <w:r>
               <w:rPr>
                 <w:rStyle w:val="af8"/>
                 <w:lang w:val="en-GB"/>
               </w:rPr>
-              <w:t>2.3 Common library dependency</w:t>
+              <w:t>7.3 Future policies</w:t>
             </w:r>
             <w:r>
               <w:rPr>
@@ -691,7 +1191,7 @@
               <w:rPr>
                 <w:webHidden/>
               </w:rPr>
-              <w:instrText xml:space="preserve"> PAGEREF _Toc237588490 \h </w:instrText>
+              <w:instrText xml:space="preserve"> PAGEREF _Toc240459497 \h </w:instrText>
             </w:r>
             <w:r>
               <w:rPr>
@@ -725,19 +1225,19 @@
               <w:rFonts w:asciiTheme="minorHAnsi" w:hAnsiTheme="minorHAnsi" w:cstheme="minorBidi"/>
               <w:b w:val="0"/>
               <w:kern w:val="2"/>
-              <w:sz w:val="24"/>
+              <w:sz w:val="21"/>
               <w:szCs w:val="24"/>
               <w:lang w:eastAsia="ja-JP"/>
               <w14:ligatures w14:val="standardContextual"/>
             </w:rPr>
           </w:pPr>
-          <w:hyperlink w:anchor="_Toc237588491" w:history="1">
+          <w:hyperlink w:anchor="_Toc240459498" w:history="1">
             <w:r>
               <w:rPr>
                 <w:rStyle w:val="af8"/>
                 <w:lang w:val="en-GB"/>
               </w:rPr>
-              <w:t>3 Terms and definitions</w:t>
+              <w:t>8 Attribute mapping</w:t>
             </w:r>
             <w:r>
               <w:rPr>
@@ -755,7 +1255,7 @@
               <w:rPr>
                 <w:webHidden/>
               </w:rPr>
-              <w:instrText xml:space="preserve"> PAGEREF _Toc237588491 \h </w:instrText>
+              <w:instrText xml:space="preserve"> PAGEREF _Toc240459498 \h </w:instrText>
             </w:r>
             <w:r>
               <w:rPr>
@@ -789,19 +1289,19 @@
               <w:rFonts w:asciiTheme="minorHAnsi" w:hAnsiTheme="minorHAnsi" w:cstheme="minorBidi"/>
               <w:b w:val="0"/>
               <w:kern w:val="2"/>
-              <w:sz w:val="24"/>
+              <w:sz w:val="21"/>
               <w:szCs w:val="24"/>
               <w:lang w:eastAsia="ja-JP"/>
               <w14:ligatures w14:val="standardContextual"/>
             </w:rPr>
           </w:pPr>
-          <w:hyperlink w:anchor="_Toc237588492" w:history="1">
+          <w:hyperlink w:anchor="_Toc240459499" w:history="1">
             <w:r>
               <w:rPr>
                 <w:rStyle w:val="af8"/>
                 <w:lang w:val="en-GB"/>
               </w:rPr>
-              <w:t>4 Program architecture</w:t>
+              <w:t>9 Forward conversion</w:t>
             </w:r>
             <w:r>
               <w:rPr>
@@ -819,7 +1319,7 @@
               <w:rPr>
                 <w:webHidden/>
               </w:rPr>
-              <w:instrText xml:space="preserve"> PAGEREF _Toc237588492 \h </w:instrText>
+              <w:instrText xml:space="preserve"> PAGEREF _Toc240459499 \h </w:instrText>
             </w:r>
             <w:r>
               <w:rPr>
@@ -836,7 +1336,7 @@
               <w:rPr>
                 <w:webHidden/>
               </w:rPr>
-              <w:t>6</w:t>
+              <w:t>5</w:t>
             </w:r>
             <w:r>
               <w:rPr>
@@ -853,19 +1353,19 @@
               <w:rFonts w:asciiTheme="minorHAnsi" w:hAnsiTheme="minorHAnsi" w:cstheme="minorBidi"/>
               <w:b w:val="0"/>
               <w:kern w:val="2"/>
-              <w:sz w:val="24"/>
+              <w:sz w:val="21"/>
               <w:szCs w:val="24"/>
               <w:lang w:eastAsia="ja-JP"/>
               <w14:ligatures w14:val="standardContextual"/>
             </w:rPr>
           </w:pPr>
-          <w:hyperlink w:anchor="_Toc237588493" w:history="1">
+          <w:hyperlink w:anchor="_Toc240459500" w:history="1">
             <w:r>
               <w:rPr>
                 <w:rStyle w:val="af8"/>
                 <w:lang w:val="en-GB"/>
               </w:rPr>
-              <w:t>5 Inputs and outputs</w:t>
+              <w:t>10 Reverse conversion</w:t>
             </w:r>
             <w:r>
               <w:rPr>
@@ -883,7 +1383,7 @@
               <w:rPr>
                 <w:webHidden/>
               </w:rPr>
-              <w:instrText xml:space="preserve"> PAGEREF _Toc237588493 \h </w:instrText>
+              <w:instrText xml:space="preserve"> PAGEREF _Toc240459500 \h </w:instrText>
             </w:r>
             <w:r>
               <w:rPr>
@@ -900,7 +1400,7 @@
               <w:rPr>
                 <w:webHidden/>
               </w:rPr>
-              <w:t>7</w:t>
+              <w:t>5</w:t>
             </w:r>
             <w:r>
               <w:rPr>
@@ -917,19 +1417,19 @@
               <w:rFonts w:asciiTheme="minorHAnsi" w:hAnsiTheme="minorHAnsi" w:cstheme="minorBidi"/>
               <w:b w:val="0"/>
               <w:kern w:val="2"/>
-              <w:sz w:val="24"/>
+              <w:sz w:val="21"/>
               <w:szCs w:val="24"/>
               <w:lang w:eastAsia="ja-JP"/>
               <w14:ligatures w14:val="standardContextual"/>
             </w:rPr>
           </w:pPr>
-          <w:hyperlink w:anchor="_Toc237588494" w:history="1">
+          <w:hyperlink w:anchor="_Toc240459501" w:history="1">
             <w:r>
               <w:rPr>
                 <w:rStyle w:val="af8"/>
                 <w:lang w:val="en-GB"/>
               </w:rPr>
-              <w:t>6 Semantic Table interface</w:t>
+              <w:t>11 Mapping classifications</w:t>
             </w:r>
             <w:r>
               <w:rPr>
@@ -947,7 +1447,7 @@
               <w:rPr>
                 <w:webHidden/>
               </w:rPr>
-              <w:instrText xml:space="preserve"> PAGEREF _Toc237588494 \h </w:instrText>
+              <w:instrText xml:space="preserve"> PAGEREF _Toc240459501 \h </w:instrText>
             </w:r>
             <w:r>
               <w:rPr>
@@ -964,7 +1464,7 @@
               <w:rPr>
                 <w:webHidden/>
               </w:rPr>
-              <w:t>8</w:t>
+              <w:t>5</w:t>
             </w:r>
             <w:r>
               <w:rPr>
@@ -981,19 +1481,19 @@
               <w:rFonts w:asciiTheme="minorHAnsi" w:hAnsiTheme="minorHAnsi" w:cstheme="minorBidi"/>
               <w:b w:val="0"/>
               <w:kern w:val="2"/>
-              <w:sz w:val="24"/>
+              <w:sz w:val="21"/>
               <w:szCs w:val="24"/>
               <w:lang w:eastAsia="ja-JP"/>
               <w14:ligatures w14:val="standardContextual"/>
             </w:rPr>
           </w:pPr>
-          <w:hyperlink w:anchor="_Toc237588495" w:history="1">
+          <w:hyperlink w:anchor="_Toc240459502" w:history="1">
             <w:r>
               <w:rPr>
                 <w:rStyle w:val="af8"/>
                 <w:lang w:val="en-GB"/>
               </w:rPr>
-              <w:t>7 Class occurrence correspondence</w:t>
+              <w:t>12 ADC and XBRL GL Next</w:t>
             </w:r>
             <w:r>
               <w:rPr>
@@ -1011,7 +1511,7 @@
               <w:rPr>
                 <w:webHidden/>
               </w:rPr>
-              <w:instrText xml:space="preserve"> PAGEREF _Toc237588495 \h </w:instrText>
+              <w:instrText xml:space="preserve"> PAGEREF _Toc240459502 \h </w:instrText>
             </w:r>
             <w:r>
               <w:rPr>
@@ -1028,7 +1528,263 @@
               <w:rPr>
                 <w:webHidden/>
               </w:rPr>
-              <w:t>9</w:t>
+              <w:t>5</w:t>
+            </w:r>
+            <w:r>
+              <w:rPr>
+                <w:webHidden/>
+              </w:rPr>
+              <w:fldChar w:fldCharType="end"/>
+            </w:r>
+          </w:hyperlink>
+        </w:p>
+        <w:p>
+          <w:pPr>
+            <w:pStyle w:val="12"/>
+            <w:rPr>
+              <w:rFonts w:asciiTheme="minorHAnsi" w:hAnsiTheme="minorHAnsi" w:cstheme="minorBidi"/>
+              <w:b w:val="0"/>
+              <w:kern w:val="2"/>
+              <w:sz w:val="21"/>
+              <w:szCs w:val="24"/>
+              <w:lang w:eastAsia="ja-JP"/>
+              <w14:ligatures w14:val="standardContextual"/>
+            </w:rPr>
+          </w:pPr>
+          <w:hyperlink w:anchor="_Toc240459503" w:history="1">
+            <w:r>
+              <w:rPr>
+                <w:rStyle w:val="af8"/>
+                <w:lang w:val="en-GB"/>
+              </w:rPr>
+              <w:t>13 Diagnostics</w:t>
+            </w:r>
+            <w:r>
+              <w:rPr>
+                <w:webHidden/>
+              </w:rPr>
+              <w:tab/>
+            </w:r>
+            <w:r>
+              <w:rPr>
+                <w:webHidden/>
+              </w:rPr>
+              <w:fldChar w:fldCharType="begin"/>
+            </w:r>
+            <w:r>
+              <w:rPr>
+                <w:webHidden/>
+              </w:rPr>
+              <w:instrText xml:space="preserve"> PAGEREF _Toc240459503 \h </w:instrText>
+            </w:r>
+            <w:r>
+              <w:rPr>
+                <w:webHidden/>
+              </w:rPr>
+            </w:r>
+            <w:r>
+              <w:rPr>
+                <w:webHidden/>
+              </w:rPr>
+              <w:fldChar w:fldCharType="separate"/>
+            </w:r>
+            <w:r>
+              <w:rPr>
+                <w:webHidden/>
+              </w:rPr>
+              <w:t>6</w:t>
+            </w:r>
+            <w:r>
+              <w:rPr>
+                <w:webHidden/>
+              </w:rPr>
+              <w:fldChar w:fldCharType="end"/>
+            </w:r>
+          </w:hyperlink>
+        </w:p>
+        <w:p>
+          <w:pPr>
+            <w:pStyle w:val="12"/>
+            <w:rPr>
+              <w:rFonts w:asciiTheme="minorHAnsi" w:hAnsiTheme="minorHAnsi" w:cstheme="minorBidi"/>
+              <w:b w:val="0"/>
+              <w:kern w:val="2"/>
+              <w:sz w:val="21"/>
+              <w:szCs w:val="24"/>
+              <w:lang w:eastAsia="ja-JP"/>
+              <w14:ligatures w14:val="standardContextual"/>
+            </w:rPr>
+          </w:pPr>
+          <w:hyperlink w:anchor="_Toc240459504" w:history="1">
+            <w:r>
+              <w:rPr>
+                <w:rStyle w:val="af8"/>
+                <w:lang w:val="en-GB"/>
+              </w:rPr>
+              <w:t>14 Command-line interface</w:t>
+            </w:r>
+            <w:r>
+              <w:rPr>
+                <w:webHidden/>
+              </w:rPr>
+              <w:tab/>
+            </w:r>
+            <w:r>
+              <w:rPr>
+                <w:webHidden/>
+              </w:rPr>
+              <w:fldChar w:fldCharType="begin"/>
+            </w:r>
+            <w:r>
+              <w:rPr>
+                <w:webHidden/>
+              </w:rPr>
+              <w:instrText xml:space="preserve"> PAGEREF _Toc240459504 \h </w:instrText>
+            </w:r>
+            <w:r>
+              <w:rPr>
+                <w:webHidden/>
+              </w:rPr>
+            </w:r>
+            <w:r>
+              <w:rPr>
+                <w:webHidden/>
+              </w:rPr>
+              <w:fldChar w:fldCharType="separate"/>
+            </w:r>
+            <w:r>
+              <w:rPr>
+                <w:webHidden/>
+              </w:rPr>
+              <w:t>6</w:t>
+            </w:r>
+            <w:r>
+              <w:rPr>
+                <w:webHidden/>
+              </w:rPr>
+              <w:fldChar w:fldCharType="end"/>
+            </w:r>
+          </w:hyperlink>
+        </w:p>
+        <w:p>
+          <w:pPr>
+            <w:pStyle w:val="12"/>
+            <w:rPr>
+              <w:rFonts w:asciiTheme="minorHAnsi" w:hAnsiTheme="minorHAnsi" w:cstheme="minorBidi"/>
+              <w:b w:val="0"/>
+              <w:kern w:val="2"/>
+              <w:sz w:val="21"/>
+              <w:szCs w:val="24"/>
+              <w:lang w:eastAsia="ja-JP"/>
+              <w14:ligatures w14:val="standardContextual"/>
+            </w:rPr>
+          </w:pPr>
+          <w:hyperlink w:anchor="_Toc240459505" w:history="1">
+            <w:r>
+              <w:rPr>
+                <w:rStyle w:val="af8"/>
+                <w:lang w:val="en-GB"/>
+              </w:rPr>
+              <w:t>15 Testing and conformance</w:t>
+            </w:r>
+            <w:r>
+              <w:rPr>
+                <w:webHidden/>
+              </w:rPr>
+              <w:tab/>
+            </w:r>
+            <w:r>
+              <w:rPr>
+                <w:webHidden/>
+              </w:rPr>
+              <w:fldChar w:fldCharType="begin"/>
+            </w:r>
+            <w:r>
+              <w:rPr>
+                <w:webHidden/>
+              </w:rPr>
+              <w:instrText xml:space="preserve"> PAGEREF _Toc240459505 \h </w:instrText>
+            </w:r>
+            <w:r>
+              <w:rPr>
+                <w:webHidden/>
+              </w:rPr>
+            </w:r>
+            <w:r>
+              <w:rPr>
+                <w:webHidden/>
+              </w:rPr>
+              <w:fldChar w:fldCharType="separate"/>
+            </w:r>
+            <w:r>
+              <w:rPr>
+                <w:webHidden/>
+              </w:rPr>
+              <w:t>6</w:t>
+            </w:r>
+            <w:r>
+              <w:rPr>
+                <w:webHidden/>
+              </w:rPr>
+              <w:fldChar w:fldCharType="end"/>
+            </w:r>
+          </w:hyperlink>
+        </w:p>
+        <w:p>
+          <w:pPr>
+            <w:pStyle w:val="12"/>
+            <w:rPr>
+              <w:rFonts w:asciiTheme="minorHAnsi" w:hAnsiTheme="minorHAnsi" w:cstheme="minorBidi"/>
+              <w:b w:val="0"/>
+              <w:kern w:val="2"/>
+              <w:sz w:val="21"/>
+              <w:szCs w:val="24"/>
+              <w:lang w:eastAsia="ja-JP"/>
+              <w14:ligatures w14:val="standardContextual"/>
+            </w:rPr>
+          </w:pPr>
+          <w:hyperlink w:anchor="_Toc240459506" w:history="1">
+            <w:r>
+              <w:rPr>
+                <w:rStyle w:val="af8"/>
+                <w:lang w:val="en-GB"/>
+              </w:rPr>
+              <w:t>16 Implementation-element specification</w:t>
+            </w:r>
+            <w:r>
+              <w:rPr>
+                <w:webHidden/>
+              </w:rPr>
+              <w:tab/>
+            </w:r>
+            <w:r>
+              <w:rPr>
+                <w:webHidden/>
+              </w:rPr>
+              <w:fldChar w:fldCharType="begin"/>
+            </w:r>
+            <w:r>
+              <w:rPr>
+                <w:webHidden/>
+              </w:rPr>
+              <w:instrText xml:space="preserve"> PAGEREF _Toc240459506 \h </w:instrText>
+            </w:r>
+            <w:r>
+              <w:rPr>
+                <w:webHidden/>
+              </w:rPr>
+            </w:r>
+            <w:r>
+              <w:rPr>
+                <w:webHidden/>
+              </w:rPr>
+              <w:fldChar w:fldCharType="separate"/>
+            </w:r>
+            <w:r>
+              <w:rPr>
+                <w:webHidden/>
+              </w:rPr>
+              <w:t>6</w:t>
             </w:r>
             <w:r>
               <w:rPr>
@@ -1045,19 +1801,19 @@
               <w:rFonts w:asciiTheme="minorHAnsi" w:hAnsiTheme="minorHAnsi" w:cstheme="minorBidi"/>
               <w:b w:val="0"/>
               <w:kern w:val="2"/>
-              <w:sz w:val="24"/>
+              <w:sz w:val="21"/>
               <w:szCs w:val="24"/>
               <w:lang w:eastAsia="ja-JP"/>
               <w14:ligatures w14:val="standardContextual"/>
             </w:rPr>
           </w:pPr>
-          <w:hyperlink w:anchor="_Toc237588496" w:history="1">
+          <w:hyperlink w:anchor="_Toc240459507" w:history="1">
             <w:r>
               <w:rPr>
                 <w:rStyle w:val="af8"/>
                 <w:lang w:val="en-GB"/>
               </w:rPr>
-              <w:t>7.1 Processing order</w:t>
+              <w:t>16.1 Module-level constants and configuration</w:t>
             </w:r>
             <w:r>
               <w:rPr>
@@ -1075,7 +1831,7 @@
               <w:rPr>
                 <w:webHidden/>
               </w:rPr>
-              <w:instrText xml:space="preserve"> PAGEREF _Toc237588496 \h </w:instrText>
+              <w:instrText xml:space="preserve"> PAGEREF _Toc240459507 \h </w:instrText>
             </w:r>
             <w:r>
               <w:rPr>
@@ -1092,7 +1848,7 @@
               <w:rPr>
                 <w:webHidden/>
               </w:rPr>
-              <w:t>9</w:t>
+              <w:t>6</w:t>
             </w:r>
             <w:r>
               <w:rPr>
@@ -1109,19 +1865,19 @@
               <w:rFonts w:asciiTheme="minorHAnsi" w:hAnsiTheme="minorHAnsi" w:cstheme="minorBidi"/>
               <w:b w:val="0"/>
               <w:kern w:val="2"/>
-              <w:sz w:val="24"/>
+              <w:sz w:val="21"/>
               <w:szCs w:val="24"/>
               <w:lang w:eastAsia="ja-JP"/>
               <w14:ligatures w14:val="standardContextual"/>
             </w:rPr>
           </w:pPr>
-          <w:hyperlink w:anchor="_Toc237588497" w:history="1">
+          <w:hyperlink w:anchor="_Toc240459508" w:history="1">
             <w:r>
               <w:rPr>
                 <w:rStyle w:val="af8"/>
                 <w:lang w:val="en-GB"/>
               </w:rPr>
-              <w:t>7.2 one_to_one</w:t>
+              <w:t>16.2 Classes</w:t>
             </w:r>
             <w:r>
               <w:rPr>
@@ -1139,7 +1895,7 @@
               <w:rPr>
                 <w:webHidden/>
               </w:rPr>
-              <w:instrText xml:space="preserve"> PAGEREF _Toc237588497 \h </w:instrText>
+              <w:instrText xml:space="preserve"> PAGEREF _Toc240459508 \h </w:instrText>
             </w:r>
             <w:r>
               <w:rPr>
@@ -1156,7 +1912,7 @@
               <w:rPr>
                 <w:webHidden/>
               </w:rPr>
-              <w:t>9</w:t>
+              <w:t>7</w:t>
             </w:r>
             <w:r>
               <w:rPr>
@@ -1173,19 +1929,19 @@
               <w:rFonts w:asciiTheme="minorHAnsi" w:hAnsiTheme="minorHAnsi" w:cstheme="minorBidi"/>
               <w:b w:val="0"/>
               <w:kern w:val="2"/>
-              <w:sz w:val="24"/>
+              <w:sz w:val="21"/>
               <w:szCs w:val="24"/>
               <w:lang w:eastAsia="ja-JP"/>
               <w14:ligatures w14:val="standardContextual"/>
             </w:rPr>
           </w:pPr>
-          <w:hyperlink w:anchor="_Toc237588498" w:history="1">
+          <w:hyperlink w:anchor="_Toc240459509" w:history="1">
             <w:r>
               <w:rPr>
                 <w:rStyle w:val="af8"/>
                 <w:lang w:val="en-GB"/>
               </w:rPr>
-              <w:t>7.3 Future policies</w:t>
+              <w:t>16.3 Functions</w:t>
             </w:r>
             <w:r>
               <w:rPr>
@@ -1203,7 +1959,7 @@
               <w:rPr>
                 <w:webHidden/>
               </w:rPr>
-              <w:instrText xml:space="preserve"> PAGEREF _Toc237588498 \h </w:instrText>
+              <w:instrText xml:space="preserve"> PAGEREF _Toc240459509 \h </w:instrText>
             </w:r>
             <w:r>
               <w:rPr>
@@ -1220,7 +1976,7 @@
               <w:rPr>
                 <w:webHidden/>
               </w:rPr>
-              <w:t>9</w:t>
+              <w:t>7</w:t>
             </w:r>
             <w:r>
               <w:rPr>
@@ -1237,19 +1993,19 @@
               <w:rFonts w:asciiTheme="minorHAnsi" w:hAnsiTheme="minorHAnsi" w:cstheme="minorBidi"/>
               <w:b w:val="0"/>
               <w:kern w:val="2"/>
-              <w:sz w:val="24"/>
+              <w:sz w:val="21"/>
               <w:szCs w:val="24"/>
               <w:lang w:eastAsia="ja-JP"/>
               <w14:ligatures w14:val="standardContextual"/>
             </w:rPr>
           </w:pPr>
-          <w:hyperlink w:anchor="_Toc237588499" w:history="1">
+          <w:hyperlink w:anchor="_Toc240459510" w:history="1">
             <w:r>
               <w:rPr>
                 <w:rStyle w:val="af8"/>
                 <w:lang w:val="en-GB"/>
               </w:rPr>
-              <w:t>8 Attribute mapping</w:t>
+              <w:t>17 Common-library and Semantic Table use</w:t>
             </w:r>
             <w:r>
               <w:rPr>
@@ -1267,7 +2023,7 @@
               <w:rPr>
                 <w:webHidden/>
               </w:rPr>
-              <w:instrText xml:space="preserve"> PAGEREF _Toc237588499 \h </w:instrText>
+              <w:instrText xml:space="preserve"> PAGEREF _Toc240459510 \h </w:instrText>
             </w:r>
             <w:r>
               <w:rPr>
@@ -1284,7 +2040,71 @@
               <w:rPr>
                 <w:webHidden/>
               </w:rPr>
-              <w:t>10</w:t>
+              <w:t>7</w:t>
+            </w:r>
+            <w:r>
+              <w:rPr>
+                <w:webHidden/>
+              </w:rPr>
+              <w:fldChar w:fldCharType="end"/>
+            </w:r>
+          </w:hyperlink>
+        </w:p>
+        <w:p>
+          <w:pPr>
+            <w:pStyle w:val="26"/>
+            <w:rPr>
+              <w:rFonts w:asciiTheme="minorHAnsi" w:hAnsiTheme="minorHAnsi" w:cstheme="minorBidi"/>
+              <w:b w:val="0"/>
+              <w:kern w:val="2"/>
+              <w:sz w:val="21"/>
+              <w:szCs w:val="24"/>
+              <w:lang w:eastAsia="ja-JP"/>
+              <w14:ligatures w14:val="standardContextual"/>
+            </w:rPr>
+          </w:pPr>
+          <w:hyperlink w:anchor="_Toc240459511" w:history="1">
+            <w:r>
+              <w:rPr>
+                <w:rStyle w:val="af8"/>
+                <w:lang w:val="en-GB"/>
+              </w:rPr>
+              <w:t>17.1 Implementation status</w:t>
+            </w:r>
+            <w:r>
+              <w:rPr>
+                <w:webHidden/>
+              </w:rPr>
+              <w:tab/>
+            </w:r>
+            <w:r>
+              <w:rPr>
+                <w:webHidden/>
+              </w:rPr>
+              <w:fldChar w:fldCharType="begin"/>
+            </w:r>
+            <w:r>
+              <w:rPr>
+                <w:webHidden/>
+              </w:rPr>
+              <w:instrText xml:space="preserve"> PAGEREF _Toc240459511 \h </w:instrText>
+            </w:r>
+            <w:r>
+              <w:rPr>
+                <w:webHidden/>
+              </w:rPr>
+            </w:r>
+            <w:r>
+              <w:rPr>
+                <w:webHidden/>
+              </w:rPr>
+              <w:fldChar w:fldCharType="separate"/>
+            </w:r>
+            <w:r>
+              <w:rPr>
+                <w:webHidden/>
+              </w:rPr>
+              <w:t>8</w:t>
             </w:r>
             <w:r>
               <w:rPr>
@@ -1301,19 +2121,19 @@
               <w:rFonts w:asciiTheme="minorHAnsi" w:hAnsiTheme="minorHAnsi" w:cstheme="minorBidi"/>
               <w:b w:val="0"/>
               <w:kern w:val="2"/>
-              <w:sz w:val="24"/>
+              <w:sz w:val="21"/>
               <w:szCs w:val="24"/>
               <w:lang w:eastAsia="ja-JP"/>
               <w14:ligatures w14:val="standardContextual"/>
             </w:rPr>
           </w:pPr>
-          <w:hyperlink w:anchor="_Toc237588500" w:history="1">
+          <w:hyperlink w:anchor="_Toc240459512" w:history="1">
             <w:r>
               <w:rPr>
                 <w:rStyle w:val="af8"/>
                 <w:lang w:val="en-GB"/>
               </w:rPr>
-              <w:t>9 Forward conversion</w:t>
+              <w:t>Appendix A (informative) ADC to XBRL GL Next example</w:t>
             </w:r>
             <w:r>
               <w:rPr>
@@ -1331,7 +2151,7 @@
               <w:rPr>
                 <w:webHidden/>
               </w:rPr>
-              <w:instrText xml:space="preserve"> PAGEREF _Toc237588500 \h </w:instrText>
+              <w:instrText xml:space="preserve"> PAGEREF _Toc240459512 \h </w:instrText>
             </w:r>
             <w:r>
               <w:rPr>
@@ -1348,7 +2168,7 @@
               <w:rPr>
                 <w:webHidden/>
               </w:rPr>
-              <w:t>11</w:t>
+              <w:t>8</w:t>
             </w:r>
             <w:r>
               <w:rPr>
@@ -1365,19 +2185,19 @@
               <w:rFonts w:asciiTheme="minorHAnsi" w:hAnsiTheme="minorHAnsi" w:cstheme="minorBidi"/>
               <w:b w:val="0"/>
               <w:kern w:val="2"/>
-              <w:sz w:val="24"/>
+              <w:sz w:val="21"/>
               <w:szCs w:val="24"/>
               <w:lang w:eastAsia="ja-JP"/>
               <w14:ligatures w14:val="standardContextual"/>
             </w:rPr>
           </w:pPr>
-          <w:hyperlink w:anchor="_Toc237588501" w:history="1">
+          <w:hyperlink w:anchor="_Toc240459513" w:history="1">
             <w:r>
               <w:rPr>
                 <w:rStyle w:val="af8"/>
                 <w:lang w:val="en-GB"/>
               </w:rPr>
-              <w:t>10 Reverse conversion</w:t>
+              <w:t>References</w:t>
             </w:r>
             <w:r>
               <w:rPr>
@@ -1395,7 +2215,7 @@
               <w:rPr>
                 <w:webHidden/>
               </w:rPr>
-              <w:instrText xml:space="preserve"> PAGEREF _Toc237588501 \h </w:instrText>
+              <w:instrText xml:space="preserve"> PAGEREF _Toc240459513 \h </w:instrText>
             </w:r>
             <w:r>
               <w:rPr>
@@ -1412,7 +2232,7 @@
               <w:rPr>
                 <w:webHidden/>
               </w:rPr>
-              <w:t>12</w:t>
+              <w:t>8</w:t>
             </w:r>
             <w:r>
               <w:rPr>
@@ -1429,19 +2249,19 @@
               <w:rFonts w:asciiTheme="minorHAnsi" w:hAnsiTheme="minorHAnsi" w:cstheme="minorBidi"/>
               <w:b w:val="0"/>
               <w:kern w:val="2"/>
-              <w:sz w:val="24"/>
+              <w:sz w:val="21"/>
               <w:szCs w:val="24"/>
               <w:lang w:eastAsia="ja-JP"/>
               <w14:ligatures w14:val="standardContextual"/>
             </w:rPr>
           </w:pPr>
-          <w:hyperlink w:anchor="_Toc237588502" w:history="1">
+          <w:hyperlink w:anchor="_Toc240459514" w:history="1">
             <w:r>
               <w:rPr>
                 <w:rStyle w:val="af8"/>
                 <w:lang w:val="en-GB"/>
               </w:rPr>
-              <w:t>11 Mapping classifications</w:t>
+              <w:t>Validated cross-model reversible subset (2026-08-22)</w:t>
             </w:r>
             <w:r>
               <w:rPr>
@@ -1459,7 +2279,7 @@
               <w:rPr>
                 <w:webHidden/>
               </w:rPr>
-              <w:instrText xml:space="preserve"> PAGEREF _Toc237588502 \h </w:instrText>
+              <w:instrText xml:space="preserve"> PAGEREF _Toc240459514 \h </w:instrText>
             </w:r>
             <w:r>
               <w:rPr>
@@ -1476,7 +2296,7 @@
               <w:rPr>
                 <w:webHidden/>
               </w:rPr>
-              <w:t>13</w:t>
+              <w:t>9</w:t>
             </w:r>
             <w:r>
               <w:rPr>
@@ -1493,19 +2313,19 @@
               <w:rFonts w:asciiTheme="minorHAnsi" w:hAnsiTheme="minorHAnsi" w:cstheme="minorBidi"/>
               <w:b w:val="0"/>
               <w:kern w:val="2"/>
-              <w:sz w:val="24"/>
+              <w:sz w:val="21"/>
               <w:szCs w:val="24"/>
               <w:lang w:eastAsia="ja-JP"/>
               <w14:ligatures w14:val="standardContextual"/>
             </w:rPr>
           </w:pPr>
-          <w:hyperlink w:anchor="_Toc237588503" w:history="1">
+          <w:hyperlink w:anchor="_Toc240459515" w:history="1">
             <w:r>
               <w:rPr>
                 <w:rStyle w:val="af8"/>
                 <w:lang w:val="en-GB"/>
               </w:rPr>
-              <w:t>12 ADC and XBRL GL Next</w:t>
+              <w:t>Specification Accepted on 2026/9/15</w:t>
             </w:r>
             <w:r>
               <w:rPr>
@@ -1523,7 +2343,7 @@
               <w:rPr>
                 <w:webHidden/>
               </w:rPr>
-              <w:instrText xml:space="preserve"> PAGEREF _Toc237588503 \h </w:instrText>
+              <w:instrText xml:space="preserve"> PAGEREF _Toc240459515 \h </w:instrText>
             </w:r>
             <w:r>
               <w:rPr>
@@ -1540,263 +2360,7 @@
               <w:rPr>
                 <w:webHidden/>
               </w:rPr>
-              <w:t>14</w:t>
-            </w:r>
-            <w:r>
-              <w:rPr>
-                <w:webHidden/>
-              </w:rPr>
-              <w:fldChar w:fldCharType="end"/>
-            </w:r>
-          </w:hyperlink>
-        </w:p>
-        <w:p>
-          <w:pPr>
-            <w:pStyle w:val="12"/>
-            <w:rPr>
-              <w:rFonts w:asciiTheme="minorHAnsi" w:hAnsiTheme="minorHAnsi" w:cstheme="minorBidi"/>
-              <w:b w:val="0"/>
-              <w:kern w:val="2"/>
-              <w:sz w:val="24"/>
-              <w:szCs w:val="24"/>
-              <w:lang w:eastAsia="ja-JP"/>
-              <w14:ligatures w14:val="standardContextual"/>
-            </w:rPr>
-          </w:pPr>
-          <w:hyperlink w:anchor="_Toc237588504" w:history="1">
-            <w:r>
-              <w:rPr>
-                <w:rStyle w:val="af8"/>
-                <w:lang w:val="en-GB"/>
-              </w:rPr>
-              <w:t>13 Diagnostics</w:t>
-            </w:r>
-            <w:r>
-              <w:rPr>
-                <w:webHidden/>
-              </w:rPr>
-              <w:tab/>
-            </w:r>
-            <w:r>
-              <w:rPr>
-                <w:webHidden/>
-              </w:rPr>
-              <w:fldChar w:fldCharType="begin"/>
-            </w:r>
-            <w:r>
-              <w:rPr>
-                <w:webHidden/>
-              </w:rPr>
-              <w:instrText xml:space="preserve"> PAGEREF _Toc237588504 \h </w:instrText>
-            </w:r>
-            <w:r>
-              <w:rPr>
-                <w:webHidden/>
-              </w:rPr>
-            </w:r>
-            <w:r>
-              <w:rPr>
-                <w:webHidden/>
-              </w:rPr>
-              <w:fldChar w:fldCharType="separate"/>
-            </w:r>
-            <w:r>
-              <w:rPr>
-                <w:webHidden/>
-              </w:rPr>
-              <w:t>15</w:t>
-            </w:r>
-            <w:r>
-              <w:rPr>
-                <w:webHidden/>
-              </w:rPr>
-              <w:fldChar w:fldCharType="end"/>
-            </w:r>
-          </w:hyperlink>
-        </w:p>
-        <w:p>
-          <w:pPr>
-            <w:pStyle w:val="12"/>
-            <w:rPr>
-              <w:rFonts w:asciiTheme="minorHAnsi" w:hAnsiTheme="minorHAnsi" w:cstheme="minorBidi"/>
-              <w:b w:val="0"/>
-              <w:kern w:val="2"/>
-              <w:sz w:val="24"/>
-              <w:szCs w:val="24"/>
-              <w:lang w:eastAsia="ja-JP"/>
-              <w14:ligatures w14:val="standardContextual"/>
-            </w:rPr>
-          </w:pPr>
-          <w:hyperlink w:anchor="_Toc237588505" w:history="1">
-            <w:r>
-              <w:rPr>
-                <w:rStyle w:val="af8"/>
-                <w:lang w:val="en-GB"/>
-              </w:rPr>
-              <w:t>14 Command-line interface</w:t>
-            </w:r>
-            <w:r>
-              <w:rPr>
-                <w:webHidden/>
-              </w:rPr>
-              <w:tab/>
-            </w:r>
-            <w:r>
-              <w:rPr>
-                <w:webHidden/>
-              </w:rPr>
-              <w:fldChar w:fldCharType="begin"/>
-            </w:r>
-            <w:r>
-              <w:rPr>
-                <w:webHidden/>
-              </w:rPr>
-              <w:instrText xml:space="preserve"> PAGEREF _Toc237588505 \h </w:instrText>
-            </w:r>
-            <w:r>
-              <w:rPr>
-                <w:webHidden/>
-              </w:rPr>
-            </w:r>
-            <w:r>
-              <w:rPr>
-                <w:webHidden/>
-              </w:rPr>
-              <w:fldChar w:fldCharType="separate"/>
-            </w:r>
-            <w:r>
-              <w:rPr>
-                <w:webHidden/>
-              </w:rPr>
-              <w:t>16</w:t>
-            </w:r>
-            <w:r>
-              <w:rPr>
-                <w:webHidden/>
-              </w:rPr>
-              <w:fldChar w:fldCharType="end"/>
-            </w:r>
-          </w:hyperlink>
-        </w:p>
-        <w:p>
-          <w:pPr>
-            <w:pStyle w:val="12"/>
-            <w:rPr>
-              <w:rFonts w:asciiTheme="minorHAnsi" w:hAnsiTheme="minorHAnsi" w:cstheme="minorBidi"/>
-              <w:b w:val="0"/>
-              <w:kern w:val="2"/>
-              <w:sz w:val="24"/>
-              <w:szCs w:val="24"/>
-              <w:lang w:eastAsia="ja-JP"/>
-              <w14:ligatures w14:val="standardContextual"/>
-            </w:rPr>
-          </w:pPr>
-          <w:hyperlink w:anchor="_Toc237588506" w:history="1">
-            <w:r>
-              <w:rPr>
-                <w:rStyle w:val="af8"/>
-                <w:lang w:val="en-GB"/>
-              </w:rPr>
-              <w:t>15 Testing and conformance</w:t>
-            </w:r>
-            <w:r>
-              <w:rPr>
-                <w:webHidden/>
-              </w:rPr>
-              <w:tab/>
-            </w:r>
-            <w:r>
-              <w:rPr>
-                <w:webHidden/>
-              </w:rPr>
-              <w:fldChar w:fldCharType="begin"/>
-            </w:r>
-            <w:r>
-              <w:rPr>
-                <w:webHidden/>
-              </w:rPr>
-              <w:instrText xml:space="preserve"> PAGEREF _Toc237588506 \h </w:instrText>
-            </w:r>
-            <w:r>
-              <w:rPr>
-                <w:webHidden/>
-              </w:rPr>
-            </w:r>
-            <w:r>
-              <w:rPr>
-                <w:webHidden/>
-              </w:rPr>
-              <w:fldChar w:fldCharType="separate"/>
-            </w:r>
-            <w:r>
-              <w:rPr>
-                <w:webHidden/>
-              </w:rPr>
-              <w:t>17</w:t>
-            </w:r>
-            <w:r>
-              <w:rPr>
-                <w:webHidden/>
-              </w:rPr>
-              <w:fldChar w:fldCharType="end"/>
-            </w:r>
-          </w:hyperlink>
-        </w:p>
-        <w:p>
-          <w:pPr>
-            <w:pStyle w:val="12"/>
-            <w:rPr>
-              <w:rFonts w:asciiTheme="minorHAnsi" w:hAnsiTheme="minorHAnsi" w:cstheme="minorBidi"/>
-              <w:b w:val="0"/>
-              <w:kern w:val="2"/>
-              <w:sz w:val="24"/>
-              <w:szCs w:val="24"/>
-              <w:lang w:eastAsia="ja-JP"/>
-              <w14:ligatures w14:val="standardContextual"/>
-            </w:rPr>
-          </w:pPr>
-          <w:hyperlink w:anchor="_Toc237588507" w:history="1">
-            <w:r>
-              <w:rPr>
-                <w:rStyle w:val="af8"/>
-                <w:lang w:val="en-GB"/>
-              </w:rPr>
-              <w:t>16 Implementation-element specification</w:t>
-            </w:r>
-            <w:r>
-              <w:rPr>
-                <w:webHidden/>
-              </w:rPr>
-              <w:tab/>
-            </w:r>
-            <w:r>
-              <w:rPr>
-                <w:webHidden/>
-              </w:rPr>
-              <w:fldChar w:fldCharType="begin"/>
-            </w:r>
-            <w:r>
-              <w:rPr>
-                <w:webHidden/>
-              </w:rPr>
-              <w:instrText xml:space="preserve"> PAGEREF _Toc237588507 \h </w:instrText>
-            </w:r>
-            <w:r>
-              <w:rPr>
-                <w:webHidden/>
-              </w:rPr>
-            </w:r>
-            <w:r>
-              <w:rPr>
-                <w:webHidden/>
-              </w:rPr>
-              <w:fldChar w:fldCharType="separate"/>
-            </w:r>
-            <w:r>
-              <w:rPr>
-                <w:webHidden/>
-              </w:rPr>
-              <w:t>18</w:t>
+              <w:t>10</w:t>
             </w:r>
             <w:r>
               <w:rPr>
@@ -1813,19 +2377,19 @@
               <w:rFonts w:asciiTheme="minorHAnsi" w:hAnsiTheme="minorHAnsi" w:cstheme="minorBidi"/>
               <w:b w:val="0"/>
               <w:kern w:val="2"/>
-              <w:sz w:val="24"/>
+              <w:sz w:val="21"/>
               <w:szCs w:val="24"/>
               <w:lang w:eastAsia="ja-JP"/>
               <w14:ligatures w14:val="standardContextual"/>
             </w:rPr>
           </w:pPr>
-          <w:hyperlink w:anchor="_Toc237588508" w:history="1">
+          <w:hyperlink w:anchor="_Toc240459516" w:history="1">
             <w:r>
               <w:rPr>
                 <w:rStyle w:val="af8"/>
                 <w:lang w:val="en-GB"/>
               </w:rPr>
-              <w:t>16.1 Module-level constants and configuration</w:t>
+              <w:t>Identifiers in the Binding and Structured CSV</w:t>
             </w:r>
             <w:r>
               <w:rPr>
@@ -1843,7 +2407,7 @@
               <w:rPr>
                 <w:webHidden/>
               </w:rPr>
-              <w:instrText xml:space="preserve"> PAGEREF _Toc237588508 \h </w:instrText>
+              <w:instrText xml:space="preserve"> PAGEREF _Toc240459516 \h </w:instrText>
             </w:r>
             <w:r>
               <w:rPr>
@@ -1860,7 +2424,7 @@
               <w:rPr>
                 <w:webHidden/>
               </w:rPr>
-              <w:t>18</w:t>
+              <w:t>10</w:t>
             </w:r>
             <w:r>
               <w:rPr>
@@ -1877,19 +2441,19 @@
               <w:rFonts w:asciiTheme="minorHAnsi" w:hAnsiTheme="minorHAnsi" w:cstheme="minorBidi"/>
               <w:b w:val="0"/>
               <w:kern w:val="2"/>
-              <w:sz w:val="24"/>
+              <w:sz w:val="21"/>
               <w:szCs w:val="24"/>
               <w:lang w:eastAsia="ja-JP"/>
               <w14:ligatures w14:val="standardContextual"/>
             </w:rPr>
           </w:pPr>
-          <w:hyperlink w:anchor="_Toc237588509" w:history="1">
+          <w:hyperlink w:anchor="_Toc240459517" w:history="1">
             <w:r>
               <w:rPr>
                 <w:rStyle w:val="af8"/>
                 <w:lang w:val="en-GB"/>
               </w:rPr>
-              <w:t>16.2 Classes</w:t>
+              <w:t>Taxonomy and Validation Entry Points</w:t>
             </w:r>
             <w:r>
               <w:rPr>
@@ -1907,7 +2471,7 @@
               <w:rPr>
                 <w:webHidden/>
               </w:rPr>
-              <w:instrText xml:space="preserve"> PAGEREF _Toc237588509 \h </w:instrText>
+              <w:instrText xml:space="preserve"> PAGEREF _Toc240459517 \h </w:instrText>
             </w:r>
             <w:r>
               <w:rPr>
@@ -1924,7 +2488,7 @@
               <w:rPr>
                 <w:webHidden/>
               </w:rPr>
-              <w:t>18</w:t>
+              <w:t>10</w:t>
             </w:r>
             <w:r>
               <w:rPr>
@@ -1941,19 +2505,19 @@
               <w:rFonts w:asciiTheme="minorHAnsi" w:hAnsiTheme="minorHAnsi" w:cstheme="minorBidi"/>
               <w:b w:val="0"/>
               <w:kern w:val="2"/>
-              <w:sz w:val="24"/>
+              <w:sz w:val="21"/>
               <w:szCs w:val="24"/>
               <w:lang w:eastAsia="ja-JP"/>
               <w14:ligatures w14:val="standardContextual"/>
             </w:rPr>
           </w:pPr>
-          <w:hyperlink w:anchor="_Toc237588510" w:history="1">
+          <w:hyperlink w:anchor="_Toc240459518" w:history="1">
             <w:r>
               <w:rPr>
                 <w:rStyle w:val="af8"/>
                 <w:lang w:val="en-GB"/>
               </w:rPr>
-              <w:t>16.3 Functions</w:t>
+              <w:t>Structured CSV, Formal xBRL-CSV, and LedgerExplorer</w:t>
             </w:r>
             <w:r>
               <w:rPr>
@@ -1971,7 +2535,7 @@
               <w:rPr>
                 <w:webHidden/>
               </w:rPr>
-              <w:instrText xml:space="preserve"> PAGEREF _Toc237588510 \h </w:instrText>
+              <w:instrText xml:space="preserve"> PAGEREF _Toc240459518 \h </w:instrText>
             </w:r>
             <w:r>
               <w:rPr>
@@ -1988,71 +2552,7 @@
               <w:rPr>
                 <w:webHidden/>
               </w:rPr>
-              <w:t>18</w:t>
-            </w:r>
-            <w:r>
-              <w:rPr>
-                <w:webHidden/>
-              </w:rPr>
-              <w:fldChar w:fldCharType="end"/>
-            </w:r>
-          </w:hyperlink>
-        </w:p>
-        <w:p>
-          <w:pPr>
-            <w:pStyle w:val="12"/>
-            <w:rPr>
-              <w:rFonts w:asciiTheme="minorHAnsi" w:hAnsiTheme="minorHAnsi" w:cstheme="minorBidi"/>
-              <w:b w:val="0"/>
-              <w:kern w:val="2"/>
-              <w:sz w:val="24"/>
-              <w:szCs w:val="24"/>
-              <w:lang w:eastAsia="ja-JP"/>
-              <w14:ligatures w14:val="standardContextual"/>
-            </w:rPr>
-          </w:pPr>
-          <w:hyperlink w:anchor="_Toc237588511" w:history="1">
-            <w:r>
-              <w:rPr>
-                <w:rStyle w:val="af8"/>
-                <w:lang w:val="en-GB"/>
-              </w:rPr>
-              <w:t>17 Common-library and Semantic Table use</w:t>
-            </w:r>
-            <w:r>
-              <w:rPr>
-                <w:webHidden/>
-              </w:rPr>
-              <w:tab/>
-            </w:r>
-            <w:r>
-              <w:rPr>
-                <w:webHidden/>
-              </w:rPr>
-              <w:fldChar w:fldCharType="begin"/>
-            </w:r>
-            <w:r>
-              <w:rPr>
-                <w:webHidden/>
-              </w:rPr>
-              <w:instrText xml:space="preserve"> PAGEREF _Toc237588511 \h </w:instrText>
-            </w:r>
-            <w:r>
-              <w:rPr>
-                <w:webHidden/>
-              </w:rPr>
-            </w:r>
-            <w:r>
-              <w:rPr>
-                <w:webHidden/>
-              </w:rPr>
-              <w:fldChar w:fldCharType="separate"/>
-            </w:r>
-            <w:r>
-              <w:rPr>
-                <w:webHidden/>
-              </w:rPr>
-              <w:t>19</w:t>
+              <w:t>11</w:t>
             </w:r>
             <w:r>
               <w:rPr>
@@ -2069,19 +2569,19 @@
               <w:rFonts w:asciiTheme="minorHAnsi" w:hAnsiTheme="minorHAnsi" w:cstheme="minorBidi"/>
               <w:b w:val="0"/>
               <w:kern w:val="2"/>
-              <w:sz w:val="24"/>
+              <w:sz w:val="21"/>
               <w:szCs w:val="24"/>
               <w:lang w:eastAsia="ja-JP"/>
               <w14:ligatures w14:val="standardContextual"/>
             </w:rPr>
           </w:pPr>
-          <w:hyperlink w:anchor="_Toc237588512" w:history="1">
+          <w:hyperlink w:anchor="_Toc240459519" w:history="1">
             <w:r>
               <w:rPr>
                 <w:rStyle w:val="af8"/>
                 <w:lang w:val="en-GB"/>
               </w:rPr>
-              <w:t>17.1 Implementation status</w:t>
+              <w:t>Current Responsibilities of Semantic Binding</w:t>
             </w:r>
             <w:r>
               <w:rPr>
@@ -2099,7 +2599,7 @@
               <w:rPr>
                 <w:webHidden/>
               </w:rPr>
-              <w:instrText xml:space="preserve"> PAGEREF _Toc237588512 \h </w:instrText>
+              <w:instrText xml:space="preserve"> PAGEREF _Toc240459519 \h </w:instrText>
             </w:r>
             <w:r>
               <w:rPr>
@@ -2116,7 +2616,7 @@
               <w:rPr>
                 <w:webHidden/>
               </w:rPr>
-              <w:t>19</w:t>
+              <w:t>11</w:t>
             </w:r>
             <w:r>
               <w:rPr>
@@ -2128,24 +2628,24 @@
         </w:p>
         <w:p>
           <w:pPr>
-            <w:pStyle w:val="12"/>
+            <w:pStyle w:val="26"/>
             <w:rPr>
               <w:rFonts w:asciiTheme="minorHAnsi" w:hAnsiTheme="minorHAnsi" w:cstheme="minorBidi"/>
               <w:b w:val="0"/>
               <w:kern w:val="2"/>
-              <w:sz w:val="24"/>
+              <w:sz w:val="21"/>
               <w:szCs w:val="24"/>
               <w:lang w:eastAsia="ja-JP"/>
               <w14:ligatures w14:val="standardContextual"/>
             </w:rPr>
           </w:pPr>
-          <w:hyperlink w:anchor="_Toc237588513" w:history="1">
+          <w:hyperlink w:anchor="_Toc240459520" w:history="1">
             <w:r>
               <w:rPr>
                 <w:rStyle w:val="af8"/>
                 <w:lang w:val="en-GB"/>
               </w:rPr>
-              <w:t>Appendix A (informative) ADC to XBRL GL Next example</w:t>
+              <w:t>Revision History</w:t>
             </w:r>
             <w:r>
               <w:rPr>
@@ -2163,7 +2663,7 @@
               <w:rPr>
                 <w:webHidden/>
               </w:rPr>
-              <w:instrText xml:space="preserve"> PAGEREF _Toc237588513 \h </w:instrText>
+              <w:instrText xml:space="preserve"> PAGEREF _Toc240459520 \h </w:instrText>
             </w:r>
             <w:r>
               <w:rPr>
@@ -2180,71 +2680,7 @@
               <w:rPr>
                 <w:webHidden/>
               </w:rPr>
-              <w:t>20</w:t>
-            </w:r>
-            <w:r>
-              <w:rPr>
-                <w:webHidden/>
-              </w:rPr>
-              <w:fldChar w:fldCharType="end"/>
-            </w:r>
-          </w:hyperlink>
-        </w:p>
-        <w:p>
-          <w:pPr>
-            <w:pStyle w:val="12"/>
-            <w:rPr>
-              <w:rFonts w:asciiTheme="minorHAnsi" w:hAnsiTheme="minorHAnsi" w:cstheme="minorBidi"/>
-              <w:b w:val="0"/>
-              <w:kern w:val="2"/>
-              <w:sz w:val="24"/>
-              <w:szCs w:val="24"/>
-              <w:lang w:eastAsia="ja-JP"/>
-              <w14:ligatures w14:val="standardContextual"/>
-            </w:rPr>
-          </w:pPr>
-          <w:hyperlink w:anchor="_Toc237588514" w:history="1">
-            <w:r>
-              <w:rPr>
-                <w:rStyle w:val="af8"/>
-                <w:lang w:val="en-GB"/>
-              </w:rPr>
-              <w:t>References</w:t>
-            </w:r>
-            <w:r>
-              <w:rPr>
-                <w:webHidden/>
-              </w:rPr>
-              <w:tab/>
-            </w:r>
-            <w:r>
-              <w:rPr>
-                <w:webHidden/>
-              </w:rPr>
-              <w:fldChar w:fldCharType="begin"/>
-            </w:r>
-            <w:r>
-              <w:rPr>
-                <w:webHidden/>
-              </w:rPr>
-              <w:instrText xml:space="preserve"> PAGEREF _Toc237588514 \h </w:instrText>
-            </w:r>
-            <w:r>
-              <w:rPr>
-                <w:webHidden/>
-              </w:rPr>
-            </w:r>
-            <w:r>
-              <w:rPr>
-                <w:webHidden/>
-              </w:rPr>
-              <w:fldChar w:fldCharType="separate"/>
-            </w:r>
-            <w:r>
-              <w:rPr>
-                <w:webHidden/>
-              </w:rPr>
-              <w:t>21</w:t>
+              <w:t>11</w:t>
             </w:r>
             <w:r>
               <w:rPr>
@@ -2272,7 +2708,7 @@
         <w:pStyle w:val="10"/>
       </w:pPr>
       <w:bookmarkStart w:id="4" w:name="_Toc237580756"/>
-      <w:bookmarkStart w:id="5" w:name="_Toc237588486"/>
+      <w:bookmarkStart w:id="5" w:name="_Toc240459485"/>
       <w:r>
         <w:t>1 Language Independence</w:t>
       </w:r>
@@ -2289,7 +2725,7 @@
         <w:pStyle w:val="10"/>
       </w:pPr>
       <w:bookmarkStart w:id="6" w:name="_Toc237580757"/>
-      <w:bookmarkStart w:id="7" w:name="_Toc237588487"/>
+      <w:bookmarkStart w:id="7" w:name="_Toc240459486"/>
       <w:r>
         <w:t>2 Introduction</w:t>
       </w:r>
@@ -2301,7 +2737,7 @@
         <w:pStyle w:val="20"/>
       </w:pPr>
       <w:bookmarkStart w:id="8" w:name="_Toc237580758"/>
-      <w:bookmarkStart w:id="9" w:name="_Toc237588488"/>
+      <w:bookmarkStart w:id="9" w:name="_Toc240459487"/>
       <w:r>
         <w:t>2.1 Scope</w:t>
       </w:r>
@@ -2310,7 +2746,7 @@
     </w:p>
     <w:p>
       <w:r>
-        <w:t>`src/semantic_binding.py` SHALL transform an instance of one HMD into an instance of another HMD through an explicit 27-column Semantic Binding Table. The same current Formal GIT program provides `forward` and `reverse` commands; no separate `semantic_table.py` authority exists.</w:t>
+        <w:t>`semantic_table.py` SHALL transform an instance of one HMD into an instance of another HMD through an explicit Semantic Table.</w:t>
       </w:r>
     </w:p>
     <w:p>
@@ -2318,7 +2754,7 @@
         <w:pStyle w:val="20"/>
       </w:pPr>
       <w:bookmarkStart w:id="10" w:name="_Toc237580759"/>
-      <w:bookmarkStart w:id="11" w:name="_Toc237588489"/>
+      <w:bookmarkStart w:id="11" w:name="_Toc240459488"/>
       <w:r>
         <w:t>2.2 Responsibility boundary</w:t>
       </w:r>
@@ -2335,7 +2771,7 @@
         <w:pStyle w:val="20"/>
       </w:pPr>
       <w:bookmarkStart w:id="12" w:name="_Toc237580760"/>
-      <w:bookmarkStart w:id="13" w:name="_Toc237588490"/>
+      <w:bookmarkStart w:id="13" w:name="_Toc240459489"/>
       <w:r>
         <w:t>2.3 Common library dependency</w:t>
       </w:r>
@@ -2344,21 +2780,15 @@
     </w:p>
     <w:p>
       <w:r>
-        <w:t>Source and target HMDs, the Semantic Binding, overlay, QName map, and Structured CSV instance SHALL be validated as one conversion contract. OIM/xBRL-CSV metadata is a separate output concern and SHALL NOT alter the semantic mapping result. The current Formal GIT contains no separate `src/common/oim_metadata.py`; this specification therefore does not require a new import or extraction. Semantic mapping and selector evaluation remain responsibilities of `src/semantic_binding.py`.</w:t>
+        <w:t>Both the source and target occurrence models SHALL be created and validated by the UADC Common Library.</w:t>
       </w:r>
     </w:p>
     <w:p>
-      <w:pPr/>
-      <w:r>
-        <w:t>Repository responsibility boundary: the current implementation remains in the existing flat `src/*.py` layout. `tools/**` contains optional evaluation and taxonomy utilities; `tests/**` verifies behaviour. This documentation revision does not move `src/semantic_binding.py` or require it to import a newly created common package.</w:t>
-      </w:r>
-    </w:p>
-    <w:p>
       <w:pPr>
         <w:pStyle w:val="10"/>
       </w:pPr>
       <w:bookmarkStart w:id="14" w:name="_Toc237580761"/>
-      <w:bookmarkStart w:id="15" w:name="_Toc237588491"/>
+      <w:bookmarkStart w:id="15" w:name="_Toc240459490"/>
       <w:r>
         <w:t>3 Terms and definitions</w:t>
       </w:r>
@@ -2376,7 +2806,7 @@
         <w:rPr>
           <w:lang w:val="en-GB"/>
         </w:rPr>
-        <w:t>Terms used in the Semantic Binding program</w:t>
+        <w:t>Terms used in the Semantic Table program</w:t>
       </w:r>
     </w:p>
     <w:tbl>
@@ -2387,8 +2817,8 @@
         <w:tblLook w:val="04A0" w:firstRow="1" w:lastRow="0" w:firstColumn="1" w:lastColumn="0" w:noHBand="0" w:noVBand="1"/>
       </w:tblPr>
       <w:tblGrid>
-        <w:gridCol w:w="2405"/>
-        <w:gridCol w:w="7331"/>
+        <w:gridCol w:w="1838"/>
+        <w:gridCol w:w="7898"/>
       </w:tblGrid>
       <w:tr>
         <w:trPr>
@@ -2397,8 +2827,8 @@
         </w:trPr>
         <w:tc>
           <w:tcPr>
-            <w:tcW w:w="2405" w:type="dxa"/>
-            <w:shd w:val="clear" w:color="auto" w:fill="E7E6E6"/>
+            <w:tcW w:w="1838" w:type="dxa"/>
+            <w:shd w:val="clear" w:color="auto" w:fill="F2F2F2" w:themeFill="background1" w:themeFillShade="F2"/>
           </w:tcPr>
           <w:p>
             <w:pPr>
@@ -2422,8 +2852,8 @@
         </w:tc>
         <w:tc>
           <w:tcPr>
-            <w:tcW w:w="7331" w:type="dxa"/>
-            <w:shd w:val="clear" w:color="auto" w:fill="E7E6E6"/>
+            <w:tcW w:w="7898" w:type="dxa"/>
+            <w:shd w:val="clear" w:color="auto" w:fill="F2F2F2" w:themeFill="background1" w:themeFillShade="F2"/>
           </w:tcPr>
           <w:p>
             <w:pPr>
@@ -2452,41 +2882,41 @@
         </w:trPr>
         <w:tc>
           <w:tcPr>
-            <w:tcW w:w="2405" w:type="dxa"/>
-            <w:vAlign w:val="center"/>
-          </w:tcPr>
-          <w:p>
-            <w:pPr>
-              <w:pStyle w:val="Tablebody"/>
-              <w:rPr>
-                <w:lang w:val="en-GB"/>
-              </w:rPr>
-            </w:pPr>
-            <w:r>
-              <w:rPr>
-                <w:lang w:val="en-GB"/>
-              </w:rPr>
-              <w:t>Semantic Binding Table</w:t>
-            </w:r>
-          </w:p>
-        </w:tc>
-        <w:tc>
-          <w:tcPr>
-            <w:tcW w:w="7331" w:type="dxa"/>
-            <w:vAlign w:val="center"/>
-          </w:tcPr>
-          <w:p>
-            <w:pPr>
-              <w:pStyle w:val="Tablebody"/>
-              <w:rPr>
-                <w:lang w:val="en-GB"/>
-              </w:rPr>
-            </w:pPr>
-            <w:r>
-              <w:rPr>
-                <w:lang w:val="en-GB"/>
-              </w:rPr>
-              <w:t>Explicit reviewed mapping from source HMD Semantic Paths to target HMD Semantic Paths, including selector-qualified paths where required.</w:t>
+            <w:tcW w:w="1838" w:type="dxa"/>
+            <w:vAlign w:val="center"/>
+          </w:tcPr>
+          <w:p>
+            <w:pPr>
+              <w:pStyle w:val="Tablebody"/>
+              <w:rPr>
+                <w:lang w:val="en-GB"/>
+              </w:rPr>
+            </w:pPr>
+            <w:r>
+              <w:rPr>
+                <w:lang w:val="en-GB"/>
+              </w:rPr>
+              <w:t>Semantic Table</w:t>
+            </w:r>
+          </w:p>
+        </w:tc>
+        <w:tc>
+          <w:tcPr>
+            <w:tcW w:w="7898" w:type="dxa"/>
+            <w:vAlign w:val="center"/>
+          </w:tcPr>
+          <w:p>
+            <w:pPr>
+              <w:pStyle w:val="Tablebody"/>
+              <w:rPr>
+                <w:lang w:val="en-GB"/>
+              </w:rPr>
+            </w:pPr>
+            <w:r>
+              <w:rPr>
+                <w:lang w:val="en-GB"/>
+              </w:rPr>
+              <w:t>Target-HMD-based mapping table from source Semantic Paths to target Semantic Paths.</w:t>
             </w:r>
           </w:p>
         </w:tc>
@@ -2497,7 +2927,7 @@
         </w:trPr>
         <w:tc>
           <w:tcPr>
-            <w:tcW w:w="2405" w:type="dxa"/>
+            <w:tcW w:w="1838" w:type="dxa"/>
             <w:vAlign w:val="center"/>
           </w:tcPr>
           <w:p>
@@ -2517,7 +2947,7 @@
         </w:tc>
         <w:tc>
           <w:tcPr>
-            <w:tcW w:w="7331" w:type="dxa"/>
+            <w:tcW w:w="7898" w:type="dxa"/>
             <w:vAlign w:val="center"/>
           </w:tcPr>
           <w:p>
@@ -2542,7 +2972,7 @@
         </w:trPr>
         <w:tc>
           <w:tcPr>
-            <w:tcW w:w="2405" w:type="dxa"/>
+            <w:tcW w:w="1838" w:type="dxa"/>
             <w:vAlign w:val="center"/>
           </w:tcPr>
           <w:p>
@@ -2562,7 +2992,7 @@
         </w:tc>
         <w:tc>
           <w:tcPr>
-            <w:tcW w:w="7331" w:type="dxa"/>
+            <w:tcW w:w="7898" w:type="dxa"/>
             <w:vAlign w:val="center"/>
           </w:tcPr>
           <w:p>
@@ -2587,7 +3017,7 @@
         </w:trPr>
         <w:tc>
           <w:tcPr>
-            <w:tcW w:w="2405" w:type="dxa"/>
+            <w:tcW w:w="1838" w:type="dxa"/>
             <w:vAlign w:val="center"/>
           </w:tcPr>
           <w:p>
@@ -2607,7 +3037,7 @@
         </w:tc>
         <w:tc>
           <w:tcPr>
-            <w:tcW w:w="7331" w:type="dxa"/>
+            <w:tcW w:w="7898" w:type="dxa"/>
             <w:vAlign w:val="center"/>
           </w:tcPr>
           <w:p>
@@ -2632,7 +3062,7 @@
         </w:trPr>
         <w:tc>
           <w:tcPr>
-            <w:tcW w:w="2405" w:type="dxa"/>
+            <w:tcW w:w="1838" w:type="dxa"/>
             <w:vAlign w:val="center"/>
           </w:tcPr>
           <w:p>
@@ -2652,7 +3082,7 @@
         </w:tc>
         <w:tc>
           <w:tcPr>
-            <w:tcW w:w="7331" w:type="dxa"/>
+            <w:tcW w:w="7898" w:type="dxa"/>
             <w:vAlign w:val="center"/>
           </w:tcPr>
           <w:p>
@@ -2677,7 +3107,7 @@
         <w:pStyle w:val="10"/>
       </w:pPr>
       <w:bookmarkStart w:id="16" w:name="_Toc237580762"/>
-      <w:bookmarkStart w:id="17" w:name="_Toc237588492"/>
+      <w:bookmarkStart w:id="17" w:name="_Toc240459491"/>
       <w:r>
         <w:t>4 Program architecture</w:t>
       </w:r>
@@ -2757,7 +3187,7 @@
           <w:sz w:val="20"/>
           <w:szCs w:val="24"/>
         </w:rPr>
-        <w:t xml:space="preserve">       ↓ Semantic Binding mapper</w:t>
+        <w:t xml:space="preserve">       ↓ Semantic Table mapper</w:t>
       </w:r>
     </w:p>
     <w:p>
@@ -2830,7 +3260,7 @@
         <w:pStyle w:val="10"/>
       </w:pPr>
       <w:bookmarkStart w:id="18" w:name="_Toc237580763"/>
-      <w:bookmarkStart w:id="19" w:name="_Toc237588493"/>
+      <w:bookmarkStart w:id="19" w:name="_Toc240459492"/>
       <w:r>
         <w:t>5 Inputs and outputs</w:t>
       </w:r>
@@ -2840,6 +3270,7 @@
     <w:p>
       <w:pPr>
         <w:pStyle w:val="Tabletitle"/>
+        <w:keepNext/>
         <w:rPr>
           <w:lang w:val="en-GB"/>
         </w:rPr>
@@ -2848,7 +3279,498 @@
         <w:rPr>
           <w:lang w:val="en-GB"/>
         </w:rPr>
-        <w:t>Semantic Binding program inputs</w:t>
+        <w:t>Semantic Table program inputs</w:t>
+      </w:r>
+    </w:p>
+    <w:tbl>
+      <w:tblPr>
+        <w:tblStyle w:val="af7"/>
+        <w:tblW w:w="0" w:type="auto"/>
+        <w:jc w:val="center"/>
+        <w:tblLook w:val="04A0" w:firstRow="1" w:lastRow="0" w:firstColumn="1" w:lastColumn="0" w:noHBand="0" w:noVBand="1"/>
+      </w:tblPr>
+      <w:tblGrid>
+        <w:gridCol w:w="3397"/>
+        <w:gridCol w:w="6339"/>
+      </w:tblGrid>
+      <w:tr>
+        <w:trPr>
+          <w:tblHeader/>
+          <w:jc w:val="center"/>
+        </w:trPr>
+        <w:tc>
+          <w:tcPr>
+            <w:tcW w:w="3397" w:type="dxa"/>
+            <w:shd w:val="clear" w:color="auto" w:fill="E7E6E6"/>
+          </w:tcPr>
+          <w:p>
+            <w:pPr>
+              <w:pStyle w:val="Tablebody"/>
+              <w:jc w:val="center"/>
+              <w:rPr>
+                <w:b/>
+                <w:bCs/>
+                <w:lang w:val="en-GB"/>
+              </w:rPr>
+            </w:pPr>
+            <w:r>
+              <w:rPr>
+                <w:b/>
+                <w:bCs/>
+                <w:lang w:val="en-GB"/>
+              </w:rPr>
+              <w:t>Input</w:t>
+            </w:r>
+          </w:p>
+        </w:tc>
+        <w:tc>
+          <w:tcPr>
+            <w:tcW w:w="6339" w:type="dxa"/>
+            <w:shd w:val="clear" w:color="auto" w:fill="E7E6E6"/>
+          </w:tcPr>
+          <w:p>
+            <w:pPr>
+              <w:pStyle w:val="Tablebody"/>
+              <w:jc w:val="center"/>
+              <w:rPr>
+                <w:b/>
+                <w:bCs/>
+                <w:lang w:val="en-GB"/>
+              </w:rPr>
+            </w:pPr>
+            <w:r>
+              <w:rPr>
+                <w:b/>
+                <w:bCs/>
+                <w:lang w:val="en-GB"/>
+              </w:rPr>
+              <w:t>Requirement</w:t>
+            </w:r>
+          </w:p>
+        </w:tc>
+      </w:tr>
+      <w:tr>
+        <w:trPr>
+          <w:jc w:val="center"/>
+        </w:trPr>
+        <w:tc>
+          <w:tcPr>
+            <w:tcW w:w="3397" w:type="dxa"/>
+            <w:vAlign w:val="center"/>
+          </w:tcPr>
+          <w:p>
+            <w:pPr>
+              <w:pStyle w:val="Tablebody"/>
+              <w:rPr>
+                <w:lang w:val="en-GB"/>
+              </w:rPr>
+            </w:pPr>
+            <w:r>
+              <w:rPr>
+                <w:lang w:val="en-GB"/>
+              </w:rPr>
+              <w:t>Source HMD</w:t>
+            </w:r>
+          </w:p>
+        </w:tc>
+        <w:tc>
+          <w:tcPr>
+            <w:tcW w:w="6339" w:type="dxa"/>
+            <w:vAlign w:val="center"/>
+          </w:tcPr>
+          <w:p>
+            <w:pPr>
+              <w:pStyle w:val="Tablebody"/>
+              <w:rPr>
+                <w:lang w:val="en-GB"/>
+              </w:rPr>
+            </w:pPr>
+            <w:r>
+              <w:rPr>
+                <w:lang w:val="en-GB"/>
+              </w:rPr>
+              <w:t>Authoritative source semantic hierarchy.</w:t>
+            </w:r>
+          </w:p>
+        </w:tc>
+      </w:tr>
+      <w:tr>
+        <w:trPr>
+          <w:jc w:val="center"/>
+        </w:trPr>
+        <w:tc>
+          <w:tcPr>
+            <w:tcW w:w="3397" w:type="dxa"/>
+            <w:vAlign w:val="center"/>
+          </w:tcPr>
+          <w:p>
+            <w:pPr>
+              <w:pStyle w:val="Tablebody"/>
+              <w:rPr>
+                <w:lang w:val="en-GB"/>
+              </w:rPr>
+            </w:pPr>
+            <w:r>
+              <w:rPr>
+                <w:lang w:val="en-GB"/>
+              </w:rPr>
+              <w:t>Target HMD</w:t>
+            </w:r>
+          </w:p>
+        </w:tc>
+        <w:tc>
+          <w:tcPr>
+            <w:tcW w:w="6339" w:type="dxa"/>
+            <w:vAlign w:val="center"/>
+          </w:tcPr>
+          <w:p>
+            <w:pPr>
+              <w:pStyle w:val="Tablebody"/>
+              <w:rPr>
+                <w:lang w:val="en-GB"/>
+              </w:rPr>
+            </w:pPr>
+            <w:r>
+              <w:rPr>
+                <w:lang w:val="en-GB"/>
+              </w:rPr>
+              <w:t>Authoritative target semantic hierarchy.</w:t>
+            </w:r>
+          </w:p>
+        </w:tc>
+      </w:tr>
+      <w:tr>
+        <w:trPr>
+          <w:jc w:val="center"/>
+        </w:trPr>
+        <w:tc>
+          <w:tcPr>
+            <w:tcW w:w="3397" w:type="dxa"/>
+            <w:vAlign w:val="center"/>
+          </w:tcPr>
+          <w:p>
+            <w:pPr>
+              <w:pStyle w:val="Tablebody"/>
+              <w:rPr>
+                <w:lang w:val="en-GB"/>
+              </w:rPr>
+            </w:pPr>
+            <w:r>
+              <w:rPr>
+                <w:lang w:val="en-GB"/>
+              </w:rPr>
+              <w:t>Semantic Table</w:t>
+            </w:r>
+          </w:p>
+        </w:tc>
+        <w:tc>
+          <w:tcPr>
+            <w:tcW w:w="6339" w:type="dxa"/>
+            <w:vAlign w:val="center"/>
+          </w:tcPr>
+          <w:p>
+            <w:pPr>
+              <w:pStyle w:val="Tablebody"/>
+              <w:rPr>
+                <w:lang w:val="en-GB"/>
+              </w:rPr>
+            </w:pPr>
+            <w:r>
+              <w:rPr>
+                <w:lang w:val="en-GB"/>
+              </w:rPr>
+              <w:t>Maps target HMD rows to source Semantic Paths and mapping rules.</w:t>
+            </w:r>
+          </w:p>
+        </w:tc>
+      </w:tr>
+      <w:tr>
+        <w:trPr>
+          <w:jc w:val="center"/>
+        </w:trPr>
+        <w:tc>
+          <w:tcPr>
+            <w:tcW w:w="3397" w:type="dxa"/>
+            <w:vAlign w:val="center"/>
+          </w:tcPr>
+          <w:p>
+            <w:pPr>
+              <w:pStyle w:val="Tablebody"/>
+              <w:rPr>
+                <w:lang w:val="en-GB"/>
+              </w:rPr>
+            </w:pPr>
+            <w:r>
+              <w:rPr>
+                <w:lang w:val="en-GB"/>
+              </w:rPr>
+              <w:t>Source Structured CSV</w:t>
+            </w:r>
+          </w:p>
+        </w:tc>
+        <w:tc>
+          <w:tcPr>
+            <w:tcW w:w="6339" w:type="dxa"/>
+            <w:vAlign w:val="center"/>
+          </w:tcPr>
+          <w:p>
+            <w:pPr>
+              <w:pStyle w:val="Tablebody"/>
+              <w:rPr>
+                <w:lang w:val="en-GB"/>
+              </w:rPr>
+            </w:pPr>
+            <w:r>
+              <w:rPr>
+                <w:lang w:val="en-GB"/>
+              </w:rPr>
+              <w:t>Validated instance of the source HMD.</w:t>
+            </w:r>
+          </w:p>
+        </w:tc>
+      </w:tr>
+      <w:tr>
+        <w:trPr>
+          <w:jc w:val="center"/>
+        </w:trPr>
+        <w:tc>
+          <w:tcPr>
+            <w:tcW w:w="3397" w:type="dxa"/>
+            <w:vAlign w:val="center"/>
+          </w:tcPr>
+          <w:p>
+            <w:pPr>
+              <w:pStyle w:val="Tablebody"/>
+              <w:rPr>
+                <w:lang w:val="en-GB"/>
+              </w:rPr>
+            </w:pPr>
+            <w:r>
+              <w:rPr>
+                <w:lang w:val="en-GB"/>
+              </w:rPr>
+              <w:t>Code maps / transformation registry</w:t>
+            </w:r>
+          </w:p>
+        </w:tc>
+        <w:tc>
+          <w:tcPr>
+            <w:tcW w:w="6339" w:type="dxa"/>
+            <w:vAlign w:val="center"/>
+          </w:tcPr>
+          <w:p>
+            <w:pPr>
+              <w:pStyle w:val="Tablebody"/>
+              <w:rPr>
+                <w:lang w:val="en-GB"/>
+              </w:rPr>
+            </w:pPr>
+            <w:r>
+              <w:rPr>
+                <w:lang w:val="en-GB"/>
+              </w:rPr>
+              <w:t>Optional controlled resources referenced by the table.</w:t>
+            </w:r>
+          </w:p>
+        </w:tc>
+      </w:tr>
+    </w:tbl>
+    <w:p>
+      <w:pPr>
+        <w:pStyle w:val="Tabletitle"/>
+        <w:rPr>
+          <w:lang w:val="en-GB"/>
+        </w:rPr>
+      </w:pPr>
+      <w:r>
+        <w:rPr>
+          <w:lang w:val="en-GB"/>
+        </w:rPr>
+        <w:t>Semantic Table program outputs</w:t>
+      </w:r>
+    </w:p>
+    <w:tbl>
+      <w:tblPr>
+        <w:tblStyle w:val="af7"/>
+        <w:tblW w:w="0" w:type="auto"/>
+        <w:jc w:val="center"/>
+        <w:tblLook w:val="04A0" w:firstRow="1" w:lastRow="0" w:firstColumn="1" w:lastColumn="0" w:noHBand="0" w:noVBand="1"/>
+      </w:tblPr>
+      <w:tblGrid>
+        <w:gridCol w:w="3397"/>
+        <w:gridCol w:w="6339"/>
+      </w:tblGrid>
+      <w:tr>
+        <w:trPr>
+          <w:tblHeader/>
+          <w:jc w:val="center"/>
+        </w:trPr>
+        <w:tc>
+          <w:tcPr>
+            <w:tcW w:w="3397" w:type="dxa"/>
+            <w:shd w:val="clear" w:color="auto" w:fill="E7E6E6"/>
+          </w:tcPr>
+          <w:p>
+            <w:pPr>
+              <w:pStyle w:val="Tablebody"/>
+              <w:jc w:val="center"/>
+              <w:rPr>
+                <w:b/>
+                <w:bCs/>
+                <w:lang w:val="en-GB"/>
+              </w:rPr>
+            </w:pPr>
+            <w:r>
+              <w:rPr>
+                <w:b/>
+                <w:bCs/>
+                <w:lang w:val="en-GB"/>
+              </w:rPr>
+              <w:t>Output</w:t>
+            </w:r>
+          </w:p>
+        </w:tc>
+        <w:tc>
+          <w:tcPr>
+            <w:tcW w:w="6339" w:type="dxa"/>
+            <w:shd w:val="clear" w:color="auto" w:fill="E7E6E6"/>
+          </w:tcPr>
+          <w:p>
+            <w:pPr>
+              <w:pStyle w:val="Tablebody"/>
+              <w:jc w:val="center"/>
+              <w:rPr>
+                <w:b/>
+                <w:bCs/>
+                <w:lang w:val="en-GB"/>
+              </w:rPr>
+            </w:pPr>
+            <w:r>
+              <w:rPr>
+                <w:b/>
+                <w:bCs/>
+                <w:lang w:val="en-GB"/>
+              </w:rPr>
+              <w:t>Requirement</w:t>
+            </w:r>
+          </w:p>
+        </w:tc>
+      </w:tr>
+      <w:tr>
+        <w:trPr>
+          <w:jc w:val="center"/>
+        </w:trPr>
+        <w:tc>
+          <w:tcPr>
+            <w:tcW w:w="3397" w:type="dxa"/>
+            <w:vAlign w:val="center"/>
+          </w:tcPr>
+          <w:p>
+            <w:pPr>
+              <w:pStyle w:val="Tablebody"/>
+              <w:rPr>
+                <w:lang w:val="en-GB"/>
+              </w:rPr>
+            </w:pPr>
+            <w:r>
+              <w:rPr>
+                <w:lang w:val="en-GB"/>
+              </w:rPr>
+              <w:t>Target Structured CSV</w:t>
+            </w:r>
+          </w:p>
+        </w:tc>
+        <w:tc>
+          <w:tcPr>
+            <w:tcW w:w="6339" w:type="dxa"/>
+            <w:vAlign w:val="center"/>
+          </w:tcPr>
+          <w:p>
+            <w:pPr>
+              <w:pStyle w:val="Tablebody"/>
+              <w:rPr>
+                <w:lang w:val="en-GB"/>
+              </w:rPr>
+            </w:pPr>
+            <w:r>
+              <w:rPr>
+                <w:lang w:val="en-GB"/>
+              </w:rPr>
+              <w:t>Validated instance of the target HMD.</w:t>
+            </w:r>
+          </w:p>
+        </w:tc>
+      </w:tr>
+      <w:tr>
+        <w:trPr>
+          <w:jc w:val="center"/>
+        </w:trPr>
+        <w:tc>
+          <w:tcPr>
+            <w:tcW w:w="3397" w:type="dxa"/>
+            <w:vAlign w:val="center"/>
+          </w:tcPr>
+          <w:p>
+            <w:pPr>
+              <w:pStyle w:val="Tablebody"/>
+              <w:rPr>
+                <w:lang w:val="en-GB"/>
+              </w:rPr>
+            </w:pPr>
+            <w:r>
+              <w:rPr>
+                <w:lang w:val="en-GB"/>
+              </w:rPr>
+              <w:t>Mapping report</w:t>
+            </w:r>
+          </w:p>
+        </w:tc>
+        <w:tc>
+          <w:tcPr>
+            <w:tcW w:w="6339" w:type="dxa"/>
+            <w:vAlign w:val="center"/>
+          </w:tcPr>
+          <w:p>
+            <w:pPr>
+              <w:pStyle w:val="Tablebody"/>
+              <w:rPr>
+                <w:lang w:val="en-GB"/>
+              </w:rPr>
+            </w:pPr>
+            <w:r>
+              <w:rPr>
+                <w:lang w:val="en-GB"/>
+              </w:rPr>
+              <w:t>Optional deterministic report of exact, normalised, lossy, unsupported, defaulted, and failed mappings.</w:t>
+            </w:r>
+          </w:p>
+        </w:tc>
+      </w:tr>
+    </w:tbl>
+    <w:p>
+      <w:pPr>
+        <w:pStyle w:val="10"/>
+      </w:pPr>
+      <w:bookmarkStart w:id="20" w:name="_Toc237580764"/>
+      <w:bookmarkStart w:id="21" w:name="_Toc240459493"/>
+      <w:r>
+        <w:t>6 Semantic Table interface</w:t>
+      </w:r>
+      <w:bookmarkEnd w:id="20"/>
+      <w:bookmarkEnd w:id="21"/>
+    </w:p>
+    <w:p>
+      <w:pPr>
+        <w:pStyle w:val="Tabletitle"/>
+        <w:rPr>
+          <w:lang w:val="en-GB"/>
+        </w:rPr>
+      </w:pPr>
+      <w:r>
+        <w:rPr>
+          <w:lang w:val="en-GB"/>
+        </w:rPr>
+        <w:t>Semantic Table fields used by the program</w:t>
       </w:r>
     </w:p>
     <w:tbl>
@@ -2888,7 +3810,7 @@
                 <w:bCs/>
                 <w:lang w:val="en-GB"/>
               </w:rPr>
-              <w:t>Input</w:t>
+              <w:t>Field</w:t>
             </w:r>
           </w:p>
         </w:tc>
@@ -2913,7 +3835,7 @@
                 <w:bCs/>
                 <w:lang w:val="en-GB"/>
               </w:rPr>
-              <w:t>Requirement</w:t>
+              <w:t>Use</w:t>
             </w:r>
           </w:p>
         </w:tc>
@@ -2938,7 +3860,7 @@
               <w:rPr>
                 <w:lang w:val="en-GB"/>
               </w:rPr>
-              <w:t>Source HMD</w:t>
+              <w:t>type</w:t>
             </w:r>
           </w:p>
         </w:tc>
@@ -2958,7 +3880,7 @@
               <w:rPr>
                 <w:lang w:val="en-GB"/>
               </w:rPr>
-              <w:t>Authoritative source semantic hierarchy.</w:t>
+              <w:t>Target HMD C/A row type.</w:t>
             </w:r>
           </w:p>
         </w:tc>
@@ -2983,7 +3905,7 @@
               <w:rPr>
                 <w:lang w:val="en-GB"/>
               </w:rPr>
-              <w:t>Target HMD</w:t>
+              <w:t>target_id / target_semantic_path</w:t>
             </w:r>
           </w:p>
         </w:tc>
@@ -3003,7 +3925,7 @@
               <w:rPr>
                 <w:lang w:val="en-GB"/>
               </w:rPr>
-              <w:t>Authoritative target semantic hierarchy.</w:t>
+              <w:t>Resolve the target HMD row.</w:t>
             </w:r>
           </w:p>
         </w:tc>
@@ -3028,7 +3950,7 @@
               <w:rPr>
                 <w:lang w:val="en-GB"/>
               </w:rPr>
-              <w:t>Semantic Binding Table</w:t>
+              <w:t>source_semantic_path</w:t>
             </w:r>
           </w:p>
         </w:tc>
@@ -3048,7 +3970,7 @@
               <w:rPr>
                 <w:lang w:val="en-GB"/>
               </w:rPr>
-              <w:t>Maps target HMD rows to source Semantic Paths and mapping rules.</w:t>
+              <w:t>Resolve source HMD row for direct/transform mappings.</w:t>
             </w:r>
           </w:p>
         </w:tc>
@@ -3073,7 +3995,7 @@
               <w:rPr>
                 <w:lang w:val="en-GB"/>
               </w:rPr>
-              <w:t>Source Structured CSV</w:t>
+              <w:t>mapping_type</w:t>
             </w:r>
           </w:p>
         </w:tc>
@@ -3093,7 +4015,7 @@
               <w:rPr>
                 <w:lang w:val="en-GB"/>
               </w:rPr>
-              <w:t>Validated instance of the source HMD.</w:t>
+              <w:t>direct, transform, default, omit, or unsupported.</w:t>
             </w:r>
           </w:p>
         </w:tc>
@@ -3118,7 +4040,7 @@
               <w:rPr>
                 <w:lang w:val="en-GB"/>
               </w:rPr>
-              <w:t>Code maps / transformation registry</w:t>
+              <w:t>occurrence_policy</w:t>
             </w:r>
           </w:p>
         </w:tc>
@@ -3138,133 +4060,7 @@
               <w:rPr>
                 <w:lang w:val="en-GB"/>
               </w:rPr>
-              <w:t>Optional controlled resources referenced by the table.</w:t>
-            </w:r>
-          </w:p>
-        </w:tc>
-      </w:tr>
-      <w:tr>
-        <w:tc>
-          <w:tcPr>
-            <w:tcW w:type="dxa" w:w="3256"/>
-          </w:tcPr>
-          <w:p>
-            <w:r>
-              <w:t>Overlay</w:t>
-            </w:r>
-          </w:p>
-        </w:tc>
-        <w:tc>
-          <w:tcPr>
-            <w:tcW w:type="dxa" w:w="6480"/>
-          </w:tcPr>
-          <w:p>
-            <w:r>
-              <w:t>Controlled occurrence/value-domain overlay required by the approved runtime contract.</w:t>
-            </w:r>
-          </w:p>
-        </w:tc>
-      </w:tr>
-      <w:tr>
-        <w:tc>
-          <w:tcPr>
-            <w:tcW w:type="dxa" w:w="3256"/>
-          </w:tcPr>
-          <w:p>
-            <w:r>
-              <w:t>QName map</w:t>
-            </w:r>
-          </w:p>
-        </w:tc>
-        <w:tc>
-          <w:tcPr>
-            <w:tcW w:type="dxa" w:w="6480"/>
-          </w:tcPr>
-          <w:p>
-            <w:r>
-              <w:t>Controlled mapping used for QName-aware transformations, including EE1 values.</w:t>
-            </w:r>
-          </w:p>
-        </w:tc>
-      </w:tr>
-    </w:tbl>
-    <w:p>
-      <w:pPr>
-        <w:pStyle w:val="Tabletitle"/>
-        <w:rPr>
-          <w:lang w:val="en-GB"/>
-        </w:rPr>
-      </w:pPr>
-      <w:r>
-        <w:rPr>
-          <w:lang w:val="en-GB"/>
-        </w:rPr>
-        <w:t>Semantic Binding program outputs</w:t>
-      </w:r>
-    </w:p>
-    <w:tbl>
-      <w:tblPr>
-        <w:tblStyle w:val="af7"/>
-        <w:tblW w:w="0" w:type="auto"/>
-        <w:jc w:val="center"/>
-        <w:tblLook w:val="04A0" w:firstRow="1" w:lastRow="0" w:firstColumn="1" w:lastColumn="0" w:noHBand="0" w:noVBand="1"/>
-      </w:tblPr>
-      <w:tblGrid>
-        <w:gridCol w:w="3256"/>
-        <w:gridCol w:w="6480"/>
-      </w:tblGrid>
-      <w:tr>
-        <w:trPr>
-          <w:tblHeader/>
-          <w:jc w:val="center"/>
-        </w:trPr>
-        <w:tc>
-          <w:tcPr>
-            <w:tcW w:w="3256" w:type="dxa"/>
-            <w:shd w:val="clear" w:color="auto" w:fill="E7E6E6"/>
-          </w:tcPr>
-          <w:p>
-            <w:pPr>
-              <w:pStyle w:val="Tablebody"/>
-              <w:jc w:val="center"/>
-              <w:rPr>
-                <w:b/>
-                <w:bCs/>
-                <w:lang w:val="en-GB"/>
-              </w:rPr>
-            </w:pPr>
-            <w:r>
-              <w:rPr>
-                <w:b/>
-                <w:bCs/>
-                <w:lang w:val="en-GB"/>
-              </w:rPr>
-              <w:t>Output</w:t>
-            </w:r>
-          </w:p>
-        </w:tc>
-        <w:tc>
-          <w:tcPr>
-            <w:tcW w:w="6480" w:type="dxa"/>
-            <w:shd w:val="clear" w:color="auto" w:fill="E7E6E6"/>
-          </w:tcPr>
-          <w:p>
-            <w:pPr>
-              <w:pStyle w:val="Tablebody"/>
-              <w:jc w:val="center"/>
-              <w:rPr>
-                <w:b/>
-                <w:bCs/>
-                <w:lang w:val="en-GB"/>
-              </w:rPr>
-            </w:pPr>
-            <w:r>
-              <w:rPr>
-                <w:b/>
-                <w:bCs/>
-                <w:lang w:val="en-GB"/>
-              </w:rPr>
-              <w:t>Requirement</w:t>
+              <w:t>Initially `one_to_one` for repeated Class mappings.</w:t>
             </w:r>
           </w:p>
         </w:tc>
@@ -3289,7 +4085,7 @@
               <w:rPr>
                 <w:lang w:val="en-GB"/>
               </w:rPr>
-              <w:t>Target Structured CSV</w:t>
+              <w:t>transformation / reverse_transformation</w:t>
             </w:r>
           </w:p>
         </w:tc>
@@ -3309,7 +4105,7 @@
               <w:rPr>
                 <w:lang w:val="en-GB"/>
               </w:rPr>
-              <w:t>Validated instance of the target HMD.</w:t>
+              <w:t>Named deterministic functions.</w:t>
             </w:r>
           </w:p>
         </w:tc>
@@ -3334,7 +4130,7 @@
               <w:rPr>
                 <w:lang w:val="en-GB"/>
               </w:rPr>
-              <w:t>Mapping report</w:t>
+              <w:t>code_map</w:t>
             </w:r>
           </w:p>
         </w:tc>
@@ -3354,29 +4150,52 @@
               <w:rPr>
                 <w:lang w:val="en-GB"/>
               </w:rPr>
-              <w:t>Optional deterministic report of exact, normalised, lossy, unsupported, defaulted, and failed mappings.</w:t>
+              <w:t>Named controlled mapping resource.</w:t>
             </w:r>
           </w:p>
         </w:tc>
       </w:tr>
       <w:tr>
-        <w:tc>
-          <w:tcPr>
-            <w:tcW w:type="dxa" w:w="3256"/>
-          </w:tcPr>
-          <w:p>
-            <w:r>
-              <w:t>OIM metadata JSON (forward)</w:t>
-            </w:r>
-          </w:p>
-        </w:tc>
-        <w:tc>
-          <w:tcPr>
-            <w:tcW w:type="dxa" w:w="6480"/>
-          </w:tcPr>
-          <w:p>
-            <w:r>
-              <w:t>Deterministic target metadata as implemented by the current route; no separate `oim_metadata.py` module exists in Formal GIT.</w:t>
+        <w:trPr>
+          <w:jc w:val="center"/>
+        </w:trPr>
+        <w:tc>
+          <w:tcPr>
+            <w:tcW w:w="3256" w:type="dxa"/>
+            <w:vAlign w:val="center"/>
+          </w:tcPr>
+          <w:p>
+            <w:pPr>
+              <w:pStyle w:val="Tablebody"/>
+              <w:rPr>
+                <w:lang w:val="en-GB"/>
+              </w:rPr>
+            </w:pPr>
+            <w:r>
+              <w:rPr>
+                <w:lang w:val="en-GB"/>
+              </w:rPr>
+              <w:t>roundtrip_class</w:t>
+            </w:r>
+          </w:p>
+        </w:tc>
+        <w:tc>
+          <w:tcPr>
+            <w:tcW w:w="6480" w:type="dxa"/>
+            <w:vAlign w:val="center"/>
+          </w:tcPr>
+          <w:p>
+            <w:pPr>
+              <w:pStyle w:val="Tablebody"/>
+              <w:rPr>
+                <w:lang w:val="en-GB"/>
+              </w:rPr>
+            </w:pPr>
+            <w:r>
+              <w:rPr>
+                <w:lang w:val="en-GB"/>
+              </w:rPr>
+              <w:t>exact, normalised, lossy, or unsupported.</w:t>
             </w:r>
           </w:p>
         </w:tc>
@@ -3386,696 +4205,8 @@
       <w:pPr>
         <w:pStyle w:val="10"/>
       </w:pPr>
-      <w:bookmarkStart w:id="20" w:name="_Toc237580764"/>
-      <w:bookmarkStart w:id="21" w:name="_Toc237588494"/>
-      <w:bookmarkEnd w:id="20"/>
-      <w:bookmarkEnd w:id="21"/>
-      <w:r>
-        <w:t>6 Semantic Binding Table interface</w:t>
-      </w:r>
-    </w:p>
-    <w:p>
-      <w:pPr>
-        <w:pStyle w:val="Tabletitle"/>
-        <w:rPr>
-          <w:lang w:val="en-GB"/>
-        </w:rPr>
-      </w:pPr>
-      <w:r>
-        <w:rPr>
-          <w:lang w:val="en-GB"/>
-        </w:rPr>
-        <w:t>Semantic Binding Table fields used by the program</w:t>
-      </w:r>
-    </w:p>
-    <w:tbl>
-      <w:tblPr>
-        <w:tblStyle w:val="af7"/>
-        <w:tblW w:w="0" w:type="auto"/>
-        <w:jc w:val="center"/>
-        <w:tblLook w:val="04A0" w:firstRow="1" w:lastRow="0" w:firstColumn="1" w:lastColumn="0" w:noHBand="0" w:noVBand="1"/>
-      </w:tblPr>
-      <w:tblGrid>
-        <w:gridCol w:w="3256"/>
-        <w:gridCol w:w="6480"/>
-      </w:tblGrid>
-      <w:tr>
-        <w:trPr>
-          <w:tblHeader/>
-          <w:jc w:val="center"/>
-        </w:trPr>
-        <w:tc>
-          <w:tcPr>
-            <w:tcW w:w="3256" w:type="dxa"/>
-            <w:shd w:val="clear" w:color="auto" w:fill="E7E6E6"/>
-          </w:tcPr>
-          <w:p>
-            <w:pPr>
-              <w:pStyle w:val="Tablebody"/>
-              <w:jc w:val="center"/>
-              <w:rPr>
-                <w:b/>
-                <w:bCs/>
-                <w:lang w:val="en-GB"/>
-              </w:rPr>
-            </w:pPr>
-            <w:r>
-              <w:rPr>
-                <w:b/>
-                <w:bCs/>
-                <w:lang w:val="en-GB"/>
-              </w:rPr>
-              <w:t>Field</w:t>
-            </w:r>
-          </w:p>
-        </w:tc>
-        <w:tc>
-          <w:tcPr>
-            <w:tcW w:w="6480" w:type="dxa"/>
-            <w:shd w:val="clear" w:color="auto" w:fill="E7E6E6"/>
-          </w:tcPr>
-          <w:p>
-            <w:pPr>
-              <w:pStyle w:val="Tablebody"/>
-              <w:jc w:val="center"/>
-              <w:rPr>
-                <w:b/>
-                <w:bCs/>
-                <w:lang w:val="en-GB"/>
-              </w:rPr>
-            </w:pPr>
-            <w:r>
-              <w:rPr>
-                <w:b/>
-                <w:bCs/>
-                <w:lang w:val="en-GB"/>
-              </w:rPr>
-              <w:t>Use</w:t>
-            </w:r>
-          </w:p>
-        </w:tc>
-      </w:tr>
-      <w:tr>
-        <w:tc>
-          <w:tcPr>
-            <w:tcW w:type="dxa" w:w="3256"/>
-          </w:tcPr>
-          <w:p>
-            <w:r>
-              <w:t>source_sequence</w:t>
-            </w:r>
-          </w:p>
-        </w:tc>
-        <w:tc>
-          <w:tcPr>
-            <w:tcW w:type="dxa" w:w="6480"/>
-          </w:tcPr>
-          <w:p>
-            <w:r>
-              <w:t>Yes. Source HMD sequence; resolves and cross-checks the source HMD row.</w:t>
-            </w:r>
-          </w:p>
-        </w:tc>
-      </w:tr>
-      <w:tr>
-        <w:tc>
-          <w:tcPr>
-            <w:tcW w:type="dxa" w:w="3256"/>
-          </w:tcPr>
-          <w:p>
-            <w:r>
-              <w:t>source_module</w:t>
-            </w:r>
-          </w:p>
-        </w:tc>
-        <w:tc>
-          <w:tcPr>
-            <w:tcW w:type="dxa" w:w="6480"/>
-          </w:tcPr>
-          <w:p>
-            <w:r>
-              <w:t>Yes. Source HMD module copied for review and contract validation.</w:t>
-            </w:r>
-          </w:p>
-        </w:tc>
-      </w:tr>
-      <w:tr>
-        <w:tc>
-          <w:tcPr>
-            <w:tcW w:type="dxa" w:w="3256"/>
-          </w:tcPr>
-          <w:p>
-            <w:r>
-              <w:t>source_level</w:t>
-            </w:r>
-          </w:p>
-        </w:tc>
-        <w:tc>
-          <w:tcPr>
-            <w:tcW w:type="dxa" w:w="6480"/>
-          </w:tcPr>
-          <w:p>
-            <w:r>
-              <w:t>Yes. Source HMD level.</w:t>
-            </w:r>
-          </w:p>
-        </w:tc>
-      </w:tr>
-      <w:tr>
-        <w:tc>
-          <w:tcPr>
-            <w:tcW w:type="dxa" w:w="3256"/>
-          </w:tcPr>
-          <w:p>
-            <w:r>
-              <w:t>source_type</w:t>
-            </w:r>
-          </w:p>
-        </w:tc>
-        <w:tc>
-          <w:tcPr>
-            <w:tcW w:type="dxa" w:w="6480"/>
-          </w:tcPr>
-          <w:p>
-            <w:r>
-              <w:t>Yes. Source HMD row type; C/R structural rows and A fact rows are validated.</w:t>
-            </w:r>
-          </w:p>
-        </w:tc>
-      </w:tr>
-      <w:tr>
-        <w:tc>
-          <w:tcPr>
-            <w:tcW w:type="dxa" w:w="3256"/>
-          </w:tcPr>
-          <w:p>
-            <w:r>
-              <w:t>source_identifier</w:t>
-            </w:r>
-          </w:p>
-        </w:tc>
-        <w:tc>
-          <w:tcPr>
-            <w:tcW w:type="dxa" w:w="6480"/>
-          </w:tcPr>
-          <w:p>
-            <w:r>
-              <w:t>No. Source identifier-role marker copied from the HMD where applicable.</w:t>
-            </w:r>
-          </w:p>
-        </w:tc>
-      </w:tr>
-      <w:tr>
-        <w:tc>
-          <w:tcPr>
-            <w:tcW w:type="dxa" w:w="3256"/>
-          </w:tcPr>
-          <w:p>
-            <w:r>
-              <w:t>source_name</w:t>
-            </w:r>
-          </w:p>
-        </w:tc>
-        <w:tc>
-          <w:tcPr>
-            <w:tcW w:type="dxa" w:w="6480"/>
-          </w:tcPr>
-          <w:p>
-            <w:r>
-              <w:t>Yes. Source human-readable term copied for review.</w:t>
-            </w:r>
-          </w:p>
-        </w:tc>
-      </w:tr>
-      <w:tr>
-        <w:tc>
-          <w:tcPr>
-            <w:tcW w:type="dxa" w:w="3256"/>
-          </w:tcPr>
-          <w:p>
-            <w:r>
-              <w:t>source_datatype</w:t>
-            </w:r>
-          </w:p>
-        </w:tc>
-        <w:tc>
-          <w:tcPr>
-            <w:tcW w:type="dxa" w:w="6480"/>
-          </w:tcPr>
-          <w:p>
-            <w:r>
-              <w:t>A rows. Source semantic datatype.</w:t>
-            </w:r>
-          </w:p>
-        </w:tc>
-      </w:tr>
-      <w:tr>
-        <w:tc>
-          <w:tcPr>
-            <w:tcW w:type="dxa" w:w="3256"/>
-          </w:tcPr>
-          <w:p>
-            <w:r>
-              <w:t>source_multiplicity</w:t>
-            </w:r>
-          </w:p>
-        </w:tc>
-        <w:tc>
-          <w:tcPr>
-            <w:tcW w:type="dxa" w:w="6480"/>
-          </w:tcPr>
-          <w:p>
-            <w:r>
-              <w:t>Yes. Source HMD multiplicity; the runtime derives repeatable-ancestor identity from the HMD.</w:t>
-            </w:r>
-          </w:p>
-        </w:tc>
-      </w:tr>
-      <w:tr>
-        <w:tc>
-          <w:tcPr>
-            <w:tcW w:type="dxa" w:w="3256"/>
-          </w:tcPr>
-          <w:p>
-            <w:r>
-              <w:t>source_definition</w:t>
-            </w:r>
-          </w:p>
-        </w:tc>
-        <w:tc>
-          <w:tcPr>
-            <w:tcW w:type="dxa" w:w="6480"/>
-          </w:tcPr>
-          <w:p>
-            <w:r>
-              <w:t>No. Source definition copied for review/provenance.</w:t>
-            </w:r>
-          </w:p>
-        </w:tc>
-      </w:tr>
-      <w:tr>
-        <w:tc>
-          <w:tcPr>
-            <w:tcW w:type="dxa" w:w="3256"/>
-          </w:tcPr>
-          <w:p>
-            <w:r>
-              <w:t>source_semantic_path</w:t>
-            </w:r>
-          </w:p>
-        </w:tc>
-        <w:tc>
-          <w:tcPr>
-            <w:tcW w:type="dxa" w:w="6480"/>
-          </w:tcPr>
-          <w:p>
-            <w:r>
-              <w:t>Yes. Source HMD Semantic Path; MAY contain equality, presence, or not(presence) selector conditions. Removing selectors resolves the source HMD row.</w:t>
-            </w:r>
-          </w:p>
-        </w:tc>
-      </w:tr>
-      <w:tr>
-        <w:tc>
-          <w:tcPr>
-            <w:tcW w:type="dxa" w:w="3256"/>
-          </w:tcPr>
-          <w:p>
-            <w:r>
-              <w:t>source_class_term</w:t>
-            </w:r>
-          </w:p>
-        </w:tc>
-        <w:tc>
-          <w:tcPr>
-            <w:tcW w:type="dxa" w:w="6480"/>
-          </w:tcPr>
-          <w:p>
-            <w:r>
-              <w:t>Yes. Source Class context copied from the HMD.</w:t>
-            </w:r>
-          </w:p>
-        </w:tc>
-      </w:tr>
-      <w:tr>
-        <w:tc>
-          <w:tcPr>
-            <w:tcW w:type="dxa" w:w="3256"/>
-          </w:tcPr>
-          <w:p>
-            <w:r>
-              <w:t>target_sequence</w:t>
-            </w:r>
-          </w:p>
-        </w:tc>
-        <w:tc>
-          <w:tcPr>
-            <w:tcW w:type="dxa" w:w="6480"/>
-          </w:tcPr>
-          <w:p>
-            <w:r>
-              <w:t>Mapped rows. Target HMD sequence; must agree with the resolved target row.</w:t>
-            </w:r>
-          </w:p>
-        </w:tc>
-      </w:tr>
-      <w:tr>
-        <w:tc>
-          <w:tcPr>
-            <w:tcW w:type="dxa" w:w="3256"/>
-          </w:tcPr>
-          <w:p>
-            <w:r>
-              <w:t>target_module</w:t>
-            </w:r>
-          </w:p>
-        </w:tc>
-        <w:tc>
-          <w:tcPr>
-            <w:tcW w:type="dxa" w:w="6480"/>
-          </w:tcPr>
-          <w:p>
-            <w:r>
-              <w:t>Mapped rows. Target HMD module.</w:t>
-            </w:r>
-          </w:p>
-        </w:tc>
-      </w:tr>
-      <w:tr>
-        <w:tc>
-          <w:tcPr>
-            <w:tcW w:type="dxa" w:w="3256"/>
-          </w:tcPr>
-          <w:p>
-            <w:r>
-              <w:t>target_level</w:t>
-            </w:r>
-          </w:p>
-        </w:tc>
-        <w:tc>
-          <w:tcPr>
-            <w:tcW w:type="dxa" w:w="6480"/>
-          </w:tcPr>
-          <w:p>
-            <w:r>
-              <w:t>Mapped rows. Target HMD level.</w:t>
-            </w:r>
-          </w:p>
-        </w:tc>
-      </w:tr>
-      <w:tr>
-        <w:tc>
-          <w:tcPr>
-            <w:tcW w:type="dxa" w:w="3256"/>
-          </w:tcPr>
-          <w:p>
-            <w:r>
-              <w:t>target_type</w:t>
-            </w:r>
-          </w:p>
-        </w:tc>
-        <w:tc>
-          <w:tcPr>
-            <w:tcW w:type="dxa" w:w="6480"/>
-          </w:tcPr>
-          <w:p>
-            <w:r>
-              <w:t>Mapped rows. Target HMD row type; must agree with source rule type where executable.</w:t>
-            </w:r>
-          </w:p>
-        </w:tc>
-      </w:tr>
-      <w:tr>
-        <w:tc>
-          <w:tcPr>
-            <w:tcW w:type="dxa" w:w="3256"/>
-          </w:tcPr>
-          <w:p>
-            <w:r>
-              <w:t>target_identifier</w:t>
-            </w:r>
-          </w:p>
-        </w:tc>
-        <w:tc>
-          <w:tcPr>
-            <w:tcW w:type="dxa" w:w="6480"/>
-          </w:tcPr>
-          <w:p>
-            <w:r>
-              <w:t>No. Target identifier-role marker copied from the HMD where applicable.</w:t>
-            </w:r>
-          </w:p>
-        </w:tc>
-      </w:tr>
-      <w:tr>
-        <w:tc>
-          <w:tcPr>
-            <w:tcW w:type="dxa" w:w="3256"/>
-          </w:tcPr>
-          <w:p>
-            <w:r>
-              <w:t>target_name</w:t>
-            </w:r>
-          </w:p>
-        </w:tc>
-        <w:tc>
-          <w:tcPr>
-            <w:tcW w:type="dxa" w:w="6480"/>
-          </w:tcPr>
-          <w:p>
-            <w:r>
-              <w:t>Mapped rows. Target human-readable term copied for review.</w:t>
-            </w:r>
-          </w:p>
-        </w:tc>
-      </w:tr>
-      <w:tr>
-        <w:tc>
-          <w:tcPr>
-            <w:tcW w:type="dxa" w:w="3256"/>
-          </w:tcPr>
-          <w:p>
-            <w:r>
-              <w:t>target_datatype</w:t>
-            </w:r>
-          </w:p>
-        </w:tc>
-        <w:tc>
-          <w:tcPr>
-            <w:tcW w:type="dxa" w:w="6480"/>
-          </w:tcPr>
-          <w:p>
-            <w:r>
-              <w:t>Target A rows. Target semantic datatype.</w:t>
-            </w:r>
-          </w:p>
-        </w:tc>
-      </w:tr>
-      <w:tr>
-        <w:tc>
-          <w:tcPr>
-            <w:tcW w:type="dxa" w:w="3256"/>
-          </w:tcPr>
-          <w:p>
-            <w:r>
-              <w:t>target_multiplicity</w:t>
-            </w:r>
-          </w:p>
-        </w:tc>
-        <w:tc>
-          <w:tcPr>
-            <w:tcW w:type="dxa" w:w="6480"/>
-          </w:tcPr>
-          <w:p>
-            <w:r>
-              <w:t>Mapped rows. Target HMD multiplicity.</w:t>
-            </w:r>
-          </w:p>
-        </w:tc>
-      </w:tr>
-      <w:tr>
-        <w:tc>
-          <w:tcPr>
-            <w:tcW w:type="dxa" w:w="3256"/>
-          </w:tcPr>
-          <w:p>
-            <w:r>
-              <w:t>target_definition</w:t>
-            </w:r>
-          </w:p>
-        </w:tc>
-        <w:tc>
-          <w:tcPr>
-            <w:tcW w:type="dxa" w:w="6480"/>
-          </w:tcPr>
-          <w:p>
-            <w:r>
-              <w:t>No. Target definition copied for review/provenance.</w:t>
-            </w:r>
-          </w:p>
-        </w:tc>
-      </w:tr>
-      <w:tr>
-        <w:tc>
-          <w:tcPr>
-            <w:tcW w:type="dxa" w:w="3256"/>
-          </w:tcPr>
-          <w:p>
-            <w:r>
-              <w:t>target_semantic_path</w:t>
-            </w:r>
-          </w:p>
-        </w:tc>
-        <w:tc>
-          <w:tcPr>
-            <w:tcW w:type="dxa" w:w="6480"/>
-          </w:tcPr>
-          <w:p>
-            <w:r>
-              <w:t>Mapped rows. Target Semantic Path; MAY contain equality, presence, or not(presence) selectors. Removing selectors resolves the target HMD row.</w:t>
-            </w:r>
-          </w:p>
-        </w:tc>
-      </w:tr>
-      <w:tr>
-        <w:tc>
-          <w:tcPr>
-            <w:tcW w:type="dxa" w:w="3256"/>
-          </w:tcPr>
-          <w:p>
-            <w:r>
-              <w:t>target_class_term</w:t>
-            </w:r>
-          </w:p>
-        </w:tc>
-        <w:tc>
-          <w:tcPr>
-            <w:tcW w:type="dxa" w:w="6480"/>
-          </w:tcPr>
-          <w:p>
-            <w:r>
-              <w:t>Mapped rows. Target Class context.</w:t>
-            </w:r>
-          </w:p>
-        </w:tc>
-      </w:tr>
-      <w:tr>
-        <w:tc>
-          <w:tcPr>
-            <w:tcW w:type="dxa" w:w="3256"/>
-          </w:tcPr>
-          <w:p>
-            <w:r>
-              <w:t>transformation</w:t>
-            </w:r>
-          </w:p>
-        </w:tc>
-        <w:tc>
-          <w:tcPr>
-            <w:tcW w:type="dxa" w:w="6480"/>
-          </w:tcPr>
-          <w:p>
-            <w:r>
-              <w:t>Executable rows. Registered deterministic transformation. EXACT Attribute mappings SHALL use `identity`.</w:t>
-            </w:r>
-          </w:p>
-        </w:tc>
-      </w:tr>
-      <w:tr>
-        <w:tc>
-          <w:tcPr>
-            <w:tcW w:type="dxa" w:w="3256"/>
-          </w:tcPr>
-          <w:p>
-            <w:r>
-              <w:t>mapping_status</w:t>
-            </w:r>
-          </w:p>
-        </w:tc>
-        <w:tc>
-          <w:tcPr>
-            <w:tcW w:type="dxa" w:w="6480"/>
-          </w:tcPr>
-          <w:p>
-            <w:r>
-              <w:t>Yes. Execution classification. The implemented runtime executes EXACT, TRANSFORM, and target-bearing STRUCTURAL rows.</w:t>
-            </w:r>
-          </w:p>
-        </w:tc>
-      </w:tr>
-      <w:tr>
-        <w:tc>
-          <w:tcPr>
-            <w:tcW w:type="dxa" w:w="3256"/>
-          </w:tcPr>
-          <w:p>
-            <w:r>
-              <w:t>confidence</w:t>
-            </w:r>
-          </w:p>
-        </w:tc>
-        <w:tc>
-          <w:tcPr>
-            <w:tcW w:type="dxa" w:w="6480"/>
-          </w:tcPr>
-          <w:p>
-            <w:r>
-              <w:t>No. Review metadata; does not override HMD or executable mapping semantics.</w:t>
-            </w:r>
-          </w:p>
-        </w:tc>
-      </w:tr>
-      <w:tr>
-        <w:tc>
-          <w:tcPr>
-            <w:tcW w:type="dxa" w:w="3256"/>
-          </w:tcPr>
-          <w:p>
-            <w:r>
-              <w:t>reason_codes</w:t>
-            </w:r>
-          </w:p>
-        </w:tc>
-        <w:tc>
-          <w:tcPr>
-            <w:tcW w:type="dxa" w:w="6480"/>
-          </w:tcPr>
-          <w:p>
-            <w:r>
-              <w:t>No. Review/rationale codes retained with the binding.</w:t>
-            </w:r>
-          </w:p>
-        </w:tc>
-      </w:tr>
-      <w:tr>
-        <w:tc>
-          <w:tcPr>
-            <w:tcW w:type="dxa" w:w="3256"/>
-          </w:tcPr>
-          <w:p>
-            <w:r>
-              <w:t>review_note</w:t>
-            </w:r>
-          </w:p>
-        </w:tc>
-        <w:tc>
-          <w:tcPr>
-            <w:tcW w:type="dxa" w:w="6480"/>
-          </w:tcPr>
-          <w:p>
-            <w:r>
-              <w:t>No. Non-executable review note.</w:t>
-            </w:r>
-          </w:p>
-        </w:tc>
-      </w:tr>
-    </w:tbl>
-    <w:p>
-      <w:pPr>
-        <w:pStyle w:val="10"/>
-      </w:pPr>
       <w:bookmarkStart w:id="22" w:name="_Toc237580765"/>
-      <w:bookmarkStart w:id="23" w:name="_Toc237588495"/>
+      <w:bookmarkStart w:id="23" w:name="_Toc240459494"/>
       <w:r>
         <w:t>7 Class occurrence correspondence</w:t>
       </w:r>
@@ -4087,7 +4218,7 @@
         <w:pStyle w:val="20"/>
       </w:pPr>
       <w:bookmarkStart w:id="24" w:name="_Toc237580766"/>
-      <w:bookmarkStart w:id="25" w:name="_Toc237588496"/>
+      <w:bookmarkStart w:id="25" w:name="_Toc240459495"/>
       <w:r>
         <w:t>7.1 Processing order</w:t>
       </w:r>
@@ -4104,7 +4235,7 @@
         <w:pStyle w:val="20"/>
       </w:pPr>
       <w:bookmarkStart w:id="26" w:name="_Toc237580767"/>
-      <w:bookmarkStart w:id="27" w:name="_Toc237588497"/>
+      <w:bookmarkStart w:id="27" w:name="_Toc240459496"/>
       <w:r>
         <w:t>7.2 one_to_one</w:t>
       </w:r>
@@ -4148,17 +4279,11 @@
       </w:r>
     </w:p>
     <w:p>
-      <w:pPr/>
-      <w:r>
-        <w:t>Selector conditions are syntax-neutral binding qualifiers embedded directly in `source_semantic_path` or `target_semantic_path`. Supported forms are equality `[field="value"]`, presence `[field]`, and absence `[not(field)]`. Selector evaluation is scoped to the same canonical technical Class occurrence. A physical source/target syntax name SHALL NOT be used as the selector condition.</w:t>
-      </w:r>
-    </w:p>
-    <w:p>
       <w:pPr>
         <w:pStyle w:val="20"/>
       </w:pPr>
       <w:bookmarkStart w:id="28" w:name="_Toc237580768"/>
-      <w:bookmarkStart w:id="29" w:name="_Toc237588498"/>
+      <w:bookmarkStart w:id="29" w:name="_Toc240459497"/>
       <w:r>
         <w:t>7.3 Future policies</w:t>
       </w:r>
@@ -4175,7 +4300,7 @@
         <w:pStyle w:val="10"/>
       </w:pPr>
       <w:bookmarkStart w:id="30" w:name="_Toc237580769"/>
-      <w:bookmarkStart w:id="31" w:name="_Toc237588499"/>
+      <w:bookmarkStart w:id="31" w:name="_Toc240459498"/>
       <w:r>
         <w:t>8 Attribute mapping</w:t>
       </w:r>
@@ -4241,7 +4366,7 @@
         <w:pStyle w:val="10"/>
       </w:pPr>
       <w:bookmarkStart w:id="32" w:name="_Toc237580770"/>
-      <w:bookmarkStart w:id="33" w:name="_Toc237588500"/>
+      <w:bookmarkStart w:id="33" w:name="_Toc240459499"/>
       <w:r>
         <w:t>9 Forward conversion</w:t>
       </w:r>
@@ -4253,7 +4378,7 @@
         <w:ind w:left="454" w:hanging="312"/>
       </w:pPr>
       <w:r>
-        <w:t>1) Load and validate the source HMD, target HMD, Semantic Binding Table, transformation resources, and source Structured CSV.</w:t>
+        <w:t>1) Load and validate the source HMD, target HMD, Semantic Table, transformation resources, and source Structured CSV.</w:t>
       </w:r>
     </w:p>
     <w:p>
@@ -4325,7 +4450,7 @@
         <w:pStyle w:val="10"/>
       </w:pPr>
       <w:bookmarkStart w:id="34" w:name="_Toc237580771"/>
-      <w:bookmarkStart w:id="35" w:name="_Toc237588501"/>
+      <w:bookmarkStart w:id="35" w:name="_Toc240459500"/>
       <w:r>
         <w:t>10 Reverse conversion</w:t>
       </w:r>
@@ -4334,7 +4459,7 @@
     </w:p>
     <w:p>
       <w:r>
-        <w:t>Reverse conversion is permitted only when the Semantic Binding Table contains sufficient inverse information. An exact direct mapping can normally be reversed. A normalised mapping requires a declared reverse representation or reverse transformation. Lossy and unsupported mappings SHALL NOT be silently reversed.</w:t>
+        <w:t>Reverse conversion is permitted only when the Semantic Table contains sufficient inverse information. An exact direct mapping can normally be reversed. A normalised mapping requires a declared reverse representation or reverse transformation. Lossy and unsupported mappings SHALL NOT be silently reversed.</w:t>
       </w:r>
     </w:p>
     <w:p>
@@ -4342,7 +4467,7 @@
         <w:pStyle w:val="10"/>
       </w:pPr>
       <w:bookmarkStart w:id="36" w:name="_Toc237580772"/>
-      <w:bookmarkStart w:id="37" w:name="_Toc237588502"/>
+      <w:bookmarkStart w:id="37" w:name="_Toc240459501"/>
       <w:r>
         <w:t>11 Mapping classifications</w:t>
       </w:r>
@@ -4371,8 +4496,8 @@
         <w:tblLook w:val="04A0" w:firstRow="1" w:lastRow="0" w:firstColumn="1" w:lastColumn="0" w:noHBand="0" w:noVBand="1"/>
       </w:tblPr>
       <w:tblGrid>
-        <w:gridCol w:w="1980"/>
-        <w:gridCol w:w="7756"/>
+        <w:gridCol w:w="1838"/>
+        <w:gridCol w:w="7898"/>
       </w:tblGrid>
       <w:tr>
         <w:trPr>
@@ -4381,7 +4506,7 @@
         </w:trPr>
         <w:tc>
           <w:tcPr>
-            <w:tcW w:w="1980" w:type="dxa"/>
+            <w:tcW w:w="1838" w:type="dxa"/>
             <w:shd w:val="clear" w:color="auto" w:fill="E7E6E6"/>
           </w:tcPr>
           <w:p>
@@ -4406,7 +4531,7 @@
         </w:tc>
         <w:tc>
           <w:tcPr>
-            <w:tcW w:w="7756" w:type="dxa"/>
+            <w:tcW w:w="7898" w:type="dxa"/>
             <w:shd w:val="clear" w:color="auto" w:fill="E7E6E6"/>
           </w:tcPr>
           <w:p>
@@ -4436,7 +4561,7 @@
         </w:trPr>
         <w:tc>
           <w:tcPr>
-            <w:tcW w:w="1980" w:type="dxa"/>
+            <w:tcW w:w="1838" w:type="dxa"/>
             <w:vAlign w:val="center"/>
           </w:tcPr>
           <w:p>
@@ -4456,7 +4581,7 @@
         </w:tc>
         <w:tc>
           <w:tcPr>
-            <w:tcW w:w="7756" w:type="dxa"/>
+            <w:tcW w:w="7898" w:type="dxa"/>
             <w:vAlign w:val="center"/>
           </w:tcPr>
           <w:p>
@@ -4481,7 +4606,7 @@
         </w:trPr>
         <w:tc>
           <w:tcPr>
-            <w:tcW w:w="1980" w:type="dxa"/>
+            <w:tcW w:w="1838" w:type="dxa"/>
             <w:vAlign w:val="center"/>
           </w:tcPr>
           <w:p>
@@ -4501,7 +4626,7 @@
         </w:tc>
         <w:tc>
           <w:tcPr>
-            <w:tcW w:w="7756" w:type="dxa"/>
+            <w:tcW w:w="7898" w:type="dxa"/>
             <w:vAlign w:val="center"/>
           </w:tcPr>
           <w:p>
@@ -4526,7 +4651,7 @@
         </w:trPr>
         <w:tc>
           <w:tcPr>
-            <w:tcW w:w="1980" w:type="dxa"/>
+            <w:tcW w:w="1838" w:type="dxa"/>
             <w:vAlign w:val="center"/>
           </w:tcPr>
           <w:p>
@@ -4546,7 +4671,7 @@
         </w:tc>
         <w:tc>
           <w:tcPr>
-            <w:tcW w:w="7756" w:type="dxa"/>
+            <w:tcW w:w="7898" w:type="dxa"/>
             <w:vAlign w:val="center"/>
           </w:tcPr>
           <w:p>
@@ -4571,7 +4696,7 @@
         </w:trPr>
         <w:tc>
           <w:tcPr>
-            <w:tcW w:w="1980" w:type="dxa"/>
+            <w:tcW w:w="1838" w:type="dxa"/>
             <w:vAlign w:val="center"/>
           </w:tcPr>
           <w:p>
@@ -4591,7 +4716,7 @@
         </w:tc>
         <w:tc>
           <w:tcPr>
-            <w:tcW w:w="7756" w:type="dxa"/>
+            <w:tcW w:w="7898" w:type="dxa"/>
             <w:vAlign w:val="center"/>
           </w:tcPr>
           <w:p>
@@ -4616,7 +4741,7 @@
         <w:pStyle w:val="10"/>
       </w:pPr>
       <w:bookmarkStart w:id="38" w:name="_Toc237580773"/>
-      <w:bookmarkStart w:id="39" w:name="_Toc237588503"/>
+      <w:bookmarkStart w:id="39" w:name="_Toc240459502"/>
       <w:r>
         <w:t>12 ADC and XBRL GL Next</w:t>
       </w:r>
@@ -4625,7 +4750,7 @@
     </w:p>
     <w:p>
       <w:r>
-        <w:t>The initial cross-standard proof of concept SHOULD map the ADC HMD-aligned Structured CSV to XBRL GL Next BusinessTransactions Structured CSV, beginning with invoice header and line structures. The Semantic Binding Table SHALL state the actual mapped subset and round-trip classification.</w:t>
+        <w:t>The initial cross-standard proof of concept SHOULD map the ADC HMD-aligned Structured CSV to XBRL GL Next BusinessTransactions Structured CSV, beginning with invoice header and line structures. The Semantic Table SHALL state the actual mapped subset and round-trip classification.</w:t>
       </w:r>
     </w:p>
     <w:p>
@@ -4663,7 +4788,7 @@
           <w:sz w:val="20"/>
           <w:szCs w:val="24"/>
         </w:rPr>
-        <w:t xml:space="preserve">        ↕ src/semantic_binding.py</w:t>
+        <w:t xml:space="preserve">        ↕ semantic_table.py</w:t>
       </w:r>
     </w:p>
     <w:p>
@@ -4690,7 +4815,7 @@
         <w:spacing w:before="120"/>
       </w:pPr>
       <w:r>
-        <w:t>XBRL GL Next Tuple/OIM conversion is not a Semantic Binding use case when both representations use the same XBRL GL Next HMD.</w:t>
+        <w:t>XBRL GL Next Tuple/OIM conversion is not a Semantic Table use case when both representations use the same XBRL GL Next HMD.</w:t>
       </w:r>
     </w:p>
     <w:p>
@@ -4698,7 +4823,7 @@
         <w:pStyle w:val="10"/>
       </w:pPr>
       <w:bookmarkStart w:id="40" w:name="_Toc237580774"/>
-      <w:bookmarkStart w:id="41" w:name="_Toc237588504"/>
+      <w:bookmarkStart w:id="41" w:name="_Toc240459503"/>
       <w:r>
         <w:t>13 Diagnostics</w:t>
       </w:r>
@@ -4716,7 +4841,7 @@
         <w:rPr>
           <w:lang w:val="en-GB"/>
         </w:rPr>
-        <w:t>Semantic Binding diagnostics</w:t>
+        <w:t>Semantic Table diagnostics</w:t>
       </w:r>
     </w:p>
     <w:tbl>
@@ -5107,7 +5232,7 @@
         <w:pStyle w:val="10"/>
       </w:pPr>
       <w:bookmarkStart w:id="42" w:name="_Toc237580775"/>
-      <w:bookmarkStart w:id="43" w:name="_Toc237588505"/>
+      <w:bookmarkStart w:id="43" w:name="_Toc240459504"/>
       <w:r>
         <w:t>14 Command-line interface</w:t>
       </w:r>
@@ -5118,16 +5243,19 @@
       <w:pPr>
         <w:spacing w:after="0"/>
         <w:ind w:left="397"/>
+        <w:rPr>
+          <w:rFonts w:ascii="Consolas" w:hAnsi="Consolas"/>
+          <w:sz w:val="24"/>
+          <w:szCs w:val="24"/>
+        </w:rPr>
       </w:pPr>
       <w:r>
         <w:rPr>
-          <w:rFonts w:ascii="Courier New" w:hAnsi="Courier New"/>
-          <w:sz w:val="18"/>
+          <w:rFonts w:ascii="Consolas" w:hAnsi="Consolas"/>
+          <w:sz w:val="20"/>
+          <w:szCs w:val="24"/>
         </w:rPr>
-        <w:t>py src/semantic_binding.py forward &lt;input.csv&gt; --binding &lt;semantic_binding.csv&gt; --source-hmd &lt;source_hmd.csv&gt; --target-hmd &lt;target_hmd.csv&gt; --overlay &lt;overlay.csv&gt; --qname-map &lt;qname_map.csv&gt; --output &lt;target.csv&gt; --taxonomy &lt;entry_point.xsd&gt; [--entity &lt;scheme:id&gt;] [--period &lt;dateTime&gt;]</w:t>
-        <w:br/>
-        <w:br/>
-        <w:t>py src/semantic_binding.py reverse &lt;input.csv&gt; --binding &lt;semantic_binding.csv&gt; --source-hmd &lt;source_hmd.csv&gt; --target-hmd &lt;target_hmd.csv&gt; --overlay &lt;overlay.csv&gt; --qname-map &lt;qname_map.csv&gt; --output &lt;source.csv&gt;</w:t>
+        <w:t>py src/semantic_table.py   --source-hmd &lt;source_hmd.csv&gt;   --target-hmd &lt;target_hmd.csv&gt;   --table &lt;semantic_table.csv&gt;   --input &lt;source_structured.csv&gt;   --output &lt;target_structured.csv&gt;</w:t>
       </w:r>
     </w:p>
     <w:p>
@@ -5135,7 +5263,7 @@
         <w:pStyle w:val="10"/>
       </w:pPr>
       <w:bookmarkStart w:id="44" w:name="_Toc237580776"/>
-      <w:bookmarkStart w:id="45" w:name="_Toc237588506"/>
+      <w:bookmarkStart w:id="45" w:name="_Toc240459505"/>
       <w:r>
         <w:t>15 Testing and conformance</w:t>
       </w:r>
@@ -5210,7 +5338,7 @@
         <w:pStyle w:val="10"/>
       </w:pPr>
       <w:bookmarkStart w:id="46" w:name="_Toc237580777"/>
-      <w:bookmarkStart w:id="47" w:name="_Toc237588507"/>
+      <w:bookmarkStart w:id="47" w:name="_Toc240459506"/>
       <w:r>
         <w:t>16 Implementation-element specification</w:t>
       </w:r>
@@ -5222,7 +5350,7 @@
         <w:pStyle w:val="20"/>
       </w:pPr>
       <w:bookmarkStart w:id="48" w:name="_Toc237580778"/>
-      <w:bookmarkStart w:id="49" w:name="_Toc237588508"/>
+      <w:bookmarkStart w:id="49" w:name="_Toc240459507"/>
       <w:r>
         <w:t>16.1 Module-level constants and configuration</w:t>
       </w:r>
@@ -5232,6 +5360,7 @@
     <w:p>
       <w:pPr>
         <w:pStyle w:val="Tabletitle"/>
+        <w:keepNext/>
         <w:rPr>
           <w:lang w:val="en-GB"/>
         </w:rPr>
@@ -5240,7 +5369,7 @@
         <w:rPr>
           <w:lang w:val="en-GB"/>
         </w:rPr>
-        <w:t>Semantic Binding module-level items</w:t>
+        <w:t>Semantic Table module-level items</w:t>
       </w:r>
     </w:p>
     <w:tbl>
@@ -5255,10 +5384,10 @@
         <w:tblLook w:val="04A0" w:firstRow="1" w:lastRow="0" w:firstColumn="1" w:lastColumn="0" w:noHBand="0" w:noVBand="1"/>
       </w:tblPr>
       <w:tblGrid>
-        <w:gridCol w:w="2263"/>
-        <w:gridCol w:w="1560"/>
+        <w:gridCol w:w="2547"/>
+        <w:gridCol w:w="1701"/>
         <w:gridCol w:w="2835"/>
-        <w:gridCol w:w="3078"/>
+        <w:gridCol w:w="2653"/>
       </w:tblGrid>
       <w:tr>
         <w:trPr>
@@ -5266,7 +5395,7 @@
         </w:trPr>
         <w:tc>
           <w:tcPr>
-            <w:tcW w:w="2263" w:type="dxa"/>
+            <w:tcW w:w="2547" w:type="dxa"/>
             <w:shd w:val="clear" w:color="auto" w:fill="F2F2F2" w:themeFill="background1" w:themeFillShade="F2"/>
             <w:vAlign w:val="center"/>
           </w:tcPr>
@@ -5292,7 +5421,7 @@
         </w:tc>
         <w:tc>
           <w:tcPr>
-            <w:tcW w:w="1560" w:type="dxa"/>
+            <w:tcW w:w="1701" w:type="dxa"/>
             <w:shd w:val="clear" w:color="auto" w:fill="F2F2F2" w:themeFill="background1" w:themeFillShade="F2"/>
             <w:vAlign w:val="center"/>
           </w:tcPr>
@@ -5344,7 +5473,7 @@
         </w:tc>
         <w:tc>
           <w:tcPr>
-            <w:tcW w:w="3078" w:type="dxa"/>
+            <w:tcW w:w="2653" w:type="dxa"/>
             <w:shd w:val="clear" w:color="auto" w:fill="F2F2F2" w:themeFill="background1" w:themeFillShade="F2"/>
             <w:vAlign w:val="center"/>
           </w:tcPr>
@@ -5372,7 +5501,7 @@
       <w:tr>
         <w:tc>
           <w:tcPr>
-            <w:tcW w:w="2263" w:type="dxa"/>
+            <w:tcW w:w="2547" w:type="dxa"/>
             <w:vAlign w:val="center"/>
           </w:tcPr>
           <w:p>
@@ -5392,7 +5521,7 @@
         </w:tc>
         <w:tc>
           <w:tcPr>
-            <w:tcW w:w="1560" w:type="dxa"/>
+            <w:tcW w:w="1701" w:type="dxa"/>
             <w:vAlign w:val="center"/>
           </w:tcPr>
           <w:p>
@@ -5432,7 +5561,7 @@
         </w:tc>
         <w:tc>
           <w:tcPr>
-            <w:tcW w:w="3078" w:type="dxa"/>
+            <w:tcW w:w="2653" w:type="dxa"/>
             <w:vAlign w:val="center"/>
           </w:tcPr>
           <w:p>
@@ -5454,7 +5583,7 @@
       <w:tr>
         <w:tc>
           <w:tcPr>
-            <w:tcW w:w="2263" w:type="dxa"/>
+            <w:tcW w:w="2547" w:type="dxa"/>
             <w:vAlign w:val="center"/>
           </w:tcPr>
           <w:p>
@@ -5474,7 +5603,7 @@
         </w:tc>
         <w:tc>
           <w:tcPr>
-            <w:tcW w:w="1560" w:type="dxa"/>
+            <w:tcW w:w="1701" w:type="dxa"/>
             <w:vAlign w:val="center"/>
           </w:tcPr>
           <w:p>
@@ -5514,7 +5643,7 @@
         </w:tc>
         <w:tc>
           <w:tcPr>
-            <w:tcW w:w="3078" w:type="dxa"/>
+            <w:tcW w:w="2653" w:type="dxa"/>
             <w:vAlign w:val="center"/>
           </w:tcPr>
           <w:p>
@@ -5536,7 +5665,7 @@
       <w:tr>
         <w:tc>
           <w:tcPr>
-            <w:tcW w:w="2263" w:type="dxa"/>
+            <w:tcW w:w="2547" w:type="dxa"/>
             <w:vAlign w:val="center"/>
           </w:tcPr>
           <w:p>
@@ -5556,7 +5685,7 @@
         </w:tc>
         <w:tc>
           <w:tcPr>
-            <w:tcW w:w="1560" w:type="dxa"/>
+            <w:tcW w:w="1701" w:type="dxa"/>
             <w:vAlign w:val="center"/>
           </w:tcPr>
           <w:p>
@@ -5596,7 +5725,7 @@
         </w:tc>
         <w:tc>
           <w:tcPr>
-            <w:tcW w:w="3078" w:type="dxa"/>
+            <w:tcW w:w="2653" w:type="dxa"/>
             <w:vAlign w:val="center"/>
           </w:tcPr>
           <w:p>
@@ -5618,7 +5747,7 @@
       <w:tr>
         <w:tc>
           <w:tcPr>
-            <w:tcW w:w="2263" w:type="dxa"/>
+            <w:tcW w:w="2547" w:type="dxa"/>
             <w:vAlign w:val="center"/>
           </w:tcPr>
           <w:p>
@@ -5638,7 +5767,7 @@
         </w:tc>
         <w:tc>
           <w:tcPr>
-            <w:tcW w:w="1560" w:type="dxa"/>
+            <w:tcW w:w="1701" w:type="dxa"/>
             <w:vAlign w:val="center"/>
           </w:tcPr>
           <w:p>
@@ -5678,35 +5807,21 @@
         </w:tc>
         <w:tc>
           <w:tcPr>
-            <w:tcW w:w="3078" w:type="dxa"/>
-            <w:vAlign w:val="center"/>
-          </w:tcPr>
-          <w:p>
-            <w:pPr>
-              <w:pStyle w:val="Tablebody"/>
-              <w:rPr>
-                <w:lang w:val="en-GB"/>
-              </w:rPr>
-            </w:pPr>
-            <w:r>
-              <w:rPr>
-                <w:lang w:val="en-GB"/>
-              </w:rPr>
-              <w:t xml:space="preserve">All correspondence state belongs to one </w:t>
-            </w:r>
-            <w:proofErr w:type="spellStart"/>
-            <w:r>
-              <w:rPr>
-                <w:lang w:val="en-GB"/>
-              </w:rPr>
-              <w:t>SemanticMappingSession</w:t>
-            </w:r>
-            <w:proofErr w:type="spellEnd"/>
-            <w:r>
-              <w:rPr>
-                <w:lang w:val="en-GB"/>
-              </w:rPr>
-              <w:t>.</w:t>
+            <w:tcW w:w="2653" w:type="dxa"/>
+            <w:vAlign w:val="center"/>
+          </w:tcPr>
+          <w:p>
+            <w:pPr>
+              <w:pStyle w:val="Tablebody"/>
+              <w:rPr>
+                <w:lang w:val="en-GB"/>
+              </w:rPr>
+            </w:pPr>
+            <w:r>
+              <w:rPr>
+                <w:lang w:val="en-GB"/>
+              </w:rPr>
+              <w:t>All correspondence state belongs to one SemanticMappingSession.</w:t>
             </w:r>
           </w:p>
         </w:tc>
@@ -5717,7 +5832,7 @@
         <w:pStyle w:val="20"/>
       </w:pPr>
       <w:bookmarkStart w:id="50" w:name="_Toc237580779"/>
-      <w:bookmarkStart w:id="51" w:name="_Toc237588509"/>
+      <w:bookmarkStart w:id="51" w:name="_Toc240459508"/>
       <w:r>
         <w:t>16.2 Classes</w:t>
       </w:r>
@@ -5735,7 +5850,7 @@
         <w:rPr>
           <w:lang w:val="en-GB"/>
         </w:rPr>
-        <w:t>Semantic Binding class contracts</w:t>
+        <w:t>Semantic Table class contracts</w:t>
       </w:r>
     </w:p>
     <w:tbl>
@@ -5750,10 +5865,10 @@
         <w:tblLook w:val="04A0" w:firstRow="1" w:lastRow="0" w:firstColumn="1" w:lastColumn="0" w:noHBand="0" w:noVBand="1"/>
       </w:tblPr>
       <w:tblGrid>
-        <w:gridCol w:w="2263"/>
-        <w:gridCol w:w="2493"/>
-        <w:gridCol w:w="2494"/>
-        <w:gridCol w:w="2494"/>
+        <w:gridCol w:w="2547"/>
+        <w:gridCol w:w="2209"/>
+        <w:gridCol w:w="2610"/>
+        <w:gridCol w:w="2378"/>
       </w:tblGrid>
       <w:tr>
         <w:trPr>
@@ -5761,7 +5876,7 @@
         </w:trPr>
         <w:tc>
           <w:tcPr>
-            <w:tcW w:w="2263" w:type="dxa"/>
+            <w:tcW w:w="2547" w:type="dxa"/>
             <w:shd w:val="clear" w:color="auto" w:fill="F2F2F2" w:themeFill="background1" w:themeFillShade="F2"/>
             <w:vAlign w:val="center"/>
           </w:tcPr>
@@ -5787,7 +5902,7 @@
         </w:tc>
         <w:tc>
           <w:tcPr>
-            <w:tcW w:w="2493" w:type="dxa"/>
+            <w:tcW w:w="2209" w:type="dxa"/>
             <w:shd w:val="clear" w:color="auto" w:fill="F2F2F2" w:themeFill="background1" w:themeFillShade="F2"/>
             <w:vAlign w:val="center"/>
           </w:tcPr>
@@ -5813,7 +5928,7 @@
         </w:tc>
         <w:tc>
           <w:tcPr>
-            <w:tcW w:w="2494" w:type="dxa"/>
+            <w:tcW w:w="2610" w:type="dxa"/>
             <w:shd w:val="clear" w:color="auto" w:fill="F2F2F2" w:themeFill="background1" w:themeFillShade="F2"/>
             <w:vAlign w:val="center"/>
           </w:tcPr>
@@ -5839,7 +5954,7 @@
         </w:tc>
         <w:tc>
           <w:tcPr>
-            <w:tcW w:w="2494" w:type="dxa"/>
+            <w:tcW w:w="2378" w:type="dxa"/>
             <w:shd w:val="clear" w:color="auto" w:fill="F2F2F2" w:themeFill="background1" w:themeFillShade="F2"/>
             <w:vAlign w:val="center"/>
           </w:tcPr>
@@ -5867,29 +5982,27 @@
       <w:tr>
         <w:tc>
           <w:tcPr>
-            <w:tcW w:w="2263" w:type="dxa"/>
-            <w:vAlign w:val="center"/>
-          </w:tcPr>
-          <w:p>
-            <w:pPr>
-              <w:pStyle w:val="Tablebody"/>
-              <w:rPr>
-                <w:lang w:val="en-GB"/>
-              </w:rPr>
-            </w:pPr>
-            <w:proofErr w:type="spellStart"/>
+            <w:tcW w:w="2547" w:type="dxa"/>
+            <w:vAlign w:val="center"/>
+          </w:tcPr>
+          <w:p>
+            <w:pPr>
+              <w:pStyle w:val="Tablebody"/>
+              <w:rPr>
+                <w:lang w:val="en-GB"/>
+              </w:rPr>
+            </w:pPr>
             <w:r>
               <w:rPr>
                 <w:lang w:val="en-GB"/>
               </w:rPr>
               <w:t>SemanticTable</w:t>
             </w:r>
-            <w:proofErr w:type="spellEnd"/>
-          </w:p>
-        </w:tc>
-        <w:tc>
-          <w:tcPr>
-            <w:tcW w:w="2493" w:type="dxa"/>
+          </w:p>
+        </w:tc>
+        <w:tc>
+          <w:tcPr>
+            <w:tcW w:w="2209" w:type="dxa"/>
             <w:vAlign w:val="center"/>
           </w:tcPr>
           <w:p>
@@ -5909,49 +6022,27 @@
         </w:tc>
         <w:tc>
           <w:tcPr>
-            <w:tcW w:w="2494" w:type="dxa"/>
-            <w:vAlign w:val="center"/>
-          </w:tcPr>
-          <w:p>
-            <w:pPr>
-              <w:pStyle w:val="Tablebody"/>
-              <w:rPr>
-                <w:lang w:val="en-GB"/>
-              </w:rPr>
-            </w:pPr>
-            <w:proofErr w:type="spellStart"/>
-            <w:r>
-              <w:rPr>
-                <w:lang w:val="en-GB"/>
-              </w:rPr>
-              <w:t>class_rows</w:t>
-            </w:r>
-            <w:proofErr w:type="spellEnd"/>
-            <w:r>
-              <w:rPr>
-                <w:lang w:val="en-GB"/>
-              </w:rPr>
-              <w:t xml:space="preserve">; </w:t>
-            </w:r>
-            <w:proofErr w:type="spellStart"/>
-            <w:r>
-              <w:rPr>
-                <w:lang w:val="en-GB"/>
-              </w:rPr>
-              <w:t>attribute_rows</w:t>
-            </w:r>
-            <w:proofErr w:type="spellEnd"/>
-            <w:r>
-              <w:rPr>
-                <w:lang w:val="en-GB"/>
-              </w:rPr>
-              <w:t>; order</w:t>
-            </w:r>
-          </w:p>
-        </w:tc>
-        <w:tc>
-          <w:tcPr>
-            <w:tcW w:w="2494" w:type="dxa"/>
+            <w:tcW w:w="2610" w:type="dxa"/>
+            <w:vAlign w:val="center"/>
+          </w:tcPr>
+          <w:p>
+            <w:pPr>
+              <w:pStyle w:val="Tablebody"/>
+              <w:rPr>
+                <w:lang w:val="en-GB"/>
+              </w:rPr>
+            </w:pPr>
+            <w:r>
+              <w:rPr>
+                <w:lang w:val="en-GB"/>
+              </w:rPr>
+              <w:t>class_rows; attribute_rows; order</w:t>
+            </w:r>
+          </w:p>
+        </w:tc>
+        <w:tc>
+          <w:tcPr>
+            <w:tcW w:w="2378" w:type="dxa"/>
             <w:vAlign w:val="center"/>
           </w:tcPr>
           <w:p>
@@ -5973,29 +6064,27 @@
       <w:tr>
         <w:tc>
           <w:tcPr>
-            <w:tcW w:w="2263" w:type="dxa"/>
-            <w:vAlign w:val="center"/>
-          </w:tcPr>
-          <w:p>
-            <w:pPr>
-              <w:pStyle w:val="Tablebody"/>
-              <w:rPr>
-                <w:lang w:val="en-GB"/>
-              </w:rPr>
-            </w:pPr>
-            <w:proofErr w:type="spellStart"/>
+            <w:tcW w:w="2547" w:type="dxa"/>
+            <w:vAlign w:val="center"/>
+          </w:tcPr>
+          <w:p>
+            <w:pPr>
+              <w:pStyle w:val="Tablebody"/>
+              <w:rPr>
+                <w:lang w:val="en-GB"/>
+              </w:rPr>
+            </w:pPr>
             <w:r>
               <w:rPr>
                 <w:lang w:val="en-GB"/>
               </w:rPr>
               <w:t>SemanticMappingRow</w:t>
             </w:r>
-            <w:proofErr w:type="spellEnd"/>
-          </w:p>
-        </w:tc>
-        <w:tc>
-          <w:tcPr>
-            <w:tcW w:w="2493" w:type="dxa"/>
+          </w:p>
+        </w:tc>
+        <w:tc>
+          <w:tcPr>
+            <w:tcW w:w="2209" w:type="dxa"/>
             <w:vAlign w:val="center"/>
           </w:tcPr>
           <w:p>
@@ -6015,49 +6104,27 @@
         </w:tc>
         <w:tc>
           <w:tcPr>
-            <w:tcW w:w="2494" w:type="dxa"/>
-            <w:vAlign w:val="center"/>
-          </w:tcPr>
-          <w:p>
-            <w:pPr>
-              <w:pStyle w:val="Tablebody"/>
-              <w:rPr>
-                <w:lang w:val="en-GB"/>
-              </w:rPr>
-            </w:pPr>
-            <w:proofErr w:type="spellStart"/>
-            <w:r>
-              <w:rPr>
-                <w:lang w:val="en-GB"/>
-              </w:rPr>
-              <w:t>source_path</w:t>
-            </w:r>
-            <w:proofErr w:type="spellEnd"/>
-            <w:r>
-              <w:rPr>
-                <w:lang w:val="en-GB"/>
-              </w:rPr>
-              <w:t xml:space="preserve">; </w:t>
-            </w:r>
-            <w:proofErr w:type="spellStart"/>
-            <w:r>
-              <w:rPr>
-                <w:lang w:val="en-GB"/>
-              </w:rPr>
-              <w:t>target_path</w:t>
-            </w:r>
-            <w:proofErr w:type="spellEnd"/>
-            <w:r>
-              <w:rPr>
-                <w:lang w:val="en-GB"/>
-              </w:rPr>
-              <w:t>; mapping_type; transformation</w:t>
-            </w:r>
-          </w:p>
-        </w:tc>
-        <w:tc>
-          <w:tcPr>
-            <w:tcW w:w="2494" w:type="dxa"/>
+            <w:tcW w:w="2610" w:type="dxa"/>
+            <w:vAlign w:val="center"/>
+          </w:tcPr>
+          <w:p>
+            <w:pPr>
+              <w:pStyle w:val="Tablebody"/>
+              <w:rPr>
+                <w:lang w:val="en-GB"/>
+              </w:rPr>
+            </w:pPr>
+            <w:r>
+              <w:rPr>
+                <w:lang w:val="en-GB"/>
+              </w:rPr>
+              <w:t>source_path; target_path; mapping_type; transformation</w:t>
+            </w:r>
+          </w:p>
+        </w:tc>
+        <w:tc>
+          <w:tcPr>
+            <w:tcW w:w="2378" w:type="dxa"/>
             <w:vAlign w:val="center"/>
           </w:tcPr>
           <w:p>
@@ -6079,29 +6146,27 @@
       <w:tr>
         <w:tc>
           <w:tcPr>
-            <w:tcW w:w="2263" w:type="dxa"/>
-            <w:vAlign w:val="center"/>
-          </w:tcPr>
-          <w:p>
-            <w:pPr>
-              <w:pStyle w:val="Tablebody"/>
-              <w:rPr>
-                <w:lang w:val="en-GB"/>
-              </w:rPr>
-            </w:pPr>
-            <w:proofErr w:type="spellStart"/>
+            <w:tcW w:w="2547" w:type="dxa"/>
+            <w:vAlign w:val="center"/>
+          </w:tcPr>
+          <w:p>
+            <w:pPr>
+              <w:pStyle w:val="Tablebody"/>
+              <w:rPr>
+                <w:lang w:val="en-GB"/>
+              </w:rPr>
+            </w:pPr>
             <w:r>
               <w:rPr>
                 <w:lang w:val="en-GB"/>
               </w:rPr>
               <w:t>OccurrenceCorrespondence</w:t>
             </w:r>
-            <w:proofErr w:type="spellEnd"/>
-          </w:p>
-        </w:tc>
-        <w:tc>
-          <w:tcPr>
-            <w:tcW w:w="2493" w:type="dxa"/>
+          </w:p>
+        </w:tc>
+        <w:tc>
+          <w:tcPr>
+            <w:tcW w:w="2209" w:type="dxa"/>
             <w:vAlign w:val="center"/>
           </w:tcPr>
           <w:p>
@@ -6121,41 +6186,27 @@
         </w:tc>
         <w:tc>
           <w:tcPr>
-            <w:tcW w:w="2494" w:type="dxa"/>
-            <w:vAlign w:val="center"/>
-          </w:tcPr>
-          <w:p>
-            <w:pPr>
-              <w:pStyle w:val="Tablebody"/>
-              <w:rPr>
-                <w:lang w:val="en-GB"/>
-              </w:rPr>
-            </w:pPr>
-            <w:r>
-              <w:rPr>
-                <w:lang w:val="en-GB"/>
-              </w:rPr>
-              <w:t xml:space="preserve">source_id; target_id; </w:t>
-            </w:r>
-            <w:proofErr w:type="spellStart"/>
-            <w:r>
-              <w:rPr>
-                <w:lang w:val="en-GB"/>
-              </w:rPr>
-              <w:t>parent_pair</w:t>
-            </w:r>
-            <w:proofErr w:type="spellEnd"/>
-            <w:r>
-              <w:rPr>
-                <w:lang w:val="en-GB"/>
-              </w:rPr>
-              <w:t>; ordinal</w:t>
-            </w:r>
-          </w:p>
-        </w:tc>
-        <w:tc>
-          <w:tcPr>
-            <w:tcW w:w="2494" w:type="dxa"/>
+            <w:tcW w:w="2610" w:type="dxa"/>
+            <w:vAlign w:val="center"/>
+          </w:tcPr>
+          <w:p>
+            <w:pPr>
+              <w:pStyle w:val="Tablebody"/>
+              <w:rPr>
+                <w:lang w:val="en-GB"/>
+              </w:rPr>
+            </w:pPr>
+            <w:r>
+              <w:rPr>
+                <w:lang w:val="en-GB"/>
+              </w:rPr>
+              <w:t>source_id; target_id; parent_pair; ordinal</w:t>
+            </w:r>
+          </w:p>
+        </w:tc>
+        <w:tc>
+          <w:tcPr>
+            <w:tcW w:w="2378" w:type="dxa"/>
             <w:vAlign w:val="center"/>
           </w:tcPr>
           <w:p>
@@ -6177,29 +6228,27 @@
       <w:tr>
         <w:tc>
           <w:tcPr>
-            <w:tcW w:w="2263" w:type="dxa"/>
-            <w:vAlign w:val="center"/>
-          </w:tcPr>
-          <w:p>
-            <w:pPr>
-              <w:pStyle w:val="Tablebody"/>
-              <w:rPr>
-                <w:lang w:val="en-GB"/>
-              </w:rPr>
-            </w:pPr>
-            <w:proofErr w:type="spellStart"/>
+            <w:tcW w:w="2547" w:type="dxa"/>
+            <w:vAlign w:val="center"/>
+          </w:tcPr>
+          <w:p>
+            <w:pPr>
+              <w:pStyle w:val="Tablebody"/>
+              <w:rPr>
+                <w:lang w:val="en-GB"/>
+              </w:rPr>
+            </w:pPr>
             <w:r>
               <w:rPr>
                 <w:lang w:val="en-GB"/>
               </w:rPr>
               <w:t>SemanticMappingSession</w:t>
             </w:r>
-            <w:proofErr w:type="spellEnd"/>
-          </w:p>
-        </w:tc>
-        <w:tc>
-          <w:tcPr>
-            <w:tcW w:w="2493" w:type="dxa"/>
+          </w:p>
+        </w:tc>
+        <w:tc>
+          <w:tcPr>
+            <w:tcW w:w="2209" w:type="dxa"/>
             <w:vAlign w:val="center"/>
           </w:tcPr>
           <w:p>
@@ -6219,49 +6268,27 @@
         </w:tc>
         <w:tc>
           <w:tcPr>
-            <w:tcW w:w="2494" w:type="dxa"/>
-            <w:vAlign w:val="center"/>
-          </w:tcPr>
-          <w:p>
-            <w:pPr>
-              <w:pStyle w:val="Tablebody"/>
-              <w:rPr>
-                <w:lang w:val="en-GB"/>
-              </w:rPr>
-            </w:pPr>
-            <w:proofErr w:type="spellStart"/>
-            <w:r>
-              <w:rPr>
-                <w:lang w:val="en-GB"/>
-              </w:rPr>
-              <w:t>source_model</w:t>
-            </w:r>
-            <w:proofErr w:type="spellEnd"/>
-            <w:r>
-              <w:rPr>
-                <w:lang w:val="en-GB"/>
-              </w:rPr>
-              <w:t xml:space="preserve">; </w:t>
-            </w:r>
-            <w:proofErr w:type="spellStart"/>
-            <w:r>
-              <w:rPr>
-                <w:lang w:val="en-GB"/>
-              </w:rPr>
-              <w:t>target_model</w:t>
-            </w:r>
-            <w:proofErr w:type="spellEnd"/>
-            <w:r>
-              <w:rPr>
-                <w:lang w:val="en-GB"/>
-              </w:rPr>
-              <w:t>; correspondence; diagnostics</w:t>
-            </w:r>
-          </w:p>
-        </w:tc>
-        <w:tc>
-          <w:tcPr>
-            <w:tcW w:w="2494" w:type="dxa"/>
+            <w:tcW w:w="2610" w:type="dxa"/>
+            <w:vAlign w:val="center"/>
+          </w:tcPr>
+          <w:p>
+            <w:pPr>
+              <w:pStyle w:val="Tablebody"/>
+              <w:rPr>
+                <w:lang w:val="en-GB"/>
+              </w:rPr>
+            </w:pPr>
+            <w:r>
+              <w:rPr>
+                <w:lang w:val="en-GB"/>
+              </w:rPr>
+              <w:t>source_model; target_model; correspondence; diagnostics</w:t>
+            </w:r>
+          </w:p>
+        </w:tc>
+        <w:tc>
+          <w:tcPr>
+            <w:tcW w:w="2378" w:type="dxa"/>
             <w:vAlign w:val="center"/>
           </w:tcPr>
           <w:p>
@@ -6286,7 +6313,7 @@
         <w:pStyle w:val="20"/>
       </w:pPr>
       <w:bookmarkStart w:id="52" w:name="_Toc237580780"/>
-      <w:bookmarkStart w:id="53" w:name="_Toc237588510"/>
+      <w:bookmarkStart w:id="53" w:name="_Toc240459509"/>
       <w:r>
         <w:t>16.3 Functions</w:t>
       </w:r>
@@ -6304,7 +6331,7 @@
         <w:rPr>
           <w:lang w:val="en-GB"/>
         </w:rPr>
-        <w:t>Semantic Binding function contracts</w:t>
+        <w:t>Semantic Table function contracts</w:t>
       </w:r>
     </w:p>
     <w:tbl>
@@ -6319,10 +6346,10 @@
         <w:tblLook w:val="04A0" w:firstRow="1" w:lastRow="0" w:firstColumn="1" w:lastColumn="0" w:noHBand="0" w:noVBand="1"/>
       </w:tblPr>
       <w:tblGrid>
-        <w:gridCol w:w="1980"/>
-        <w:gridCol w:w="3118"/>
-        <w:gridCol w:w="2127"/>
-        <w:gridCol w:w="2519"/>
+        <w:gridCol w:w="2122"/>
+        <w:gridCol w:w="2835"/>
+        <w:gridCol w:w="2409"/>
+        <w:gridCol w:w="2378"/>
       </w:tblGrid>
       <w:tr>
         <w:trPr>
@@ -6330,7 +6357,7 @@
         </w:trPr>
         <w:tc>
           <w:tcPr>
-            <w:tcW w:w="1980" w:type="dxa"/>
+            <w:tcW w:w="2122" w:type="dxa"/>
             <w:shd w:val="clear" w:color="auto" w:fill="F2F2F2" w:themeFill="background1" w:themeFillShade="F2"/>
             <w:vAlign w:val="center"/>
           </w:tcPr>
@@ -6356,7 +6383,7 @@
         </w:tc>
         <w:tc>
           <w:tcPr>
-            <w:tcW w:w="3118" w:type="dxa"/>
+            <w:tcW w:w="2835" w:type="dxa"/>
             <w:shd w:val="clear" w:color="auto" w:fill="F2F2F2" w:themeFill="background1" w:themeFillShade="F2"/>
             <w:vAlign w:val="center"/>
           </w:tcPr>
@@ -6382,7 +6409,7 @@
         </w:tc>
         <w:tc>
           <w:tcPr>
-            <w:tcW w:w="2127" w:type="dxa"/>
+            <w:tcW w:w="2409" w:type="dxa"/>
             <w:shd w:val="clear" w:color="auto" w:fill="F2F2F2" w:themeFill="background1" w:themeFillShade="F2"/>
             <w:vAlign w:val="center"/>
           </w:tcPr>
@@ -6408,7 +6435,7 @@
         </w:tc>
         <w:tc>
           <w:tcPr>
-            <w:tcW w:w="2519" w:type="dxa"/>
+            <w:tcW w:w="2378" w:type="dxa"/>
             <w:shd w:val="clear" w:color="auto" w:fill="F2F2F2" w:themeFill="background1" w:themeFillShade="F2"/>
             <w:vAlign w:val="center"/>
           </w:tcPr>
@@ -6436,29 +6463,27 @@
       <w:tr>
         <w:tc>
           <w:tcPr>
-            <w:tcW w:w="1980" w:type="dxa"/>
-            <w:vAlign w:val="center"/>
-          </w:tcPr>
-          <w:p>
-            <w:pPr>
-              <w:pStyle w:val="Tablebody"/>
-              <w:rPr>
-                <w:lang w:val="en-GB"/>
-              </w:rPr>
-            </w:pPr>
-            <w:proofErr w:type="spellStart"/>
+            <w:tcW w:w="2122" w:type="dxa"/>
+            <w:vAlign w:val="center"/>
+          </w:tcPr>
+          <w:p>
+            <w:pPr>
+              <w:pStyle w:val="Tablebody"/>
+              <w:rPr>
+                <w:lang w:val="en-GB"/>
+              </w:rPr>
+            </w:pPr>
             <w:r>
               <w:rPr>
                 <w:lang w:val="en-GB"/>
               </w:rPr>
               <w:t>load_semantic_table</w:t>
             </w:r>
-            <w:proofErr w:type="spellEnd"/>
-          </w:p>
-        </w:tc>
-        <w:tc>
-          <w:tcPr>
-            <w:tcW w:w="3118" w:type="dxa"/>
+          </w:p>
+        </w:tc>
+        <w:tc>
+          <w:tcPr>
+            <w:tcW w:w="2835" w:type="dxa"/>
             <w:vAlign w:val="center"/>
           </w:tcPr>
           <w:p>
@@ -6478,49 +6503,27 @@
         </w:tc>
         <w:tc>
           <w:tcPr>
-            <w:tcW w:w="2127" w:type="dxa"/>
-            <w:vAlign w:val="center"/>
-          </w:tcPr>
-          <w:p>
-            <w:pPr>
-              <w:pStyle w:val="Tablebody"/>
-              <w:rPr>
-                <w:lang w:val="en-GB"/>
-              </w:rPr>
-            </w:pPr>
-            <w:r>
-              <w:rPr>
-                <w:lang w:val="en-GB"/>
-              </w:rPr>
-              <w:t xml:space="preserve">CSV + two </w:t>
-            </w:r>
-            <w:proofErr w:type="spellStart"/>
-            <w:r>
-              <w:rPr>
-                <w:lang w:val="en-GB"/>
-              </w:rPr>
-              <w:t>HmdModels</w:t>
-            </w:r>
-            <w:proofErr w:type="spellEnd"/>
-            <w:r>
-              <w:rPr>
-                <w:lang w:val="en-GB"/>
-              </w:rPr>
-              <w:t xml:space="preserve"> → </w:t>
-            </w:r>
-            <w:proofErr w:type="spellStart"/>
-            <w:r>
-              <w:rPr>
-                <w:lang w:val="en-GB"/>
-              </w:rPr>
-              <w:t>SemanticTable</w:t>
-            </w:r>
-            <w:proofErr w:type="spellEnd"/>
-          </w:p>
-        </w:tc>
-        <w:tc>
-          <w:tcPr>
-            <w:tcW w:w="2519" w:type="dxa"/>
+            <w:tcW w:w="2409" w:type="dxa"/>
+            <w:vAlign w:val="center"/>
+          </w:tcPr>
+          <w:p>
+            <w:pPr>
+              <w:pStyle w:val="Tablebody"/>
+              <w:rPr>
+                <w:lang w:val="en-GB"/>
+              </w:rPr>
+            </w:pPr>
+            <w:r>
+              <w:rPr>
+                <w:lang w:val="en-GB"/>
+              </w:rPr>
+              <w:t>CSV + two HmdModels → SemanticTable</w:t>
+            </w:r>
+          </w:p>
+        </w:tc>
+        <w:tc>
+          <w:tcPr>
+            <w:tcW w:w="2378" w:type="dxa"/>
             <w:vAlign w:val="center"/>
           </w:tcPr>
           <w:p>
@@ -6542,29 +6545,27 @@
       <w:tr>
         <w:tc>
           <w:tcPr>
-            <w:tcW w:w="1980" w:type="dxa"/>
-            <w:vAlign w:val="center"/>
-          </w:tcPr>
-          <w:p>
-            <w:pPr>
-              <w:pStyle w:val="Tablebody"/>
-              <w:rPr>
-                <w:lang w:val="en-GB"/>
-              </w:rPr>
-            </w:pPr>
-            <w:proofErr w:type="spellStart"/>
+            <w:tcW w:w="2122" w:type="dxa"/>
+            <w:vAlign w:val="center"/>
+          </w:tcPr>
+          <w:p>
+            <w:pPr>
+              <w:pStyle w:val="Tablebody"/>
+              <w:rPr>
+                <w:lang w:val="en-GB"/>
+              </w:rPr>
+            </w:pPr>
             <w:r>
               <w:rPr>
                 <w:lang w:val="en-GB"/>
               </w:rPr>
               <w:t>map_class_occurrences</w:t>
             </w:r>
-            <w:proofErr w:type="spellEnd"/>
-          </w:p>
-        </w:tc>
-        <w:tc>
-          <w:tcPr>
-            <w:tcW w:w="3118" w:type="dxa"/>
+          </w:p>
+        </w:tc>
+        <w:tc>
+          <w:tcPr>
+            <w:tcW w:w="2835" w:type="dxa"/>
             <w:vAlign w:val="center"/>
           </w:tcPr>
           <w:p>
@@ -6584,7 +6585,7 @@
         </w:tc>
         <w:tc>
           <w:tcPr>
-            <w:tcW w:w="2127" w:type="dxa"/>
+            <w:tcW w:w="2409" w:type="dxa"/>
             <w:vAlign w:val="center"/>
           </w:tcPr>
           <w:p>
@@ -6604,7 +6605,7 @@
         </w:tc>
         <w:tc>
           <w:tcPr>
-            <w:tcW w:w="2519" w:type="dxa"/>
+            <w:tcW w:w="2378" w:type="dxa"/>
             <w:vAlign w:val="center"/>
           </w:tcPr>
           <w:p>
@@ -6626,29 +6627,27 @@
       <w:tr>
         <w:tc>
           <w:tcPr>
-            <w:tcW w:w="1980" w:type="dxa"/>
-            <w:vAlign w:val="center"/>
-          </w:tcPr>
-          <w:p>
-            <w:pPr>
-              <w:pStyle w:val="Tablebody"/>
-              <w:rPr>
-                <w:lang w:val="en-GB"/>
-              </w:rPr>
-            </w:pPr>
-            <w:proofErr w:type="spellStart"/>
+            <w:tcW w:w="2122" w:type="dxa"/>
+            <w:vAlign w:val="center"/>
+          </w:tcPr>
+          <w:p>
+            <w:pPr>
+              <w:pStyle w:val="Tablebody"/>
+              <w:rPr>
+                <w:lang w:val="en-GB"/>
+              </w:rPr>
+            </w:pPr>
             <w:r>
               <w:rPr>
                 <w:lang w:val="en-GB"/>
               </w:rPr>
               <w:t>map_attributes</w:t>
             </w:r>
-            <w:proofErr w:type="spellEnd"/>
-          </w:p>
-        </w:tc>
-        <w:tc>
-          <w:tcPr>
-            <w:tcW w:w="3118" w:type="dxa"/>
+          </w:p>
+        </w:tc>
+        <w:tc>
+          <w:tcPr>
+            <w:tcW w:w="2835" w:type="dxa"/>
             <w:vAlign w:val="center"/>
           </w:tcPr>
           <w:p>
@@ -6668,7 +6667,7 @@
         </w:tc>
         <w:tc>
           <w:tcPr>
-            <w:tcW w:w="2127" w:type="dxa"/>
+            <w:tcW w:w="2409" w:type="dxa"/>
             <w:vAlign w:val="center"/>
           </w:tcPr>
           <w:p>
@@ -6688,7 +6687,7 @@
         </w:tc>
         <w:tc>
           <w:tcPr>
-            <w:tcW w:w="2519" w:type="dxa"/>
+            <w:tcW w:w="2378" w:type="dxa"/>
             <w:vAlign w:val="center"/>
           </w:tcPr>
           <w:p>
@@ -6710,29 +6709,27 @@
       <w:tr>
         <w:tc>
           <w:tcPr>
-            <w:tcW w:w="1980" w:type="dxa"/>
-            <w:vAlign w:val="center"/>
-          </w:tcPr>
-          <w:p>
-            <w:pPr>
-              <w:pStyle w:val="Tablebody"/>
-              <w:rPr>
-                <w:lang w:val="en-GB"/>
-              </w:rPr>
-            </w:pPr>
-            <w:proofErr w:type="spellStart"/>
+            <w:tcW w:w="2122" w:type="dxa"/>
+            <w:vAlign w:val="center"/>
+          </w:tcPr>
+          <w:p>
+            <w:pPr>
+              <w:pStyle w:val="Tablebody"/>
+              <w:rPr>
+                <w:lang w:val="en-GB"/>
+              </w:rPr>
+            </w:pPr>
             <w:r>
               <w:rPr>
                 <w:lang w:val="en-GB"/>
               </w:rPr>
               <w:t>transform_model</w:t>
             </w:r>
-            <w:proofErr w:type="spellEnd"/>
-          </w:p>
-        </w:tc>
-        <w:tc>
-          <w:tcPr>
-            <w:tcW w:w="3118" w:type="dxa"/>
+          </w:p>
+        </w:tc>
+        <w:tc>
+          <w:tcPr>
+            <w:tcW w:w="2835" w:type="dxa"/>
             <w:vAlign w:val="center"/>
           </w:tcPr>
           <w:p>
@@ -6752,7 +6749,7 @@
         </w:tc>
         <w:tc>
           <w:tcPr>
-            <w:tcW w:w="2127" w:type="dxa"/>
+            <w:tcW w:w="2409" w:type="dxa"/>
             <w:vAlign w:val="center"/>
           </w:tcPr>
           <w:p>
@@ -6772,7 +6769,7 @@
         </w:tc>
         <w:tc>
           <w:tcPr>
-            <w:tcW w:w="2519" w:type="dxa"/>
+            <w:tcW w:w="2378" w:type="dxa"/>
             <w:vAlign w:val="center"/>
           </w:tcPr>
           <w:p>
@@ -6794,7 +6791,7 @@
       <w:tr>
         <w:tc>
           <w:tcPr>
-            <w:tcW w:w="1980" w:type="dxa"/>
+            <w:tcW w:w="2122" w:type="dxa"/>
             <w:vAlign w:val="center"/>
           </w:tcPr>
           <w:p>
@@ -6814,7 +6811,7 @@
         </w:tc>
         <w:tc>
           <w:tcPr>
-            <w:tcW w:w="3118" w:type="dxa"/>
+            <w:tcW w:w="2835" w:type="dxa"/>
             <w:vAlign w:val="center"/>
           </w:tcPr>
           <w:p>
@@ -6834,7 +6831,7 @@
         </w:tc>
         <w:tc>
           <w:tcPr>
-            <w:tcW w:w="2127" w:type="dxa"/>
+            <w:tcW w:w="2409" w:type="dxa"/>
             <w:vAlign w:val="center"/>
           </w:tcPr>
           <w:p>
@@ -6854,7 +6851,7 @@
         </w:tc>
         <w:tc>
           <w:tcPr>
-            <w:tcW w:w="2519" w:type="dxa"/>
+            <w:tcW w:w="2378" w:type="dxa"/>
             <w:vAlign w:val="center"/>
           </w:tcPr>
           <w:p>
@@ -6876,7 +6873,7 @@
       <w:tr>
         <w:tc>
           <w:tcPr>
-            <w:tcW w:w="1980" w:type="dxa"/>
+            <w:tcW w:w="2122" w:type="dxa"/>
             <w:vAlign w:val="center"/>
           </w:tcPr>
           <w:p>
@@ -6896,7 +6893,7 @@
         </w:tc>
         <w:tc>
           <w:tcPr>
-            <w:tcW w:w="3118" w:type="dxa"/>
+            <w:tcW w:w="2835" w:type="dxa"/>
             <w:vAlign w:val="center"/>
           </w:tcPr>
           <w:p>
@@ -6916,7 +6913,7 @@
         </w:tc>
         <w:tc>
           <w:tcPr>
-            <w:tcW w:w="2127" w:type="dxa"/>
+            <w:tcW w:w="2409" w:type="dxa"/>
             <w:vAlign w:val="center"/>
           </w:tcPr>
           <w:p>
@@ -6936,7 +6933,7 @@
         </w:tc>
         <w:tc>
           <w:tcPr>
-            <w:tcW w:w="2519" w:type="dxa"/>
+            <w:tcW w:w="2378" w:type="dxa"/>
             <w:vAlign w:val="center"/>
           </w:tcPr>
           <w:p>
@@ -6961,12 +6958,12 @@
         <w:pStyle w:val="10"/>
       </w:pPr>
       <w:bookmarkStart w:id="54" w:name="_Toc237580781"/>
-      <w:bookmarkStart w:id="55" w:name="_Toc237588511"/>
+      <w:bookmarkStart w:id="55" w:name="_Toc240459510"/>
+      <w:r>
+        <w:t>17 Common-library and Semantic Table use</w:t>
+      </w:r>
       <w:bookmarkEnd w:id="54"/>
       <w:bookmarkEnd w:id="55"/>
-      <w:r>
-        <w:t>17 Common-library and Semantic Binding use</w:t>
-      </w:r>
     </w:p>
     <w:p>
       <w:pPr>
@@ -6994,10 +6991,10 @@
         <w:tblLook w:val="04A0" w:firstRow="1" w:lastRow="0" w:firstColumn="1" w:lastColumn="0" w:noHBand="0" w:noVBand="1"/>
       </w:tblPr>
       <w:tblGrid>
-        <w:gridCol w:w="1555"/>
-        <w:gridCol w:w="2729"/>
-        <w:gridCol w:w="2730"/>
-        <w:gridCol w:w="2730"/>
+        <w:gridCol w:w="1696"/>
+        <w:gridCol w:w="2588"/>
+        <w:gridCol w:w="2799"/>
+        <w:gridCol w:w="2661"/>
       </w:tblGrid>
       <w:tr>
         <w:trPr>
@@ -7005,7 +7002,7 @@
         </w:trPr>
         <w:tc>
           <w:tcPr>
-            <w:tcW w:w="1555" w:type="dxa"/>
+            <w:tcW w:w="1696" w:type="dxa"/>
             <w:shd w:val="clear" w:color="auto" w:fill="F2F2F2" w:themeFill="background1" w:themeFillShade="F2"/>
             <w:vAlign w:val="center"/>
           </w:tcPr>
@@ -7031,7 +7028,7 @@
         </w:tc>
         <w:tc>
           <w:tcPr>
-            <w:tcW w:w="2729" w:type="dxa"/>
+            <w:tcW w:w="2588" w:type="dxa"/>
             <w:shd w:val="clear" w:color="auto" w:fill="F2F2F2" w:themeFill="background1" w:themeFillShade="F2"/>
             <w:vAlign w:val="center"/>
           </w:tcPr>
@@ -7057,7 +7054,7 @@
         </w:tc>
         <w:tc>
           <w:tcPr>
-            <w:tcW w:w="2730" w:type="dxa"/>
+            <w:tcW w:w="2799" w:type="dxa"/>
             <w:shd w:val="clear" w:color="auto" w:fill="F2F2F2" w:themeFill="background1" w:themeFillShade="F2"/>
             <w:vAlign w:val="center"/>
           </w:tcPr>
@@ -7077,13 +7074,13 @@
                 <w:bCs/>
                 <w:lang w:val="en-GB"/>
               </w:rPr>
-              <w:t>Semantic Binding Table</w:t>
-            </w:r>
-          </w:p>
-        </w:tc>
-        <w:tc>
-          <w:tcPr>
-            <w:tcW w:w="2730" w:type="dxa"/>
+              <w:t>Semantic Table</w:t>
+            </w:r>
+          </w:p>
+        </w:tc>
+        <w:tc>
+          <w:tcPr>
+            <w:tcW w:w="2661" w:type="dxa"/>
             <w:shd w:val="clear" w:color="auto" w:fill="F2F2F2" w:themeFill="background1" w:themeFillShade="F2"/>
             <w:vAlign w:val="center"/>
           </w:tcPr>
@@ -7111,7 +7108,7 @@
       <w:tr>
         <w:tc>
           <w:tcPr>
-            <w:tcW w:w="1555" w:type="dxa"/>
+            <w:tcW w:w="1696" w:type="dxa"/>
             <w:vAlign w:val="center"/>
           </w:tcPr>
           <w:p>
@@ -7131,7 +7128,7 @@
         </w:tc>
         <w:tc>
           <w:tcPr>
-            <w:tcW w:w="2729" w:type="dxa"/>
+            <w:tcW w:w="2588" w:type="dxa"/>
             <w:vAlign w:val="center"/>
           </w:tcPr>
           <w:p>
@@ -7151,7 +7148,7 @@
         </w:tc>
         <w:tc>
           <w:tcPr>
-            <w:tcW w:w="2730" w:type="dxa"/>
+            <w:tcW w:w="2799" w:type="dxa"/>
             <w:vAlign w:val="center"/>
           </w:tcPr>
           <w:p>
@@ -7171,7 +7168,7 @@
         </w:tc>
         <w:tc>
           <w:tcPr>
-            <w:tcW w:w="2730" w:type="dxa"/>
+            <w:tcW w:w="2661" w:type="dxa"/>
             <w:vAlign w:val="center"/>
           </w:tcPr>
           <w:p>
@@ -7193,7 +7190,7 @@
       <w:tr>
         <w:tc>
           <w:tcPr>
-            <w:tcW w:w="1555" w:type="dxa"/>
+            <w:tcW w:w="1696" w:type="dxa"/>
             <w:vAlign w:val="center"/>
           </w:tcPr>
           <w:p>
@@ -7213,7 +7210,7 @@
         </w:tc>
         <w:tc>
           <w:tcPr>
-            <w:tcW w:w="2729" w:type="dxa"/>
+            <w:tcW w:w="2588" w:type="dxa"/>
             <w:vAlign w:val="center"/>
           </w:tcPr>
           <w:p>
@@ -7233,7 +7230,7 @@
         </w:tc>
         <w:tc>
           <w:tcPr>
-            <w:tcW w:w="2730" w:type="dxa"/>
+            <w:tcW w:w="2799" w:type="dxa"/>
             <w:vAlign w:val="center"/>
           </w:tcPr>
           <w:p>
@@ -7253,7 +7250,7 @@
         </w:tc>
         <w:tc>
           <w:tcPr>
-            <w:tcW w:w="2730" w:type="dxa"/>
+            <w:tcW w:w="2661" w:type="dxa"/>
             <w:vAlign w:val="center"/>
           </w:tcPr>
           <w:p>
@@ -7275,7 +7272,7 @@
       <w:tr>
         <w:tc>
           <w:tcPr>
-            <w:tcW w:w="1555" w:type="dxa"/>
+            <w:tcW w:w="1696" w:type="dxa"/>
             <w:vAlign w:val="center"/>
           </w:tcPr>
           <w:p>
@@ -7295,7 +7292,7 @@
         </w:tc>
         <w:tc>
           <w:tcPr>
-            <w:tcW w:w="2729" w:type="dxa"/>
+            <w:tcW w:w="2588" w:type="dxa"/>
             <w:vAlign w:val="center"/>
           </w:tcPr>
           <w:p>
@@ -7315,7 +7312,7 @@
         </w:tc>
         <w:tc>
           <w:tcPr>
-            <w:tcW w:w="2730" w:type="dxa"/>
+            <w:tcW w:w="2799" w:type="dxa"/>
             <w:vAlign w:val="center"/>
           </w:tcPr>
           <w:p>
@@ -7335,7 +7332,7 @@
         </w:tc>
         <w:tc>
           <w:tcPr>
-            <w:tcW w:w="2730" w:type="dxa"/>
+            <w:tcW w:w="2661" w:type="dxa"/>
             <w:vAlign w:val="center"/>
           </w:tcPr>
           <w:p>
@@ -7357,7 +7354,7 @@
       <w:tr>
         <w:tc>
           <w:tcPr>
-            <w:tcW w:w="1555" w:type="dxa"/>
+            <w:tcW w:w="1696" w:type="dxa"/>
             <w:vAlign w:val="center"/>
           </w:tcPr>
           <w:p>
@@ -7377,7 +7374,7 @@
         </w:tc>
         <w:tc>
           <w:tcPr>
-            <w:tcW w:w="2729" w:type="dxa"/>
+            <w:tcW w:w="2588" w:type="dxa"/>
             <w:vAlign w:val="center"/>
           </w:tcPr>
           <w:p>
@@ -7397,7 +7394,7 @@
         </w:tc>
         <w:tc>
           <w:tcPr>
-            <w:tcW w:w="2730" w:type="dxa"/>
+            <w:tcW w:w="2799" w:type="dxa"/>
             <w:vAlign w:val="center"/>
           </w:tcPr>
           <w:p>
@@ -7417,7 +7414,7 @@
         </w:tc>
         <w:tc>
           <w:tcPr>
-            <w:tcW w:w="2730" w:type="dxa"/>
+            <w:tcW w:w="2661" w:type="dxa"/>
             <w:vAlign w:val="center"/>
           </w:tcPr>
           <w:p>
@@ -7442,7 +7439,7 @@
         <w:pStyle w:val="20"/>
       </w:pPr>
       <w:bookmarkStart w:id="56" w:name="_Toc237580782"/>
-      <w:bookmarkStart w:id="57" w:name="_Toc237588512"/>
+      <w:bookmarkStart w:id="57" w:name="_Toc240459511"/>
       <w:r>
         <w:t>17.1 Implementation status</w:t>
       </w:r>
@@ -7451,32 +7448,42 @@
     </w:p>
     <w:p>
       <w:r>
-        <w:t>The current Formal GIT implementation is `src/semantic_binding.py`. It implements the reversible cross-HMD contract described by this specification. Older target-view semantic-binding programs and tables are migration/test evidence only unless converted to the 27-column contract. This specification revision changes documentation only and does not reorganize the program.</w:t>
+        <w:t>No src/semantic_table.py implementing this bidirectional HMD-to-HMD contract is currently present. Current src/semantic_binding.py reads Structured CSV and a target-view binding, derives source columns from semantic_path, and emits flat CSV/PSV. It supplies useful fixed-occurrence and repeated-row behaviour, but it shall be treated as migration evidence for the Flat CSV program, not as conformance evidence for this Semantic Table program.</w:t>
       </w:r>
     </w:p>
     <w:p>
       <w:pPr>
-        <w:pStyle w:val="10"/>
+        <w:pStyle w:val="Appendix"/>
       </w:pPr>
       <w:bookmarkStart w:id="58" w:name="_Toc237580783"/>
-      <w:bookmarkStart w:id="59" w:name="_Toc237588513"/>
+      <w:bookmarkStart w:id="59" w:name="_Toc240459512"/>
       <w:r>
-        <w:t>Appendix A (informative) ADC to XBRL GL Next example</w:t>
+        <w:br/>
+        <w:t>(informative)</w:t>
+      </w:r>
+      <w:r>
+        <w:br/>
+      </w:r>
+      <w:r>
+        <w:t>ADC to XBRL GL Next example</w:t>
       </w:r>
       <w:bookmarkEnd w:id="58"/>
       <w:bookmarkEnd w:id="59"/>
     </w:p>
     <w:p>
       <w:r>
-        <w:t>ADC and XBRL GL Next have different HMDs, so a Semantic Binding is required. A class row pairs an ADC journal-entry occurrence with an XBRL GL Next entry-header occurrence using one_to_one. Attribute rows then map transaction date, entry identifier, account identifiers, debit/credit amounts, currency, and narrative. Where one ADC field must populate more than one XBRL GL fact, separate target rows declare the duplication and its roundtrip classification. Tuple/XML versus OIM serialisation occurs only after this semantic step and does not invoke this program again.</w:t>
+        <w:t>ADC and XBRL GL Next have different HMDs, so a Semantic Table is required. A class row pairs an ADC journal-entry occurrence with an XBRL GL Next entry-header occurrence using one_to_one. Attribute rows then map transaction date, entry identifier, account identifiers, debit/credit amounts, currency, and narrative. Where one ADC field must populate more than one XBRL GL fact, separate target rows declare the duplication and its roundtrip classification. Tuple/XML versus OIM serialisation occurs only after this semantic step and does not invoke this program again.</w:t>
       </w:r>
     </w:p>
     <w:p>
       <w:pPr>
-        <w:pStyle w:val="10"/>
+        <w:pStyle w:val="Appendix"/>
       </w:pPr>
       <w:bookmarkStart w:id="60" w:name="_Toc237580784"/>
-      <w:bookmarkStart w:id="61" w:name="_Toc237588514"/>
+      <w:bookmarkStart w:id="61" w:name="_Toc240459513"/>
+      <w:r>
+        <w:br/>
+      </w:r>
       <w:r>
         <w:t>References</w:t>
       </w:r>
@@ -7532,11 +7539,25 @@
     </w:p>
     <w:p>
       <w:pPr>
-        <w:pStyle w:val="10"/>
-      </w:pPr>
+        <w:pStyle w:val="Appendix"/>
+      </w:pPr>
+      <w:bookmarkStart w:id="62" w:name="_Toc240459514"/>
       <w:r>
-        <w:t>Validated cross-model reversible subset (2026-08-22)</w:t>
+        <w:br/>
       </w:r>
+      <w:r>
+        <w:t xml:space="preserve">Validated cross-model reversible subset </w:t>
+      </w:r>
+      <w:r>
+        <w:br/>
+      </w:r>
+      <w:r>
+        <w:t xml:space="preserve"> </w:t>
+      </w:r>
+      <w:r>
+        <w:t>(2026-08-22)</w:t>
+      </w:r>
+      <w:bookmarkEnd w:id="62"/>
     </w:p>
     <w:p>
       <w:r>
@@ -7545,36 +7566,76 @@
     </w:p>
     <w:p>
       <w:r>
-        <w:t>The initial validated subset contains Invoice number, Invoice type code, and Payment due date. Date to dateTime midnight expansion has an explicit inverse. Forward processing creates a same-basename CSV/JSON target Structured CSV pair, Arelle validates the result, and reverse processing restores the accepted source subset. Other EN CIUS facts are intentionally outside this subset and are not claimed as mapped.</w:t>
+        <w:t>The initial validated subset contains Invoice number, Invoice type code, and Payment due date. Date to dateTime midnight expansion has an explicit inverse. Forward processing creates a same-</w:t>
+      </w:r>
+      <w:proofErr w:type="spellStart"/>
+      <w:r>
+        <w:t>basename</w:t>
+      </w:r>
+      <w:proofErr w:type="spellEnd"/>
+      <w:r>
+        <w:t xml:space="preserve"> CSV/JSON target Structured CSV pair, Arelle validates the result, and reverse processing restores the accepted source subset. Other EN CIUS facts are intentionally outside this subset and are not claimed as mapped.</w:t>
       </w:r>
     </w:p>
     <w:tbl>
       <w:tblPr>
         <w:tblStyle w:val="af7"/>
-        <w:tblW w:type="auto" w:w="0"/>
-        <w:tblLook w:firstColumn="1" w:firstRow="1" w:lastColumn="0" w:lastRow="0" w:noHBand="0" w:noVBand="1" w:val="04A0"/>
+        <w:tblW w:w="5000" w:type="pct"/>
+        <w:tblLayout w:type="fixed"/>
+        <w:tblCellMar>
+          <w:left w:w="57" w:type="dxa"/>
+          <w:right w:w="57" w:type="dxa"/>
+        </w:tblCellMar>
+        <w:tblLook w:val="04A0" w:firstRow="1" w:lastRow="0" w:firstColumn="1" w:lastColumn="0" w:noHBand="0" w:noVBand="1"/>
       </w:tblPr>
       <w:tblGrid>
-        <w:gridCol w:w="4873"/>
-        <w:gridCol w:w="4873"/>
+        <w:gridCol w:w="2405"/>
+        <w:gridCol w:w="7331"/>
       </w:tblGrid>
       <w:tr>
         <w:tc>
           <w:tcPr>
-            <w:tcW w:type="dxa" w:w="4873"/>
-          </w:tcPr>
-          <w:p>
-            <w:r>
+            <w:tcW w:w="2405" w:type="dxa"/>
+            <w:shd w:val="clear" w:color="auto" w:fill="F2F2F2" w:themeFill="background1" w:themeFillShade="F2"/>
+            <w:vAlign w:val="center"/>
+          </w:tcPr>
+          <w:p>
+            <w:pPr>
+              <w:pStyle w:val="Tablebody"/>
+              <w:jc w:val="center"/>
+              <w:rPr>
+                <w:b/>
+                <w:bCs/>
+              </w:rPr>
+            </w:pPr>
+            <w:r>
+              <w:rPr>
+                <w:b/>
+                <w:bCs/>
+              </w:rPr>
               <w:t>Item</w:t>
             </w:r>
           </w:p>
         </w:tc>
         <w:tc>
           <w:tcPr>
-            <w:tcW w:type="dxa" w:w="4873"/>
-          </w:tcPr>
-          <w:p>
-            <w:r>
+            <w:tcW w:w="7331" w:type="dxa"/>
+            <w:shd w:val="clear" w:color="auto" w:fill="F2F2F2" w:themeFill="background1" w:themeFillShade="F2"/>
+          </w:tcPr>
+          <w:p>
+            <w:pPr>
+              <w:pStyle w:val="Tablebody"/>
+              <w:jc w:val="center"/>
+              <w:rPr>
+                <w:b/>
+                <w:bCs/>
+              </w:rPr>
+            </w:pPr>
+            <w:r>
+              <w:rPr>
+                <w:b/>
+                <w:bCs/>
+              </w:rPr>
               <w:t>Validated contract</w:t>
             </w:r>
           </w:p>
@@ -7583,21 +7644,29 @@
       <w:tr>
         <w:tc>
           <w:tcPr>
-            <w:tcW w:type="dxa" w:w="4873"/>
-          </w:tcPr>
-          <w:p>
-            <w:r>
-              <w:t>Normative implementation</w:t>
-            </w:r>
-          </w:p>
-        </w:tc>
-        <w:tc>
-          <w:tcPr>
-            <w:tcW w:type="dxa" w:w="4873"/>
-          </w:tcPr>
-          <w:p>
-            <w:r>
-              <w:t>src/semantic_binding.py</w:t>
+            <w:tcW w:w="2405" w:type="dxa"/>
+            <w:vAlign w:val="center"/>
+          </w:tcPr>
+          <w:p>
+            <w:pPr>
+              <w:pStyle w:val="Tablebody"/>
+              <w:jc w:val="both"/>
+            </w:pPr>
+            <w:r>
+              <w:t>Implementation candidate</w:t>
+            </w:r>
+          </w:p>
+        </w:tc>
+        <w:tc>
+          <w:tcPr>
+            <w:tcW w:w="7331" w:type="dxa"/>
+          </w:tcPr>
+          <w:p>
+            <w:pPr>
+              <w:pStyle w:val="Tablebody"/>
+            </w:pPr>
+            <w:r>
+              <w:t>src/semantic_table.py</w:t>
             </w:r>
           </w:p>
         </w:tc>
@@ -7605,9 +7674,14 @@
       <w:tr>
         <w:tc>
           <w:tcPr>
-            <w:tcW w:type="dxa" w:w="4873"/>
-          </w:tcPr>
-          <w:p>
+            <w:tcW w:w="2405" w:type="dxa"/>
+            <w:vAlign w:val="center"/>
+          </w:tcPr>
+          <w:p>
+            <w:pPr>
+              <w:pStyle w:val="Tablebody"/>
+              <w:jc w:val="both"/>
+            </w:pPr>
             <w:r>
               <w:t>Semantic Binding</w:t>
             </w:r>
@@ -7615,11 +7689,22 @@
         </w:tc>
         <w:tc>
           <w:tcPr>
-            <w:tcW w:type="dxa" w:w="4873"/>
-          </w:tcPr>
-          <w:p>
-            <w:r>
-              <w:t>bindings/semantic/EN16931_to_XBRL_GL_Next_BusinessTransactions_Semantic_Binding_v17.csv</w:t>
+            <w:tcW w:w="7331" w:type="dxa"/>
+          </w:tcPr>
+          <w:p>
+            <w:pPr>
+              <w:pStyle w:val="Tablebody"/>
+            </w:pPr>
+            <w:r>
+              <w:t>specs/bindings/semantic/</w:t>
+            </w:r>
+          </w:p>
+          <w:p>
+            <w:pPr>
+              <w:pStyle w:val="Tablebody"/>
+            </w:pPr>
+            <w:r>
+              <w:t>EN16931_to_XBRL_GL_Next_BusinessTransactions_Semantic_Binding.csv</w:t>
             </w:r>
           </w:p>
         </w:tc>
@@ -7627,9 +7712,14 @@
       <w:tr>
         <w:tc>
           <w:tcPr>
-            <w:tcW w:type="dxa" w:w="4873"/>
-          </w:tcPr>
-          <w:p>
+            <w:tcW w:w="2405" w:type="dxa"/>
+            <w:vAlign w:val="center"/>
+          </w:tcPr>
+          <w:p>
+            <w:pPr>
+              <w:pStyle w:val="Tablebody"/>
+              <w:jc w:val="both"/>
+            </w:pPr>
             <w:r>
               <w:t>Acceptance</w:t>
             </w:r>
@@ -7637,11 +7727,14 @@
         </w:tc>
         <w:tc>
           <w:tcPr>
-            <w:tcW w:type="dxa" w:w="4873"/>
-          </w:tcPr>
-          <w:p>
-            <w:r>
-              <w:t>Accepted v17 evidence: 220-row Binding family; source/target resolution and selector ambiguity checks passed in the accepted candidate tests; OIM and Tuple serialization routes produced zero supported-semantic cross-route differences in the accepted task-local validation. Repository placement does not by itself promote unrelated candidate taxonomy assets.</w:t>
+            <w:tcW w:w="7331" w:type="dxa"/>
+          </w:tcPr>
+          <w:p>
+            <w:pPr>
+              <w:pStyle w:val="Tablebody"/>
+            </w:pPr>
+            <w:r>
+              <w:t>3/3 confirmed mappings; Arelle error 0/warning 0; reverse semantic differences 0 for the accepted subset.</w:t>
             </w:r>
           </w:p>
         </w:tc>
@@ -7654,133 +7747,94 @@
     </w:p>
     <w:p>
       <w:pPr>
-        <w:pStyle w:val="10"/>
-      </w:pPr>
+        <w:pStyle w:val="Appendix"/>
+      </w:pPr>
+      <w:bookmarkStart w:id="63" w:name="_Toc240459515"/>
       <w:r>
-        <w:t>Appendix B - Files used in validated Semantic Binding routes</w:t>
+        <w:br/>
       </w:r>
+      <w:r>
+        <w:t>Specification Accepted on 2026/9/15</w:t>
+      </w:r>
+      <w:bookmarkEnd w:id="63"/>
     </w:p>
     <w:p>
       <w:r>
-        <w:rPr>
-          <w:b/>
-        </w:rPr>
-        <w:t xml:space="preserve">Purpose. </w:t>
-      </w:r>
-      <w:r>
-        <w:t>This appendix identifies the program, source/target HMDs, Semantic Binding Table, source semantic files, taxonomy artefacts, and generated comparison files used by the accepted EN CIUS &lt;-&gt; XBRL GL Next Business Transactions evidence. The appendix distinguishes the current Formal GIT program/table locations from task-local validation dependencies.</w:t>
-      </w:r>
-    </w:p>
-    <w:p>
-      <w:pPr>
-        <w:pStyle w:val="20"/>
-      </w:pPr>
-      <w:r>
-        <w:t>B.1 Validated semantic route</w:t>
-      </w:r>
-    </w:p>
-    <w:p>
-      <w:pPr>
-        <w:pStyle w:val="a"/>
-      </w:pPr>
-      <w:r>
-        <w:t>EN CIUS Structured CSV -&gt; XBRL GL Next Business Transactions Structured CSV / OIM -&gt; EN CIUS Structured CSV: VERIFIED_COMPOSABLE / accepted cross-HMD evidence.</w:t>
-      </w:r>
-    </w:p>
-    <w:p>
-      <w:pPr>
-        <w:pStyle w:val="a"/>
-      </w:pPr>
-      <w:r>
-        <w:t>The accepted v17 family contains 220 Binding rows. Source/target Semantic Path resolution and selector/repeatable-ancestor handling were validated in the accepted task lineage.</w:t>
-      </w:r>
-    </w:p>
-    <w:p>
-      <w:pPr>
-        <w:pStyle w:val="a"/>
-      </w:pPr>
-      <w:r>
-        <w:t>The same GL-BTX semantic result was serialized as OIM and XBRL 2.1 Tuple; both routes validated and recovered the accepted GL-BTX and EN semantics with zero supported-semantic differences. Serialization is downstream of Semantic Binding and does not invoke a second semantic mapping.</w:t>
-      </w:r>
-    </w:p>
-    <w:p>
-      <w:pPr>
-        <w:pStyle w:val="20"/>
-      </w:pPr>
-      <w:r>
-        <w:t>B.2 Current Formal GIT program and Binding Table</w:t>
+        <w:t>This section defines the current specification and takes precedence over earlier candidate descriptions and descriptions specific to the former 17-column format elsewhere in this document. It distinguishes design decisions, implemented behavior, and the validated scope. Arelle conformance does not constitute acceptance of complete accounting-information preservation or import into an actual application.</w:t>
       </w:r>
     </w:p>
     <w:tbl>
       <w:tblPr>
         <w:tblStyle w:val="af7"/>
-        <w:tblW w:type="auto" w:w="0"/>
-        <w:jc w:val="center"/>
-        <w:tblLook w:firstColumn="1" w:firstRow="1" w:lastColumn="0" w:lastRow="0" w:noHBand="0" w:noVBand="1" w:val="04A0"/>
+        <w:tblW w:w="0" w:type="auto"/>
+        <w:tblLayout w:type="fixed"/>
+        <w:tblLook w:val="04A0" w:firstRow="1" w:lastRow="0" w:firstColumn="1" w:lastColumn="0" w:noHBand="0" w:noVBand="1"/>
       </w:tblPr>
       <w:tblGrid>
-        <w:gridCol w:w="3249"/>
-        <w:gridCol w:w="3249"/>
-        <w:gridCol w:w="3249"/>
+        <w:gridCol w:w="1555"/>
+        <w:gridCol w:w="8093"/>
       </w:tblGrid>
       <w:tr>
-        <w:tc>
-          <w:tcPr>
-            <w:tcW w:type="dxa" w:w="3672"/>
-            <w:vAlign w:val="top"/>
-            <w:shd w:fill="D9E2F3"/>
-          </w:tcPr>
-          <w:p>
-            <w:pPr>
-              <w:spacing w:after="0"/>
-            </w:pPr>
-            <w:r/>
-            <w:r>
+        <w:trPr>
+          <w:tblHeader/>
+        </w:trPr>
+        <w:tc>
+          <w:tcPr>
+            <w:tcW w:w="1555" w:type="dxa"/>
+            <w:shd w:val="clear" w:color="auto" w:fill="F2F2F2" w:themeFill="background1" w:themeFillShade="F2"/>
+            <w:tcMar>
+              <w:top w:w="70" w:type="dxa"/>
+              <w:left w:w="90" w:type="dxa"/>
+              <w:bottom w:w="70" w:type="dxa"/>
+              <w:right w:w="90" w:type="dxa"/>
+            </w:tcMar>
+            <w:vAlign w:val="center"/>
+          </w:tcPr>
+          <w:p>
+            <w:pPr>
+              <w:pStyle w:val="Tablebody"/>
+              <w:jc w:val="center"/>
               <w:rPr>
                 <w:b/>
-                <w:sz w:val="16"/>
-              </w:rPr>
-              <w:t>File / location</w:t>
-            </w:r>
-          </w:p>
-        </w:tc>
-        <w:tc>
-          <w:tcPr>
-            <w:tcW w:type="dxa" w:w="3168"/>
-            <w:vAlign w:val="top"/>
-            <w:shd w:fill="D9E2F3"/>
-          </w:tcPr>
-          <w:p>
-            <w:pPr>
-              <w:spacing w:after="0"/>
-            </w:pPr>
-            <w:r/>
+                <w:bCs/>
+              </w:rPr>
+            </w:pPr>
             <w:r>
               <w:rPr>
                 <w:b/>
-                <w:sz w:val="16"/>
-              </w:rPr>
-              <w:t>Content</w:t>
-            </w:r>
-          </w:p>
-        </w:tc>
-        <w:tc>
-          <w:tcPr>
-            <w:tcW w:type="dxa" w:w="3312"/>
-            <w:vAlign w:val="top"/>
-            <w:shd w:fill="D9E2F3"/>
-          </w:tcPr>
-          <w:p>
-            <w:pPr>
-              <w:spacing w:after="0"/>
-            </w:pPr>
-            <w:r/>
-            <w:r>
+                <w:bCs/>
+              </w:rPr>
+              <w:t>Category</w:t>
+            </w:r>
+          </w:p>
+        </w:tc>
+        <w:tc>
+          <w:tcPr>
+            <w:tcW w:w="8093" w:type="dxa"/>
+            <w:shd w:val="clear" w:color="auto" w:fill="F2F2F2" w:themeFill="background1" w:themeFillShade="F2"/>
+            <w:tcMar>
+              <w:top w:w="70" w:type="dxa"/>
+              <w:left w:w="90" w:type="dxa"/>
+              <w:bottom w:w="70" w:type="dxa"/>
+              <w:right w:w="90" w:type="dxa"/>
+            </w:tcMar>
+            <w:vAlign w:val="center"/>
+          </w:tcPr>
+          <w:p>
+            <w:pPr>
+              <w:pStyle w:val="Tablebody"/>
+              <w:jc w:val="center"/>
               <w:rPr>
                 <w:b/>
-                <w:sz w:val="16"/>
-              </w:rPr>
-              <w:t>Use in the validated route</w:t>
+                <w:bCs/>
+              </w:rPr>
+            </w:pPr>
+            <w:r>
+              <w:rPr>
+                <w:b/>
+                <w:bCs/>
+              </w:rPr>
+              <w:t>Current Status</w:t>
             </w:r>
           </w:p>
         </w:tc>
@@ -7788,58 +7842,47 @@
       <w:tr>
         <w:tc>
           <w:tcPr>
-            <w:tcW w:type="dxa" w:w="3672"/>
-            <w:vAlign w:val="top"/>
-          </w:tcPr>
-          <w:p>
-            <w:pPr>
-              <w:spacing w:after="0"/>
-            </w:pPr>
-            <w:r/>
-            <w:r>
-              <w:rPr>
-                <w:b w:val="0"/>
-                <w:sz w:val="14"/>
-              </w:rPr>
-              <w:t>src/semantic_binding.py</w:t>
-            </w:r>
-          </w:p>
-        </w:tc>
-        <w:tc>
-          <w:tcPr>
-            <w:tcW w:type="dxa" w:w="3168"/>
-            <w:vAlign w:val="top"/>
-          </w:tcPr>
-          <w:p>
-            <w:pPr>
-              <w:spacing w:after="0"/>
-            </w:pPr>
-            <w:r/>
-            <w:r>
-              <w:rPr>
-                <w:b w:val="0"/>
-                <w:sz w:val="15"/>
-              </w:rPr>
-              <w:t>Bidirectional cross-HMD Structured CSV semantic runtime. It resolves source and target semantic_path values, establishes Class-occurrence correspondence, applies direct/default/transform/omit/unsupported Attribute mappings, and reconstructs the reverse supported semantic subset.</w:t>
-            </w:r>
-          </w:p>
-        </w:tc>
-        <w:tc>
-          <w:tcPr>
-            <w:tcW w:type="dxa" w:w="3312"/>
-            <w:vAlign w:val="top"/>
-          </w:tcPr>
-          <w:p>
-            <w:pPr>
-              <w:spacing w:after="0"/>
-            </w:pPr>
-            <w:r/>
-            <w:r>
-              <w:rPr>
-                <w:b w:val="0"/>
-                <w:sz w:val="15"/>
-              </w:rPr>
-              <w:t>Current Formal GIT Semantic Binding program. It must not infer mappings that are absent from the reviewed Semantic Binding Table.</w:t>
+            <w:tcW w:w="1555" w:type="dxa"/>
+            <w:tcMar>
+              <w:top w:w="70" w:type="dxa"/>
+              <w:left w:w="90" w:type="dxa"/>
+              <w:bottom w:w="70" w:type="dxa"/>
+              <w:right w:w="90" w:type="dxa"/>
+            </w:tcMar>
+            <w:vAlign w:val="center"/>
+          </w:tcPr>
+          <w:p>
+            <w:pPr>
+              <w:pStyle w:val="Tablebody"/>
+            </w:pPr>
+            <w:r>
+              <w:rPr>
+                <w:color w:val="000000"/>
+              </w:rPr>
+              <w:t>Design Decision</w:t>
+            </w:r>
+          </w:p>
+        </w:tc>
+        <w:tc>
+          <w:tcPr>
+            <w:tcW w:w="8093" w:type="dxa"/>
+            <w:tcMar>
+              <w:top w:w="70" w:type="dxa"/>
+              <w:left w:w="90" w:type="dxa"/>
+              <w:bottom w:w="70" w:type="dxa"/>
+              <w:right w:w="90" w:type="dxa"/>
+            </w:tcMar>
+            <w:vAlign w:val="center"/>
+          </w:tcPr>
+          <w:p>
+            <w:pPr>
+              <w:pStyle w:val="Tablebody"/>
+            </w:pPr>
+            <w:r>
+              <w:rPr>
+                <w:color w:val="000000"/>
+              </w:rPr>
+              <w:t>The canonical PCA/EPSON Binding uses 16 columns in a fixed order. The former 17-column form is accepted as compatibility input. Semantic identity is the selector-qualified semantic_path; selectors are removed for HMD resolution. The Binding does not contain an id column.</w:t>
             </w:r>
           </w:p>
         </w:tc>
@@ -7847,58 +7890,143 @@
       <w:tr>
         <w:tc>
           <w:tcPr>
-            <w:tcW w:type="dxa" w:w="3672"/>
-            <w:vAlign w:val="top"/>
-          </w:tcPr>
-          <w:p>
-            <w:pPr>
-              <w:spacing w:after="0"/>
-            </w:pPr>
-            <w:r/>
-            <w:r>
-              <w:rPr>
-                <w:b w:val="0"/>
-                <w:sz w:val="14"/>
-              </w:rPr>
-              <w:t>bindings/semantic/EN16931_to_XBRL_GL_Next_BusinessTransactions_Semantic_Binding_v17.csv</w:t>
-            </w:r>
-          </w:p>
-        </w:tc>
-        <w:tc>
-          <w:tcPr>
-            <w:tcW w:type="dxa" w:w="3168"/>
-            <w:vAlign w:val="top"/>
-          </w:tcPr>
-          <w:p>
-            <w:pPr>
-              <w:spacing w:after="0"/>
-            </w:pPr>
-            <w:r/>
-            <w:r>
-              <w:rPr>
-                <w:b w:val="0"/>
-                <w:sz w:val="15"/>
-              </w:rPr>
-              <w:t>Reviewed EN CIUS &lt;-&gt; XBRL GL Next Business Transactions cross-HMD mapping. Accepted evidence records a 220-row v17 family including structural rows, Attribute mappings, selector-qualified occurrences, transform rules, and roundtrip classifications.</w:t>
-            </w:r>
-          </w:p>
-        </w:tc>
-        <w:tc>
-          <w:tcPr>
-            <w:tcW w:type="dxa" w:w="3312"/>
-            <w:vAlign w:val="top"/>
-          </w:tcPr>
-          <w:p>
-            <w:pPr>
-              <w:spacing w:after="0"/>
-            </w:pPr>
-            <w:r/>
-            <w:r>
-              <w:rPr>
-                <w:b w:val="0"/>
-                <w:sz w:val="15"/>
-              </w:rPr>
-              <w:t>Defines the semantic-model change. Physical UBL/CII XPath and physical Tuple/OIM representation are outside this table.</w:t>
+            <w:tcW w:w="1555" w:type="dxa"/>
+            <w:tcMar>
+              <w:top w:w="70" w:type="dxa"/>
+              <w:left w:w="90" w:type="dxa"/>
+              <w:bottom w:w="70" w:type="dxa"/>
+              <w:right w:w="90" w:type="dxa"/>
+            </w:tcMar>
+            <w:vAlign w:val="center"/>
+          </w:tcPr>
+          <w:p>
+            <w:pPr>
+              <w:pStyle w:val="Tablebody"/>
+            </w:pPr>
+            <w:r>
+              <w:rPr>
+                <w:color w:val="000000"/>
+              </w:rPr>
+              <w:t>Implemented</w:t>
+            </w:r>
+          </w:p>
+        </w:tc>
+        <w:tc>
+          <w:tcPr>
+            <w:tcW w:w="8093" w:type="dxa"/>
+            <w:tcMar>
+              <w:top w:w="70" w:type="dxa"/>
+              <w:left w:w="90" w:type="dxa"/>
+              <w:bottom w:w="70" w:type="dxa"/>
+              <w:right w:w="90" w:type="dxa"/>
+            </w:tcMar>
+            <w:vAlign w:val="center"/>
+          </w:tcPr>
+          <w:p>
+            <w:pPr>
+              <w:pStyle w:val="Tablebody"/>
+            </w:pPr>
+            <w:r>
+              <w:rPr>
+                <w:color w:val="000000"/>
+              </w:rPr>
+              <w:t>tools/uadc/flat_csv.py reads the 16-column CANONICAL_FIELDS and the 17-column LEGACY_17_FIELDS, validates the HMD semantic_path and sequence, definition tables, grouping, and tax and account mappings, and performs bidirectional conversion.</w:t>
+            </w:r>
+          </w:p>
+        </w:tc>
+      </w:tr>
+      <w:tr>
+        <w:tc>
+          <w:tcPr>
+            <w:tcW w:w="1555" w:type="dxa"/>
+            <w:tcMar>
+              <w:top w:w="70" w:type="dxa"/>
+              <w:left w:w="90" w:type="dxa"/>
+              <w:bottom w:w="70" w:type="dxa"/>
+              <w:right w:w="90" w:type="dxa"/>
+            </w:tcMar>
+            <w:vAlign w:val="center"/>
+          </w:tcPr>
+          <w:p>
+            <w:pPr>
+              <w:pStyle w:val="Tablebody"/>
+            </w:pPr>
+            <w:r>
+              <w:rPr>
+                <w:color w:val="000000"/>
+              </w:rPr>
+              <w:t>Validated</w:t>
+            </w:r>
+          </w:p>
+        </w:tc>
+        <w:tc>
+          <w:tcPr>
+            <w:tcW w:w="8093" w:type="dxa"/>
+            <w:tcMar>
+              <w:top w:w="70" w:type="dxa"/>
+              <w:left w:w="90" w:type="dxa"/>
+              <w:bottom w:w="70" w:type="dxa"/>
+              <w:right w:w="90" w:type="dxa"/>
+            </w:tcMar>
+            <w:vAlign w:val="center"/>
+          </w:tcPr>
+          <w:p>
+            <w:pPr>
+              <w:pStyle w:val="Tablebody"/>
+            </w:pPr>
+            <w:r>
+              <w:rPr>
+                <w:color w:val="000000"/>
+              </w:rPr>
+              <w:t>The accepted formal PCA and EPSON xBRL-CSV instances contain 130,807 and 134,281 facts, respectively, and pass Arelle 2.37.77 validation with 0 errors and 0 warnings. Each AE and BT Tuple/OIM entry point also passes with 0 errors and 0 warnings.</w:t>
+            </w:r>
+          </w:p>
+        </w:tc>
+      </w:tr>
+      <w:tr>
+        <w:tc>
+          <w:tcPr>
+            <w:tcW w:w="1555" w:type="dxa"/>
+            <w:tcMar>
+              <w:top w:w="70" w:type="dxa"/>
+              <w:left w:w="90" w:type="dxa"/>
+              <w:bottom w:w="70" w:type="dxa"/>
+              <w:right w:w="90" w:type="dxa"/>
+            </w:tcMar>
+            <w:vAlign w:val="center"/>
+          </w:tcPr>
+          <w:p>
+            <w:pPr>
+              <w:pStyle w:val="Tablebody"/>
+            </w:pPr>
+            <w:r>
+              <w:rPr>
+                <w:color w:val="000000"/>
+              </w:rPr>
+              <w:t>Unresolved</w:t>
+            </w:r>
+          </w:p>
+        </w:tc>
+        <w:tc>
+          <w:tcPr>
+            <w:tcW w:w="8093" w:type="dxa"/>
+            <w:tcMar>
+              <w:top w:w="70" w:type="dxa"/>
+              <w:left w:w="90" w:type="dxa"/>
+              <w:bottom w:w="70" w:type="dxa"/>
+              <w:right w:w="90" w:type="dxa"/>
+            </w:tcMar>
+            <w:vAlign w:val="center"/>
+          </w:tcPr>
+          <w:p>
+            <w:pPr>
+              <w:pStyle w:val="Tablebody"/>
+            </w:pPr>
+            <w:r>
+              <w:rPr>
+                <w:color w:val="000000"/>
+              </w:rPr>
+              <w:t>The following remain unresolved: tax-amount facts are not preserved for explicitly stated EPSON tax amounts totaling JPY 141,601,937 across 3,490 detail lines; EPSON-to-PCA conversion reports TAX_POLICY_AMBIGUOUS; and EPSON account registration and import into the actual application have not been verified.</w:t>
             </w:r>
           </w:p>
         </w:tc>
@@ -7906,82 +8034,121 @@
     </w:tbl>
     <w:p>
       <w:pPr>
-        <w:pStyle w:val="20"/>
-      </w:pPr>
+        <w:pStyle w:val="a2"/>
+      </w:pPr>
+      <w:bookmarkStart w:id="64" w:name="_Toc240459516"/>
       <w:r>
-        <w:t>B.3 HMD and source semantic files used by accepted v17/OIM/Tuple evidence</w:t>
+        <w:t>Identifiers in the Binding and Structured CSV</w:t>
       </w:r>
+      <w:bookmarkEnd w:id="64"/>
+    </w:p>
+    <w:p>
+      <w:r>
+        <w:t>The 16-column Binding order is sequence, level, type, name, datatype, multiplicity, column, semantic_path, occurrence_mode, group_key, row_role, max_occurs, default_value, transformation, required, note. The former 17-column form includes id after type and is normalized for compatibility when read. Do not restore id to newly created PCA/EPSON Bindings.</w:t>
+      </w:r>
+    </w:p>
+    <w:p>
+      <w:r>
+        <w:t>Removal of id from the Binding and the id column in Structured CSV are separate contracts. The Flat CSV runtime retains the following 11 Structured CSV columns: entry_key, source_row, occurrence, sequence, level, type, id, name, semantic_path, binding_path, value. An empty Structured CSV id does not, by itself, indicate a conversion defect. Do not populate it from HMD id, source_bsm_id, or identifier.</w:t>
+      </w:r>
+    </w:p>
+    <w:p>
+      <w:pPr>
+        <w:pStyle w:val="a2"/>
+      </w:pPr>
+      <w:bookmarkStart w:id="65" w:name="_Toc240459517"/>
+      <w:r>
+        <w:t>Taxonomy and Validation Entry Points</w:t>
+      </w:r>
+      <w:bookmarkEnd w:id="65"/>
+    </w:p>
+    <w:p>
+      <w:r>
+        <w:t>The project module namespace is https://www.xbrl.or.jp/taxonomy/xbrl-gl-next/{module} for the applicable module. Accounting Entries and Business Transactions are split DTSs generated from different root HMDs. The type, structure, and multiplicity differences in 14 shared declarations are accepted root-HMD-specific structural differences; exact equality between AE and BT is not required. Consumers select the corresponding AE or BT entry point and must neither overwrite same-named files nor combine both DTSs unconditionally. Integration into a single DTS is outside the accepted scope.</w:t>
+      </w:r>
+    </w:p>
+    <w:p>
+      <w:pPr>
+        <w:pStyle w:val="a2"/>
+      </w:pPr>
+      <w:bookmarkStart w:id="66" w:name="_Toc240459518"/>
+      <w:r>
+        <w:t>Structured CSV, Formal xBRL-CSV, and LedgerExplorer</w:t>
+      </w:r>
+      <w:bookmarkEnd w:id="66"/>
     </w:p>
     <w:tbl>
       <w:tblPr>
         <w:tblStyle w:val="af7"/>
-        <w:tblW w:type="auto" w:w="0"/>
-        <w:jc w:val="center"/>
-        <w:tblLook w:firstColumn="1" w:firstRow="1" w:lastColumn="0" w:lastRow="0" w:noHBand="0" w:noVBand="1" w:val="04A0"/>
+        <w:tblW w:w="0" w:type="auto"/>
+        <w:tblLayout w:type="fixed"/>
+        <w:tblLook w:val="04A0" w:firstRow="1" w:lastRow="0" w:firstColumn="1" w:lastColumn="0" w:noHBand="0" w:noVBand="1"/>
       </w:tblPr>
       <w:tblGrid>
-        <w:gridCol w:w="3249"/>
-        <w:gridCol w:w="3249"/>
-        <w:gridCol w:w="3249"/>
+        <w:gridCol w:w="1696"/>
+        <w:gridCol w:w="7952"/>
       </w:tblGrid>
       <w:tr>
-        <w:tc>
-          <w:tcPr>
-            <w:tcW w:type="dxa" w:w="3672"/>
-            <w:vAlign w:val="top"/>
-            <w:shd w:fill="D9E2F3"/>
-          </w:tcPr>
-          <w:p>
-            <w:pPr>
-              <w:spacing w:after="0"/>
-            </w:pPr>
-            <w:r/>
-            <w:r>
+        <w:trPr>
+          <w:tblHeader/>
+        </w:trPr>
+        <w:tc>
+          <w:tcPr>
+            <w:tcW w:w="1696" w:type="dxa"/>
+            <w:shd w:val="clear" w:color="auto" w:fill="F2F2F2" w:themeFill="background1" w:themeFillShade="F2"/>
+            <w:tcMar>
+              <w:top w:w="70" w:type="dxa"/>
+              <w:left w:w="90" w:type="dxa"/>
+              <w:bottom w:w="70" w:type="dxa"/>
+              <w:right w:w="90" w:type="dxa"/>
+            </w:tcMar>
+            <w:vAlign w:val="center"/>
+          </w:tcPr>
+          <w:p>
+            <w:pPr>
+              <w:pStyle w:val="Tablebody"/>
+              <w:jc w:val="center"/>
               <w:rPr>
                 <w:b/>
-                <w:sz w:val="16"/>
-              </w:rPr>
-              <w:t>File / location</w:t>
-            </w:r>
-          </w:p>
-        </w:tc>
-        <w:tc>
-          <w:tcPr>
-            <w:tcW w:type="dxa" w:w="3168"/>
-            <w:vAlign w:val="top"/>
-            <w:shd w:fill="D9E2F3"/>
-          </w:tcPr>
-          <w:p>
-            <w:pPr>
-              <w:spacing w:after="0"/>
-            </w:pPr>
-            <w:r/>
+                <w:bCs/>
+              </w:rPr>
+            </w:pPr>
             <w:r>
               <w:rPr>
                 <w:b/>
-                <w:sz w:val="16"/>
-              </w:rPr>
-              <w:t>Content</w:t>
-            </w:r>
-          </w:p>
-        </w:tc>
-        <w:tc>
-          <w:tcPr>
-            <w:tcW w:type="dxa" w:w="3312"/>
-            <w:vAlign w:val="top"/>
-            <w:shd w:fill="D9E2F3"/>
-          </w:tcPr>
-          <w:p>
-            <w:pPr>
-              <w:spacing w:after="0"/>
-            </w:pPr>
-            <w:r/>
-            <w:r>
+                <w:bCs/>
+              </w:rPr>
+              <w:t>Artifact</w:t>
+            </w:r>
+          </w:p>
+        </w:tc>
+        <w:tc>
+          <w:tcPr>
+            <w:tcW w:w="7952" w:type="dxa"/>
+            <w:shd w:val="clear" w:color="auto" w:fill="F2F2F2" w:themeFill="background1" w:themeFillShade="F2"/>
+            <w:tcMar>
+              <w:top w:w="70" w:type="dxa"/>
+              <w:left w:w="90" w:type="dxa"/>
+              <w:bottom w:w="70" w:type="dxa"/>
+              <w:right w:w="90" w:type="dxa"/>
+            </w:tcMar>
+            <w:vAlign w:val="center"/>
+          </w:tcPr>
+          <w:p>
+            <w:pPr>
+              <w:pStyle w:val="Tablebody"/>
+              <w:jc w:val="center"/>
               <w:rPr>
                 <w:b/>
-                <w:sz w:val="16"/>
-              </w:rPr>
-              <w:t>Use in the validated route</w:t>
+                <w:bCs/>
+              </w:rPr>
+            </w:pPr>
+            <w:r>
+              <w:rPr>
+                <w:b/>
+                <w:bCs/>
+              </w:rPr>
+              <w:t>Role and Acceptance Boundary</w:t>
             </w:r>
           </w:p>
         </w:tc>
@@ -7989,58 +8156,41 @@
       <w:tr>
         <w:tc>
           <w:tcPr>
-            <w:tcW w:type="dxa" w:w="3672"/>
-            <w:vAlign w:val="top"/>
-          </w:tcPr>
-          <w:p>
-            <w:pPr>
-              <w:spacing w:after="0"/>
-            </w:pPr>
-            <w:r/>
-            <w:r>
-              <w:rPr>
-                <w:b w:val="0"/>
-                <w:sz w:val="14"/>
-              </w:rPr>
-              <w:t>models/en-cius/invoice/hmd/EN16931_CIUS_Invoice_Canonical_HMD.csv</w:t>
-            </w:r>
-          </w:p>
-        </w:tc>
-        <w:tc>
-          <w:tcPr>
-            <w:tcW w:type="dxa" w:w="3168"/>
-            <w:vAlign w:val="top"/>
-          </w:tcPr>
-          <w:p>
-            <w:pPr>
-              <w:spacing w:after="0"/>
-            </w:pPr>
-            <w:r/>
-            <w:r>
-              <w:rPr>
-                <w:b w:val="0"/>
-                <w:sz w:val="15"/>
-              </w:rPr>
-              <w:t>216-row EN CIUS HMD candidate (SHA evidence 19F45D3A...F3D78). It contains every EN source semantic_path required by Binding v17.</w:t>
-            </w:r>
-          </w:p>
-        </w:tc>
-        <w:tc>
-          <w:tcPr>
-            <w:tcW w:type="dxa" w:w="3312"/>
-            <w:vAlign w:val="top"/>
-          </w:tcPr>
-          <w:p>
-            <w:pPr>
-              <w:spacing w:after="0"/>
-            </w:pPr>
-            <w:r/>
-            <w:r>
-              <w:rPr>
-                <w:b w:val="0"/>
-                <w:sz w:val="15"/>
-              </w:rPr>
-              <w:t>Source HMD used by the accepted 0911 OIM/Tuple semantic-equivalence lineage. Binding v17 is not compatible with the older 197-row EN HMD for all mapped source paths.</w:t>
+            <w:tcW w:w="1696" w:type="dxa"/>
+            <w:tcMar>
+              <w:top w:w="70" w:type="dxa"/>
+              <w:left w:w="90" w:type="dxa"/>
+              <w:bottom w:w="70" w:type="dxa"/>
+              <w:right w:w="90" w:type="dxa"/>
+            </w:tcMar>
+            <w:vAlign w:val="center"/>
+          </w:tcPr>
+          <w:p>
+            <w:pPr>
+              <w:pStyle w:val="Tablebody"/>
+            </w:pPr>
+            <w:r>
+              <w:t>Structured CSV</w:t>
+            </w:r>
+          </w:p>
+        </w:tc>
+        <w:tc>
+          <w:tcPr>
+            <w:tcW w:w="7952" w:type="dxa"/>
+            <w:tcMar>
+              <w:top w:w="70" w:type="dxa"/>
+              <w:left w:w="90" w:type="dxa"/>
+              <w:bottom w:w="70" w:type="dxa"/>
+              <w:right w:w="90" w:type="dxa"/>
+            </w:tcMar>
+            <w:vAlign w:val="center"/>
+          </w:tcPr>
+          <w:p>
+            <w:pPr>
+              <w:pStyle w:val="Tablebody"/>
+            </w:pPr>
+            <w:r>
+              <w:t>Long-form or hierarchical data for conversion and review, containing semantic_path and occurrence/dimension information. Do not submit this data itself to Arelle in place of formal xBRL-CSV metadata.</w:t>
             </w:r>
           </w:p>
         </w:tc>
@@ -8048,58 +8198,41 @@
       <w:tr>
         <w:tc>
           <w:tcPr>
-            <w:tcW w:type="dxa" w:w="3672"/>
-            <w:vAlign w:val="top"/>
-          </w:tcPr>
-          <w:p>
-            <w:pPr>
-              <w:spacing w:after="0"/>
-            </w:pPr>
-            <w:r/>
-            <w:r>
-              <w:rPr>
-                <w:b w:val="0"/>
-                <w:sz w:val="14"/>
-              </w:rPr>
-              <w:t>20260826_0740 taxonomy-generator-selector-aware-multiplicity task input/candidate: GL-BTX HMD, SHA EC426F1E...A0476</w:t>
-            </w:r>
-          </w:p>
-        </w:tc>
-        <w:tc>
-          <w:tcPr>
-            <w:tcW w:type="dxa" w:w="3168"/>
-            <w:vAlign w:val="top"/>
-          </w:tcPr>
-          <w:p>
-            <w:pPr>
-              <w:spacing w:after="0"/>
-            </w:pPr>
-            <w:r/>
-            <w:r>
-              <w:rPr>
-                <w:b w:val="0"/>
-                <w:sz w:val="15"/>
-              </w:rPr>
-              <w:t>Selector-effective 478-row XBRL GL Next Business Transactions HMD lineage. EntityParty remains semantically 0..1; effective repeatability is derived from distinct selector-qualified occurrences rather than by rewriting the HMD.</w:t>
-            </w:r>
-          </w:p>
-        </w:tc>
-        <w:tc>
-          <w:tcPr>
-            <w:tcW w:type="dxa" w:w="3312"/>
-            <w:vAlign w:val="top"/>
-          </w:tcPr>
-          <w:p>
-            <w:pPr>
-              <w:spacing w:after="0"/>
-            </w:pPr>
-            <w:r/>
-            <w:r>
-              <w:rPr>
-                <w:b w:val="0"/>
-                <w:sz w:val="15"/>
-              </w:rPr>
-              <w:t>Target HMD used by the accepted v17/OIM/Tuple evidence. The older 403-row model-unit HMD is a different lineage and is not the v17 target model.</w:t>
+            <w:tcW w:w="1696" w:type="dxa"/>
+            <w:tcMar>
+              <w:top w:w="70" w:type="dxa"/>
+              <w:left w:w="90" w:type="dxa"/>
+              <w:bottom w:w="70" w:type="dxa"/>
+              <w:right w:w="90" w:type="dxa"/>
+            </w:tcMar>
+            <w:vAlign w:val="center"/>
+          </w:tcPr>
+          <w:p>
+            <w:pPr>
+              <w:pStyle w:val="Tablebody"/>
+            </w:pPr>
+            <w:r>
+              <w:t>Formal xBRL-CSV</w:t>
+            </w:r>
+          </w:p>
+        </w:tc>
+        <w:tc>
+          <w:tcPr>
+            <w:tcW w:w="7952" w:type="dxa"/>
+            <w:tcMar>
+              <w:top w:w="70" w:type="dxa"/>
+              <w:left w:w="90" w:type="dxa"/>
+              <w:bottom w:w="70" w:type="dxa"/>
+              <w:right w:w="90" w:type="dxa"/>
+            </w:tcMar>
+            <w:vAlign w:val="center"/>
+          </w:tcPr>
+          <w:p>
+            <w:pPr>
+              <w:pStyle w:val="Tablebody"/>
+            </w:pPr>
+            <w:r>
+              <w:t>Use the JSON metadata as the entry point and validate the referenced CSV together with the DTS identified by documentInfo.taxonomy. Use Arelle to determine conformance of QNames, concepts, datatypes, entities, periods, units, and dimensions.</w:t>
             </w:r>
           </w:p>
         </w:tc>
@@ -8107,176 +8240,41 @@
       <w:tr>
         <w:tc>
           <w:tcPr>
-            <w:tcW w:type="dxa" w:w="3672"/>
-            <w:vAlign w:val="top"/>
-          </w:tcPr>
-          <w:p>
-            <w:pPr>
-              <w:spacing w:after="0"/>
-            </w:pPr>
-            <w:r/>
-            <w:r>
-              <w:rPr>
-                <w:b w:val="0"/>
-                <w:sz w:val="14"/>
-              </w:rPr>
-              <w:t>20260826_0740 input area: EN Structured CSV DCB83333...EE227 and metadata 50C0D43E...23F88</w:t>
-            </w:r>
-          </w:p>
-        </w:tc>
-        <w:tc>
-          <w:tcPr>
-            <w:tcW w:type="dxa" w:w="3168"/>
-            <w:vAlign w:val="top"/>
-          </w:tcPr>
-          <w:p>
-            <w:pPr>
-              <w:spacing w:after="0"/>
-            </w:pPr>
-            <w:r/>
-            <w:r>
-              <w:rPr>
-                <w:b w:val="0"/>
-                <w:sz w:val="15"/>
-              </w:rPr>
-              <w:t>Accepted EN semantic source pair used as the common input to the v17 transformation test. The CSV contains EN HMD-aligned facts; the JSON is its OIM/xBRL-CSV metadata.</w:t>
-            </w:r>
-          </w:p>
-        </w:tc>
-        <w:tc>
-          <w:tcPr>
-            <w:tcW w:type="dxa" w:w="3312"/>
-            <w:vAlign w:val="top"/>
-          </w:tcPr>
-          <w:p>
-            <w:pPr>
-              <w:spacing w:after="0"/>
-            </w:pPr>
-            <w:r/>
-            <w:r>
-              <w:rPr>
-                <w:b w:val="0"/>
-                <w:sz w:val="15"/>
-              </w:rPr>
-              <w:t>Provides one common EN semantic source so that OIM and Tuple GL-BTX routes can be compared against the same facts.</w:t>
-            </w:r>
-          </w:p>
-        </w:tc>
-      </w:tr>
-      <w:tr>
-        <w:tc>
-          <w:tcPr>
-            <w:tcW w:type="dxa" w:w="3672"/>
-            <w:vAlign w:val="top"/>
-          </w:tcPr>
-          <w:p>
-            <w:pPr>
-              <w:spacing w:after="0"/>
-            </w:pPr>
-            <w:r/>
-            <w:r>
-              <w:rPr>
-                <w:b w:val="0"/>
-                <w:sz w:val="14"/>
-              </w:rPr>
-              <w:t>20260826_0701 Binding v17 candidate, SHA 4E7F68B3...E840</w:t>
-            </w:r>
-          </w:p>
-        </w:tc>
-        <w:tc>
-          <w:tcPr>
-            <w:tcW w:type="dxa" w:w="3168"/>
-            <w:vAlign w:val="top"/>
-          </w:tcPr>
-          <w:p>
-            <w:pPr>
-              <w:spacing w:after="0"/>
-            </w:pPr>
-            <w:r/>
-            <w:r>
-              <w:rPr>
-                <w:b w:val="0"/>
-                <w:sz w:val="15"/>
-              </w:rPr>
-              <w:t>The 220-row v17 Binding bytes used by the accepted 0911 task.</w:t>
-            </w:r>
-          </w:p>
-        </w:tc>
-        <w:tc>
-          <w:tcPr>
-            <w:tcW w:type="dxa" w:w="3312"/>
-            <w:vAlign w:val="top"/>
-          </w:tcPr>
-          <w:p>
-            <w:pPr>
-              <w:spacing w:after="0"/>
-            </w:pPr>
-            <w:r/>
-            <w:r>
-              <w:rPr>
-                <w:b w:val="0"/>
-                <w:sz w:val="15"/>
-              </w:rPr>
-              <w:t>Exact mapping dependency for the accepted cross-serialization validation. The current Formal GIT file with the same approved role must be checked by release manifest before claiming byte identity to this task-local predecessor.</w:t>
-            </w:r>
-          </w:p>
-        </w:tc>
-      </w:tr>
-      <w:tr>
-        <w:tc>
-          <w:tcPr>
-            <w:tcW w:type="dxa" w:w="3672"/>
-            <w:vAlign w:val="top"/>
-          </w:tcPr>
-          <w:p>
-            <w:pPr>
-              <w:spacing w:after="0"/>
-            </w:pPr>
-            <w:r/>
-            <w:r>
-              <w:rPr>
-                <w:b w:val="0"/>
-                <w:sz w:val="14"/>
-              </w:rPr>
-              <w:t>20260826_0740 selector-aware taxonomy candidate (70 files)</w:t>
-            </w:r>
-          </w:p>
-        </w:tc>
-        <w:tc>
-          <w:tcPr>
-            <w:tcW w:type="dxa" w:w="3168"/>
-            <w:vAlign w:val="top"/>
-          </w:tcPr>
-          <w:p>
-            <w:pPr>
-              <w:spacing w:after="0"/>
-            </w:pPr>
-            <w:r/>
-            <w:r>
-              <w:rPr>
-                <w:b w:val="0"/>
-                <w:sz w:val="15"/>
-              </w:rPr>
-              <w:t>Task-local GL-BTX taxonomy used by both OIM and Tuple serialization; recorded OIM entry SHA 96CBAE43...FE3 and Tuple entry SHA 2EFF57EF...B4C.</w:t>
-            </w:r>
-          </w:p>
-        </w:tc>
-        <w:tc>
-          <w:tcPr>
-            <w:tcW w:type="dxa" w:w="3312"/>
-            <w:vAlign w:val="top"/>
-          </w:tcPr>
-          <w:p>
-            <w:pPr>
-              <w:spacing w:after="0"/>
-            </w:pPr>
-            <w:r/>
-            <w:r>
-              <w:rPr>
-                <w:b w:val="0"/>
-                <w:sz w:val="15"/>
-              </w:rPr>
-              <w:t>Ensures both physical serializations use one selector-aware target semantic/taxonomy family.</w:t>
+            <w:tcW w:w="1696" w:type="dxa"/>
+            <w:tcMar>
+              <w:top w:w="70" w:type="dxa"/>
+              <w:left w:w="90" w:type="dxa"/>
+              <w:bottom w:w="70" w:type="dxa"/>
+              <w:right w:w="90" w:type="dxa"/>
+            </w:tcMar>
+            <w:vAlign w:val="center"/>
+          </w:tcPr>
+          <w:p>
+            <w:pPr>
+              <w:pStyle w:val="Tablebody"/>
+            </w:pPr>
+            <w:r>
+              <w:t>LedgerExplorer</w:t>
+            </w:r>
+          </w:p>
+        </w:tc>
+        <w:tc>
+          <w:tcPr>
+            <w:tcW w:w="7952" w:type="dxa"/>
+            <w:tcMar>
+              <w:top w:w="70" w:type="dxa"/>
+              <w:left w:w="90" w:type="dxa"/>
+              <w:bottom w:w="70" w:type="dxa"/>
+              <w:right w:w="90" w:type="dxa"/>
+            </w:tcMar>
+            <w:vAlign w:val="center"/>
+          </w:tcPr>
+          <w:p>
+            <w:pPr>
+              <w:pStyle w:val="Tablebody"/>
+            </w:pPr>
+            <w:r>
+              <w:t>A separate consumer that uses the corresponding Cn Structured Tidy input contract. Accepted Phase 1 screen evidence exists, but it does not automatically establish acceptance of an actual connection to the latest PCA/EPSON versions or verification of all screens.</w:t>
             </w:r>
           </w:p>
         </w:tc>
@@ -8284,82 +8282,123 @@
     </w:tbl>
     <w:p>
       <w:pPr>
-        <w:pStyle w:val="20"/>
-      </w:pPr>
+        <w:pStyle w:val="a2"/>
+      </w:pPr>
+      <w:bookmarkStart w:id="67" w:name="_Toc240459519"/>
       <w:r>
-        <w:t>B.4 Generated outputs and comparison evidence</w:t>
+        <w:t>Current Responsibilities of Semantic Binding</w:t>
       </w:r>
+      <w:bookmarkEnd w:id="67"/>
+    </w:p>
+    <w:p>
+      <w:r>
+        <w:t>Semantic Binding defines semantic correspondence between different HMDs using source_semantic_path and target_semantic_path. It resolves selector-neutral paths and each HMD sequence, and positionally propagates the occurrence ordinal vector from the repeatable ancestor chain. Class rows in the Binding are supplementary information; do not infer correspondences or ordinals from names, values, or row proximity.</w:t>
+      </w:r>
+    </w:p>
+    <w:p>
+      <w:pPr>
+        <w:pStyle w:val="a"/>
+        <w:spacing w:after="60"/>
+      </w:pPr>
+      <w:r>
+        <w:t>A 1:1 mapping projects the same semantic occurrence one-to-one.</w:t>
+      </w:r>
+    </w:p>
+    <w:p>
+      <w:pPr>
+        <w:pStyle w:val="a"/>
+        <w:spacing w:after="60"/>
+      </w:pPr>
+      <w:r>
+        <w:t>Process 1:N, N:1, and N:M mappings only to the extent expressible by the explicit Binding and the repeating hierarchies of both HMDs. Fail closed when ancestor counts differ or a required dimension is missing.</w:t>
+      </w:r>
+    </w:p>
+    <w:p>
+      <w:pPr>
+        <w:pStyle w:val="a"/>
+        <w:spacing w:after="60"/>
+      </w:pPr>
+      <w:r>
+        <w:t>The 14 structural differences between AE and BT are not to be unified through Semantic Binding. Maintain the DTS for each root HMD.</w:t>
+      </w:r>
+    </w:p>
+    <w:p>
+      <w:pPr>
+        <w:pStyle w:val="Appendix"/>
+      </w:pPr>
+      <w:bookmarkStart w:id="68" w:name="_Toc240459520"/>
+      <w:r>
+        <w:br/>
+      </w:r>
+      <w:r>
+        <w:t>Revision History</w:t>
+      </w:r>
+      <w:bookmarkEnd w:id="68"/>
     </w:p>
     <w:tbl>
       <w:tblPr>
         <w:tblStyle w:val="af7"/>
-        <w:tblW w:type="auto" w:w="0"/>
-        <w:jc w:val="center"/>
-        <w:tblLook w:firstColumn="1" w:firstRow="1" w:lastColumn="0" w:lastRow="0" w:noHBand="0" w:noVBand="1" w:val="04A0"/>
+        <w:tblW w:w="5000" w:type="pct"/>
+        <w:tblLayout w:type="fixed"/>
+        <w:tblCellMar>
+          <w:left w:w="57" w:type="dxa"/>
+          <w:right w:w="57" w:type="dxa"/>
+        </w:tblCellMar>
+        <w:tblLook w:val="04A0" w:firstRow="1" w:lastRow="0" w:firstColumn="1" w:lastColumn="0" w:noHBand="0" w:noVBand="1"/>
       </w:tblPr>
       <w:tblGrid>
-        <w:gridCol w:w="3249"/>
-        <w:gridCol w:w="3249"/>
-        <w:gridCol w:w="3249"/>
+        <w:gridCol w:w="1947"/>
+        <w:gridCol w:w="7789"/>
       </w:tblGrid>
       <w:tr>
-        <w:tc>
-          <w:tcPr>
-            <w:tcW w:type="dxa" w:w="3672"/>
-            <w:vAlign w:val="top"/>
-            <w:shd w:fill="D9E2F3"/>
-          </w:tcPr>
-          <w:p>
-            <w:pPr>
-              <w:spacing w:after="0"/>
-            </w:pPr>
-            <w:r/>
-            <w:r>
+        <w:trPr>
+          <w:tblHeader/>
+        </w:trPr>
+        <w:tc>
+          <w:tcPr>
+            <w:tcW w:w="1440" w:type="dxa"/>
+            <w:shd w:val="clear" w:color="auto" w:fill="F2F2F2" w:themeFill="background1" w:themeFillShade="F2"/>
+            <w:vAlign w:val="center"/>
+          </w:tcPr>
+          <w:p>
+            <w:pPr>
+              <w:pStyle w:val="Tablebody"/>
+              <w:jc w:val="center"/>
               <w:rPr>
                 <w:b/>
-                <w:sz w:val="16"/>
-              </w:rPr>
-              <w:t>File / location</w:t>
-            </w:r>
-          </w:p>
-        </w:tc>
-        <w:tc>
-          <w:tcPr>
-            <w:tcW w:type="dxa" w:w="3168"/>
-            <w:vAlign w:val="top"/>
-            <w:shd w:fill="D9E2F3"/>
-          </w:tcPr>
-          <w:p>
-            <w:pPr>
-              <w:spacing w:after="0"/>
-            </w:pPr>
-            <w:r/>
+                <w:bCs/>
+              </w:rPr>
+            </w:pPr>
             <w:r>
               <w:rPr>
                 <w:b/>
-                <w:sz w:val="16"/>
-              </w:rPr>
-              <w:t>Content</w:t>
-            </w:r>
-          </w:p>
-        </w:tc>
-        <w:tc>
-          <w:tcPr>
-            <w:tcW w:type="dxa" w:w="3312"/>
-            <w:vAlign w:val="top"/>
-            <w:shd w:fill="D9E2F3"/>
-          </w:tcPr>
-          <w:p>
-            <w:pPr>
-              <w:spacing w:after="0"/>
-            </w:pPr>
-            <w:r/>
-            <w:r>
+                <w:bCs/>
+              </w:rPr>
+              <w:t>Revision Date</w:t>
+            </w:r>
+          </w:p>
+        </w:tc>
+        <w:tc>
+          <w:tcPr>
+            <w:tcW w:w="5760" w:type="dxa"/>
+            <w:shd w:val="clear" w:color="auto" w:fill="F2F2F2" w:themeFill="background1" w:themeFillShade="F2"/>
+            <w:vAlign w:val="center"/>
+          </w:tcPr>
+          <w:p>
+            <w:pPr>
+              <w:pStyle w:val="Tablebody"/>
+              <w:jc w:val="center"/>
               <w:rPr>
                 <w:b/>
-                <w:sz w:val="16"/>
-              </w:rPr>
-              <w:t>Use in the validated route</w:t>
+                <w:bCs/>
+              </w:rPr>
+            </w:pPr>
+            <w:r>
+              <w:rPr>
+                <w:b/>
+                <w:bCs/>
+              </w:rPr>
+              <w:t>Description</w:t>
             </w:r>
           </w:p>
         </w:tc>
@@ -8367,312 +8406,41 @@
       <w:tr>
         <w:tc>
           <w:tcPr>
-            <w:tcW w:type="dxa" w:w="3672"/>
-            <w:vAlign w:val="top"/>
-          </w:tcPr>
-          <w:p>
-            <w:pPr>
-              <w:spacing w:after="0"/>
-            </w:pPr>
-            <w:r/>
-            <w:r>
-              <w:rPr>
-                <w:b w:val="0"/>
-                <w:sz w:val="14"/>
-              </w:rPr>
-              <w:t>20260826_0911/en-cius-gl-btx-oim-tuple-mutual-transformation-test/outputs/GL_BTX_FORWARD_SEMANTIC_FACTS.csv</w:t>
-            </w:r>
-          </w:p>
-        </w:tc>
-        <w:tc>
-          <w:tcPr>
-            <w:tcW w:type="dxa" w:w="3168"/>
-            <w:vAlign w:val="top"/>
-          </w:tcPr>
-          <w:p>
-            <w:pPr>
-              <w:spacing w:after="0"/>
-            </w:pPr>
-            <w:r/>
-            <w:r>
-              <w:rPr>
-                <w:b w:val="0"/>
-                <w:sz w:val="15"/>
-              </w:rPr>
-              <w:t>Canonicalized GL-BTX semantic facts produced once from EN using Binding v17 before serialization.</w:t>
-            </w:r>
-          </w:p>
-        </w:tc>
-        <w:tc>
-          <w:tcPr>
-            <w:tcW w:type="dxa" w:w="3312"/>
-            <w:vAlign w:val="top"/>
-          </w:tcPr>
-          <w:p>
-            <w:pPr>
-              <w:spacing w:after="0"/>
-            </w:pPr>
-            <w:r/>
-            <w:r>
-              <w:rPr>
-                <w:b w:val="0"/>
-                <w:sz w:val="15"/>
-              </w:rPr>
-              <w:t>Common target semantic source for both OIM and Tuple paths; prevents a second EN-&gt;GL-BTX conversion from hiding serialization differences.</w:t>
-            </w:r>
-          </w:p>
-        </w:tc>
-      </w:tr>
-      <w:tr>
-        <w:tc>
-          <w:tcPr>
-            <w:tcW w:type="dxa" w:w="3672"/>
-            <w:vAlign w:val="top"/>
-          </w:tcPr>
-          <w:p>
-            <w:pPr>
-              <w:spacing w:after="0"/>
-            </w:pPr>
-            <w:r/>
-            <w:r>
-              <w:rPr>
-                <w:b w:val="0"/>
-                <w:sz w:val="14"/>
-              </w:rPr>
-              <w:t>20260826_0911/.../outputs/OIM_GL_BTX_ROUNDTRIP_DIFF.csv and OIM_EN_ROUNDTRIP_DIFF.csv</w:t>
-            </w:r>
-          </w:p>
-        </w:tc>
-        <w:tc>
-          <w:tcPr>
-            <w:tcW w:type="dxa" w:w="3168"/>
-            <w:vAlign w:val="top"/>
-          </w:tcPr>
-          <w:p>
-            <w:pPr>
-              <w:spacing w:after="0"/>
-            </w:pPr>
-            <w:r/>
-            <w:r>
-              <w:rPr>
-                <w:b w:val="0"/>
-                <w:sz w:val="15"/>
-              </w:rPr>
-              <w:t>Comparison of OIM-deserialized GL-BTX facts with the common GL-BTX source, and reverse Binding output with the original supported EN facts.</w:t>
-            </w:r>
-          </w:p>
-        </w:tc>
-        <w:tc>
-          <w:tcPr>
-            <w:tcW w:type="dxa" w:w="3312"/>
-            <w:vAlign w:val="top"/>
-          </w:tcPr>
-          <w:p>
-            <w:pPr>
-              <w:spacing w:after="0"/>
-            </w:pPr>
-            <w:r/>
-            <w:r>
-              <w:rPr>
-                <w:b w:val="0"/>
-                <w:sz w:val="15"/>
-              </w:rPr>
-              <w:t>Accepted result: semantic/value/occurrence differences 0 for the supported scope.</w:t>
-            </w:r>
-          </w:p>
-        </w:tc>
-      </w:tr>
-      <w:tr>
-        <w:tc>
-          <w:tcPr>
-            <w:tcW w:type="dxa" w:w="3672"/>
-            <w:vAlign w:val="top"/>
-          </w:tcPr>
-          <w:p>
-            <w:pPr>
-              <w:spacing w:after="0"/>
-            </w:pPr>
-            <w:r/>
-            <w:r>
-              <w:rPr>
-                <w:b w:val="0"/>
-                <w:sz w:val="14"/>
-              </w:rPr>
-              <w:t>20260826_0911/.../outputs/invoice_gl_btx_tuple.xml</w:t>
-            </w:r>
-          </w:p>
-        </w:tc>
-        <w:tc>
-          <w:tcPr>
-            <w:tcW w:type="dxa" w:w="3168"/>
-            <w:vAlign w:val="top"/>
-          </w:tcPr>
-          <w:p>
-            <w:pPr>
-              <w:spacing w:after="0"/>
-            </w:pPr>
-            <w:r/>
-            <w:r>
-              <w:rPr>
-                <w:b w:val="0"/>
-                <w:sz w:val="15"/>
-              </w:rPr>
-              <w:t>XBRL 2.1 Tuple serialization of the same GL-BTX semantic facts. Repeated EntityParty occurrences remain distinct and retain EntityPartyType.</w:t>
-            </w:r>
-          </w:p>
-        </w:tc>
-        <w:tc>
-          <w:tcPr>
-            <w:tcW w:type="dxa" w:w="3312"/>
-            <w:vAlign w:val="top"/>
-          </w:tcPr>
-          <w:p>
-            <w:pPr>
-              <w:spacing w:after="0"/>
-            </w:pPr>
-            <w:r/>
-            <w:r>
-              <w:rPr>
-                <w:b w:val="0"/>
-                <w:sz w:val="15"/>
-              </w:rPr>
-              <w:t>Tuple instance validated against the task-local Tuple DTS with error 0 / warning 0.</w:t>
-            </w:r>
-          </w:p>
-        </w:tc>
-      </w:tr>
-      <w:tr>
-        <w:tc>
-          <w:tcPr>
-            <w:tcW w:type="dxa" w:w="3672"/>
-            <w:vAlign w:val="top"/>
-          </w:tcPr>
-          <w:p>
-            <w:pPr>
-              <w:spacing w:after="0"/>
-            </w:pPr>
-            <w:r/>
-            <w:r>
-              <w:rPr>
-                <w:b w:val="0"/>
-                <w:sz w:val="14"/>
-              </w:rPr>
-              <w:t>20260826_0911/.../outputs/TUPLE_GL_BTX_ROUNDTRIP_DIFF.csv and TUPLE_EN_ROUNDTRIP_DIFF.csv</w:t>
-            </w:r>
-          </w:p>
-        </w:tc>
-        <w:tc>
-          <w:tcPr>
-            <w:tcW w:type="dxa" w:w="3168"/>
-            <w:vAlign w:val="top"/>
-          </w:tcPr>
-          <w:p>
-            <w:pPr>
-              <w:spacing w:after="0"/>
-            </w:pPr>
-            <w:r/>
-            <w:r>
-              <w:rPr>
-                <w:b w:val="0"/>
-                <w:sz w:val="15"/>
-              </w:rPr>
-              <w:t>Comparison of Tuple-deserialized GL-BTX facts and the reverse EN supported subset.</w:t>
-            </w:r>
-          </w:p>
-        </w:tc>
-        <w:tc>
-          <w:tcPr>
-            <w:tcW w:type="dxa" w:w="3312"/>
-            <w:vAlign w:val="top"/>
-          </w:tcPr>
-          <w:p>
-            <w:pPr>
-              <w:spacing w:after="0"/>
-            </w:pPr>
-            <w:r/>
-            <w:r>
-              <w:rPr>
-                <w:b w:val="0"/>
-                <w:sz w:val="15"/>
-              </w:rPr>
-              <w:t>Accepted result: semantic/value/occurrence differences 0 for the supported scope.</w:t>
-            </w:r>
-          </w:p>
-        </w:tc>
-      </w:tr>
-      <w:tr>
-        <w:tc>
-          <w:tcPr>
-            <w:tcW w:type="dxa" w:w="3672"/>
-            <w:vAlign w:val="top"/>
-          </w:tcPr>
-          <w:p>
-            <w:pPr>
-              <w:spacing w:after="0"/>
-            </w:pPr>
-            <w:r/>
-            <w:r>
-              <w:rPr>
-                <w:b w:val="0"/>
-                <w:sz w:val="14"/>
-              </w:rPr>
-              <w:t>20260826_0911/.../outputs/OIM_VS_TUPLE_SEMANTIC_DIFF.csv and OIM_VS_TUPLE_EN_DIFF.csv</w:t>
-            </w:r>
-          </w:p>
-        </w:tc>
-        <w:tc>
-          <w:tcPr>
-            <w:tcW w:type="dxa" w:w="3168"/>
-            <w:vAlign w:val="top"/>
-          </w:tcPr>
-          <w:p>
-            <w:pPr>
-              <w:spacing w:after="0"/>
-            </w:pPr>
-            <w:r/>
-            <w:r>
-              <w:rPr>
-                <w:b w:val="0"/>
-                <w:sz w:val="15"/>
-              </w:rPr>
-              <w:t>Cross-serialization comparison after separately deserializing OIM and Tuple.</w:t>
-            </w:r>
-          </w:p>
-        </w:tc>
-        <w:tc>
-          <w:tcPr>
-            <w:tcW w:type="dxa" w:w="3312"/>
-            <w:vAlign w:val="top"/>
-          </w:tcPr>
-          <w:p>
-            <w:pPr>
-              <w:spacing w:after="0"/>
-            </w:pPr>
-            <w:r/>
-            <w:r>
-              <w:rPr>
-                <w:b w:val="0"/>
-                <w:sz w:val="15"/>
-              </w:rPr>
-              <w:t>Accepted result: role-assignment and occurrence-identity differences 0; both routes recover equal supported semantics.</w:t>
+            <w:tcW w:w="1440" w:type="dxa"/>
+            <w:vAlign w:val="center"/>
+          </w:tcPr>
+          <w:p>
+            <w:pPr>
+              <w:pStyle w:val="Tablebody"/>
+            </w:pPr>
+            <w:r>
+              <w:rPr>
+                <w:color w:val="000000"/>
+              </w:rPr>
+              <w:t>2026-09-15</w:t>
+            </w:r>
+          </w:p>
+        </w:tc>
+        <w:tc>
+          <w:tcPr>
+            <w:tcW w:w="5760" w:type="dxa"/>
+            <w:vAlign w:val="center"/>
+          </w:tcPr>
+          <w:p>
+            <w:pPr>
+              <w:pStyle w:val="Tablebody"/>
+            </w:pPr>
+            <w:r>
+              <w:rPr>
+                <w:color w:val="000000"/>
+              </w:rPr>
+              <w:t>Aligned with the canonical 16-column Binding, definition tables, tax processing, compound journal entries, formal xBRL-CSV, the stable namespace, the AE/BT split, and known issues.</w:t>
             </w:r>
           </w:p>
         </w:tc>
       </w:tr>
     </w:tbl>
-    <w:p>
-      <w:pPr>
-        <w:pStyle w:val="20"/>
-      </w:pPr>
-      <w:r>
-        <w:t>B.5 Scope caution</w:t>
-      </w:r>
-    </w:p>
-    <w:p>
-      <w:r>
-        <w:t>The accepted 0911 route is tied to the EN 216-row source HMD, the selector-effective GL-BTX 478-row target HMD, Binding v17, and the selector-aware task taxonomy. Earlier 197-row EN and 403-row GL-BTX model-unit files are separate lineages. Their presence in the repository is not evidence that they may be substituted into the v17 route without a dedicated compatibility decision.</w:t>
-      </w:r>
-    </w:p>
+    <w:p/>
     <w:sectPr>
       <w:headerReference w:type="even" r:id="rId8"/>
       <w:headerReference w:type="default" r:id="rId9"/>
@@ -8688,7 +8456,7 @@
 </file>
 
 <file path=word/endnotes.xml><?xml version="1.0" encoding="utf-8"?>
-<w:endnotes xmlns:wpc="http://schemas.microsoft.com/office/word/2010/wordprocessingCanvas" xmlns:cx="http://schemas.microsoft.com/office/drawing/2014/chartex" xmlns:cx1="http://schemas.microsoft.com/office/drawing/2015/9/8/chartex" xmlns:cx2="http://schemas.microsoft.com/office/drawing/2015/10/21/chartex" xmlns:cx3="http://schemas.microsoft.com/office/drawing/2016/5/9/chartex" xmlns:cx4="http://schemas.microsoft.com/office/drawing/2016/5/10/chartex" xmlns:cx5="http://schemas.microsoft.com/office/drawing/2016/5/11/chartex" xmlns:cx6="http://schemas.microsoft.com/office/drawing/2016/5/12/chartex" xmlns:cx7="http://schemas.microsoft.com/office/drawing/2016/5/13/chartex" xmlns:cx8="http://schemas.microsoft.com/office/drawing/2016/5/14/chartex" xmlns:mc="http://schemas.openxmlformats.org/markup-compatibility/2006" xmlns:aink="http://schemas.microsoft.com/office/drawing/2016/ink" xmlns:am3d="http://schemas.microsoft.com/office/drawing/2017/model3d" xmlns:o="urn:schemas-microsoft-com:office:office" xmlns:oel="http://schemas.microsoft.com/office/2019/extlst" xmlns:r="http://schemas.openxmlformats.org/officeDocument/2006/relationships" xmlns:m="http://schemas.openxmlformats.org/officeDocument/2006/math" xmlns:v="urn:schemas-microsoft-com:vml" xmlns:wp14="http://schemas.microsoft.com/office/word/2010/wordprocessingDrawing" xmlns:wp="http://schemas.openxmlformats.org/drawingml/2006/wordprocessingDrawing" xmlns:w10="urn:schemas-microsoft-com:office:word" xmlns:w="http://schemas.openxmlformats.org/wordprocessingml/2006/main" xmlns:w14="http://schemas.microsoft.com/office/word/2010/wordml" xmlns:w15="http://schemas.microsoft.com/office/word/2012/wordml" xmlns:w16cei="http://schemas.microsoft.com/office/word/2026/wordml/cei" xmlns:w16cex="http://schemas.microsoft.com/office/word/2018/wordml/cex" xmlns:w16cid="http://schemas.microsoft.com/office/word/2016/wordml/cid" xmlns:w16="http://schemas.microsoft.com/office/word/2018/wordml" xmlns:w16du="http://schemas.microsoft.com/office/word/2023/wordml/word16du" xmlns:w16sdtdh="http://schemas.microsoft.com/office/word/2020/wordml/sdtdatahash" xmlns:w16sdtfl="http://schemas.microsoft.com/office/word/2024/wordml/sdtformatlock" xmlns:w16se="http://schemas.microsoft.com/office/word/2015/wordml/symex" xmlns:wpg="http://schemas.microsoft.com/office/word/2010/wordprocessingGroup" xmlns:wpi="http://schemas.microsoft.com/office/word/2010/wordprocessingInk" xmlns:wne="http://schemas.microsoft.com/office/word/2006/wordml" xmlns:wps="http://schemas.microsoft.com/office/word/2010/wordprocessingShape" mc:Ignorable="w14 w15 w16se w16cid w16 w16cex w16sdtdh w16sdtfl w16du wp14">
+<w:endnotes xmlns:wpc="http://schemas.microsoft.com/office/word/2010/wordprocessingCanvas" xmlns:cx="http://schemas.microsoft.com/office/drawing/2014/chartex" xmlns:cx1="http://schemas.microsoft.com/office/drawing/2015/9/8/chartex" xmlns:cx2="http://schemas.microsoft.com/office/drawing/2015/10/21/chartex" xmlns:cx3="http://schemas.microsoft.com/office/drawing/2016/5/9/chartex" xmlns:cx4="http://schemas.microsoft.com/office/drawing/2016/5/10/chartex" xmlns:cx5="http://schemas.microsoft.com/office/drawing/2016/5/11/chartex" xmlns:cx6="http://schemas.microsoft.com/office/drawing/2016/5/12/chartex" xmlns:cx7="http://schemas.microsoft.com/office/drawing/2016/5/13/chartex" xmlns:cx8="http://schemas.microsoft.com/office/drawing/2016/5/14/chartex" xmlns:mc="http://schemas.openxmlformats.org/markup-compatibility/2006" xmlns:aink="http://schemas.microsoft.com/office/drawing/2016/ink" xmlns:am3d="http://schemas.microsoft.com/office/drawing/2017/model3d" xmlns:o="urn:schemas-microsoft-com:office:office" xmlns:oel="http://schemas.microsoft.com/office/2019/extlst" xmlns:r="http://schemas.openxmlformats.org/officeDocument/2006/relationships" xmlns:m="http://schemas.openxmlformats.org/officeDocument/2006/math" xmlns:v="urn:schemas-microsoft-com:vml" xmlns:wp14="http://schemas.microsoft.com/office/word/2010/wordprocessingDrawing" xmlns:wp="http://schemas.openxmlformats.org/drawingml/2006/wordprocessingDrawing" xmlns:w10="urn:schemas-microsoft-com:office:word" xmlns:w="http://schemas.openxmlformats.org/wordprocessingml/2006/main" xmlns:w14="http://schemas.microsoft.com/office/word/2010/wordml" xmlns:w15="http://schemas.microsoft.com/office/word/2012/wordml" xmlns:w16cex="http://schemas.microsoft.com/office/word/2018/wordml/cex" xmlns:w16cid="http://schemas.microsoft.com/office/word/2016/wordml/cid" xmlns:w16="http://schemas.microsoft.com/office/word/2018/wordml" xmlns:w16du="http://schemas.microsoft.com/office/word/2023/wordml/word16du" xmlns:w16sdtdh="http://schemas.microsoft.com/office/word/2020/wordml/sdtdatahash" xmlns:w16sdtfl="http://schemas.microsoft.com/office/word/2024/wordml/sdtformatlock" xmlns:w16se="http://schemas.microsoft.com/office/word/2015/wordml/symex" xmlns:wpg="http://schemas.microsoft.com/office/word/2010/wordprocessingGroup" xmlns:wpi="http://schemas.microsoft.com/office/word/2010/wordprocessingInk" xmlns:wne="http://schemas.microsoft.com/office/word/2006/wordml" xmlns:wps="http://schemas.microsoft.com/office/word/2010/wordprocessingShape" mc:Ignorable="w14 w15 w16se w16cid w16 w16cex w16sdtdh w16sdtfl w16du wp14">
   <w:endnote w:type="separator" w:id="-1">
     <w:p>
       <w:r>
@@ -8707,7 +8475,7 @@
 </file>
 
 <file path=word/footer1.xml><?xml version="1.0" encoding="utf-8"?>
-<w:ftr xmlns:wpc="http://schemas.microsoft.com/office/word/2010/wordprocessingCanvas" xmlns:cx="http://schemas.microsoft.com/office/drawing/2014/chartex" xmlns:cx1="http://schemas.microsoft.com/office/drawing/2015/9/8/chartex" xmlns:cx2="http://schemas.microsoft.com/office/drawing/2015/10/21/chartex" xmlns:cx3="http://schemas.microsoft.com/office/drawing/2016/5/9/chartex" xmlns:cx4="http://schemas.microsoft.com/office/drawing/2016/5/10/chartex" xmlns:cx5="http://schemas.microsoft.com/office/drawing/2016/5/11/chartex" xmlns:cx6="http://schemas.microsoft.com/office/drawing/2016/5/12/chartex" xmlns:cx7="http://schemas.microsoft.com/office/drawing/2016/5/13/chartex" xmlns:cx8="http://schemas.microsoft.com/office/drawing/2016/5/14/chartex" xmlns:mc="http://schemas.openxmlformats.org/markup-compatibility/2006" xmlns:aink="http://schemas.microsoft.com/office/drawing/2016/ink" xmlns:am3d="http://schemas.microsoft.com/office/drawing/2017/model3d" xmlns:o="urn:schemas-microsoft-com:office:office" xmlns:oel="http://schemas.microsoft.com/office/2019/extlst" xmlns:r="http://schemas.openxmlformats.org/officeDocument/2006/relationships" xmlns:m="http://schemas.openxmlformats.org/officeDocument/2006/math" xmlns:v="urn:schemas-microsoft-com:vml" xmlns:wp14="http://schemas.microsoft.com/office/word/2010/wordprocessingDrawing" xmlns:wp="http://schemas.openxmlformats.org/drawingml/2006/wordprocessingDrawing" xmlns:w10="urn:schemas-microsoft-com:office:word" xmlns:w="http://schemas.openxmlformats.org/wordprocessingml/2006/main" xmlns:w14="http://schemas.microsoft.com/office/word/2010/wordml" xmlns:w15="http://schemas.microsoft.com/office/word/2012/wordml" xmlns:w16cei="http://schemas.microsoft.com/office/word/2026/wordml/cei" xmlns:w16cex="http://schemas.microsoft.com/office/word/2018/wordml/cex" xmlns:w16cid="http://schemas.microsoft.com/office/word/2016/wordml/cid" xmlns:w16="http://schemas.microsoft.com/office/word/2018/wordml" xmlns:w16du="http://schemas.microsoft.com/office/word/2023/wordml/word16du" xmlns:w16sdtdh="http://schemas.microsoft.com/office/word/2020/wordml/sdtdatahash" xmlns:w16sdtfl="http://schemas.microsoft.com/office/word/2024/wordml/sdtformatlock" xmlns:w16se="http://schemas.microsoft.com/office/word/2015/wordml/symex" xmlns:wpg="http://schemas.microsoft.com/office/word/2010/wordprocessingGroup" xmlns:wpi="http://schemas.microsoft.com/office/word/2010/wordprocessingInk" xmlns:wne="http://schemas.microsoft.com/office/word/2006/wordml" xmlns:wps="http://schemas.microsoft.com/office/word/2010/wordprocessingShape" mc:Ignorable="w14 w15 w16se w16cid w16 w16cex w16sdtdh w16sdtfl w16du wp14">
+<w:ftr xmlns:wpc="http://schemas.microsoft.com/office/word/2010/wordprocessingCanvas" xmlns:cx="http://schemas.microsoft.com/office/drawing/2014/chartex" xmlns:cx1="http://schemas.microsoft.com/office/drawing/2015/9/8/chartex" xmlns:cx2="http://schemas.microsoft.com/office/drawing/2015/10/21/chartex" xmlns:cx3="http://schemas.microsoft.com/office/drawing/2016/5/9/chartex" xmlns:cx4="http://schemas.microsoft.com/office/drawing/2016/5/10/chartex" xmlns:cx5="http://schemas.microsoft.com/office/drawing/2016/5/11/chartex" xmlns:cx6="http://schemas.microsoft.com/office/drawing/2016/5/12/chartex" xmlns:cx7="http://schemas.microsoft.com/office/drawing/2016/5/13/chartex" xmlns:cx8="http://schemas.microsoft.com/office/drawing/2016/5/14/chartex" xmlns:mc="http://schemas.openxmlformats.org/markup-compatibility/2006" xmlns:aink="http://schemas.microsoft.com/office/drawing/2016/ink" xmlns:am3d="http://schemas.microsoft.com/office/drawing/2017/model3d" xmlns:o="urn:schemas-microsoft-com:office:office" xmlns:oel="http://schemas.microsoft.com/office/2019/extlst" xmlns:r="http://schemas.openxmlformats.org/officeDocument/2006/relationships" xmlns:m="http://schemas.openxmlformats.org/officeDocument/2006/math" xmlns:v="urn:schemas-microsoft-com:vml" xmlns:wp14="http://schemas.microsoft.com/office/word/2010/wordprocessingDrawing" xmlns:wp="http://schemas.openxmlformats.org/drawingml/2006/wordprocessingDrawing" xmlns:w10="urn:schemas-microsoft-com:office:word" xmlns:w="http://schemas.openxmlformats.org/wordprocessingml/2006/main" xmlns:w14="http://schemas.microsoft.com/office/word/2010/wordml" xmlns:w15="http://schemas.microsoft.com/office/word/2012/wordml" xmlns:w16cex="http://schemas.microsoft.com/office/word/2018/wordml/cex" xmlns:w16cid="http://schemas.microsoft.com/office/word/2016/wordml/cid" xmlns:w16="http://schemas.microsoft.com/office/word/2018/wordml" xmlns:w16du="http://schemas.microsoft.com/office/word/2023/wordml/word16du" xmlns:w16sdtdh="http://schemas.microsoft.com/office/word/2020/wordml/sdtdatahash" xmlns:w16sdtfl="http://schemas.microsoft.com/office/word/2024/wordml/sdtformatlock" xmlns:w16se="http://schemas.microsoft.com/office/word/2015/wordml/symex" xmlns:wpg="http://schemas.microsoft.com/office/word/2010/wordprocessingGroup" xmlns:wpi="http://schemas.microsoft.com/office/word/2010/wordprocessingInk" xmlns:wne="http://schemas.microsoft.com/office/word/2006/wordml" xmlns:wps="http://schemas.microsoft.com/office/word/2010/wordprocessingShape" mc:Ignorable="w14 w15 w16se w16cid w16 w16cex w16sdtdh w16sdtfl w16du wp14">
   <w:sdt>
     <w:sdtPr>
       <w:id w:val="602994516"/>
@@ -8761,7 +8529,7 @@
 </file>
 
 <file path=word/footer2.xml><?xml version="1.0" encoding="utf-8"?>
-<w:ftr xmlns:wpc="http://schemas.microsoft.com/office/word/2010/wordprocessingCanvas" xmlns:cx="http://schemas.microsoft.com/office/drawing/2014/chartex" xmlns:cx1="http://schemas.microsoft.com/office/drawing/2015/9/8/chartex" xmlns:cx2="http://schemas.microsoft.com/office/drawing/2015/10/21/chartex" xmlns:cx3="http://schemas.microsoft.com/office/drawing/2016/5/9/chartex" xmlns:cx4="http://schemas.microsoft.com/office/drawing/2016/5/10/chartex" xmlns:cx5="http://schemas.microsoft.com/office/drawing/2016/5/11/chartex" xmlns:cx6="http://schemas.microsoft.com/office/drawing/2016/5/12/chartex" xmlns:cx7="http://schemas.microsoft.com/office/drawing/2016/5/13/chartex" xmlns:cx8="http://schemas.microsoft.com/office/drawing/2016/5/14/chartex" xmlns:mc="http://schemas.openxmlformats.org/markup-compatibility/2006" xmlns:aink="http://schemas.microsoft.com/office/drawing/2016/ink" xmlns:am3d="http://schemas.microsoft.com/office/drawing/2017/model3d" xmlns:o="urn:schemas-microsoft-com:office:office" xmlns:oel="http://schemas.microsoft.com/office/2019/extlst" xmlns:r="http://schemas.openxmlformats.org/officeDocument/2006/relationships" xmlns:m="http://schemas.openxmlformats.org/officeDocument/2006/math" xmlns:v="urn:schemas-microsoft-com:vml" xmlns:wp14="http://schemas.microsoft.com/office/word/2010/wordprocessingDrawing" xmlns:wp="http://schemas.openxmlformats.org/drawingml/2006/wordprocessingDrawing" xmlns:w10="urn:schemas-microsoft-com:office:word" xmlns:w="http://schemas.openxmlformats.org/wordprocessingml/2006/main" xmlns:w14="http://schemas.microsoft.com/office/word/2010/wordml" xmlns:w15="http://schemas.microsoft.com/office/word/2012/wordml" xmlns:w16cei="http://schemas.microsoft.com/office/word/2026/wordml/cei" xmlns:w16cex="http://schemas.microsoft.com/office/word/2018/wordml/cex" xmlns:w16cid="http://schemas.microsoft.com/office/word/2016/wordml/cid" xmlns:w16="http://schemas.microsoft.com/office/word/2018/wordml" xmlns:w16du="http://schemas.microsoft.com/office/word/2023/wordml/word16du" xmlns:w16sdtdh="http://schemas.microsoft.com/office/word/2020/wordml/sdtdatahash" xmlns:w16sdtfl="http://schemas.microsoft.com/office/word/2024/wordml/sdtformatlock" xmlns:w16se="http://schemas.microsoft.com/office/word/2015/wordml/symex" xmlns:wpg="http://schemas.microsoft.com/office/word/2010/wordprocessingGroup" xmlns:wpi="http://schemas.microsoft.com/office/word/2010/wordprocessingInk" xmlns:wne="http://schemas.microsoft.com/office/word/2006/wordml" xmlns:wps="http://schemas.microsoft.com/office/word/2010/wordprocessingShape" mc:Ignorable="w14 w15 w16se w16cid w16 w16cex w16sdtdh w16sdtfl w16du wp14">
+<w:ftr xmlns:wpc="http://schemas.microsoft.com/office/word/2010/wordprocessingCanvas" xmlns:cx="http://schemas.microsoft.com/office/drawing/2014/chartex" xmlns:cx1="http://schemas.microsoft.com/office/drawing/2015/9/8/chartex" xmlns:cx2="http://schemas.microsoft.com/office/drawing/2015/10/21/chartex" xmlns:cx3="http://schemas.microsoft.com/office/drawing/2016/5/9/chartex" xmlns:cx4="http://schemas.microsoft.com/office/drawing/2016/5/10/chartex" xmlns:cx5="http://schemas.microsoft.com/office/drawing/2016/5/11/chartex" xmlns:cx6="http://schemas.microsoft.com/office/drawing/2016/5/12/chartex" xmlns:cx7="http://schemas.microsoft.com/office/drawing/2016/5/13/chartex" xmlns:cx8="http://schemas.microsoft.com/office/drawing/2016/5/14/chartex" xmlns:mc="http://schemas.openxmlformats.org/markup-compatibility/2006" xmlns:aink="http://schemas.microsoft.com/office/drawing/2016/ink" xmlns:am3d="http://schemas.microsoft.com/office/drawing/2017/model3d" xmlns:o="urn:schemas-microsoft-com:office:office" xmlns:oel="http://schemas.microsoft.com/office/2019/extlst" xmlns:r="http://schemas.openxmlformats.org/officeDocument/2006/relationships" xmlns:m="http://schemas.openxmlformats.org/officeDocument/2006/math" xmlns:v="urn:schemas-microsoft-com:vml" xmlns:wp14="http://schemas.microsoft.com/office/word/2010/wordprocessingDrawing" xmlns:wp="http://schemas.openxmlformats.org/drawingml/2006/wordprocessingDrawing" xmlns:w10="urn:schemas-microsoft-com:office:word" xmlns:w="http://schemas.openxmlformats.org/wordprocessingml/2006/main" xmlns:w14="http://schemas.microsoft.com/office/word/2010/wordml" xmlns:w15="http://schemas.microsoft.com/office/word/2012/wordml" xmlns:w16cex="http://schemas.microsoft.com/office/word/2018/wordml/cex" xmlns:w16cid="http://schemas.microsoft.com/office/word/2016/wordml/cid" xmlns:w16="http://schemas.microsoft.com/office/word/2018/wordml" xmlns:w16du="http://schemas.microsoft.com/office/word/2023/wordml/word16du" xmlns:w16sdtdh="http://schemas.microsoft.com/office/word/2020/wordml/sdtdatahash" xmlns:w16sdtfl="http://schemas.microsoft.com/office/word/2024/wordml/sdtformatlock" xmlns:w16se="http://schemas.microsoft.com/office/word/2015/wordml/symex" xmlns:wpg="http://schemas.microsoft.com/office/word/2010/wordprocessingGroup" xmlns:wpi="http://schemas.microsoft.com/office/word/2010/wordprocessingInk" xmlns:wne="http://schemas.microsoft.com/office/word/2006/wordml" xmlns:wps="http://schemas.microsoft.com/office/word/2010/wordprocessingShape" mc:Ignorable="w14 w15 w16se w16cid w16 w16cex w16sdtdh w16sdtfl w16du wp14">
   <w:sdt>
     <w:sdtPr>
       <w:id w:val="-733927258"/>
@@ -8815,7 +8583,7 @@
 </file>
 
 <file path=word/footnotes.xml><?xml version="1.0" encoding="utf-8"?>
-<w:footnotes xmlns:wpc="http://schemas.microsoft.com/office/word/2010/wordprocessingCanvas" xmlns:cx="http://schemas.microsoft.com/office/drawing/2014/chartex" xmlns:cx1="http://schemas.microsoft.com/office/drawing/2015/9/8/chartex" xmlns:cx2="http://schemas.microsoft.com/office/drawing/2015/10/21/chartex" xmlns:cx3="http://schemas.microsoft.com/office/drawing/2016/5/9/chartex" xmlns:cx4="http://schemas.microsoft.com/office/drawing/2016/5/10/chartex" xmlns:cx5="http://schemas.microsoft.com/office/drawing/2016/5/11/chartex" xmlns:cx6="http://schemas.microsoft.com/office/drawing/2016/5/12/chartex" xmlns:cx7="http://schemas.microsoft.com/office/drawing/2016/5/13/chartex" xmlns:cx8="http://schemas.microsoft.com/office/drawing/2016/5/14/chartex" xmlns:mc="http://schemas.openxmlformats.org/markup-compatibility/2006" xmlns:aink="http://schemas.microsoft.com/office/drawing/2016/ink" xmlns:am3d="http://schemas.microsoft.com/office/drawing/2017/model3d" xmlns:o="urn:schemas-microsoft-com:office:office" xmlns:oel="http://schemas.microsoft.com/office/2019/extlst" xmlns:r="http://schemas.openxmlformats.org/officeDocument/2006/relationships" xmlns:m="http://schemas.openxmlformats.org/officeDocument/2006/math" xmlns:v="urn:schemas-microsoft-com:vml" xmlns:wp14="http://schemas.microsoft.com/office/word/2010/wordprocessingDrawing" xmlns:wp="http://schemas.openxmlformats.org/drawingml/2006/wordprocessingDrawing" xmlns:w10="urn:schemas-microsoft-com:office:word" xmlns:w="http://schemas.openxmlformats.org/wordprocessingml/2006/main" xmlns:w14="http://schemas.microsoft.com/office/word/2010/wordml" xmlns:w15="http://schemas.microsoft.com/office/word/2012/wordml" xmlns:w16cei="http://schemas.microsoft.com/office/word/2026/wordml/cei" xmlns:w16cex="http://schemas.microsoft.com/office/word/2018/wordml/cex" xmlns:w16cid="http://schemas.microsoft.com/office/word/2016/wordml/cid" xmlns:w16="http://schemas.microsoft.com/office/word/2018/wordml" xmlns:w16du="http://schemas.microsoft.com/office/word/2023/wordml/word16du" xmlns:w16sdtdh="http://schemas.microsoft.com/office/word/2020/wordml/sdtdatahash" xmlns:w16sdtfl="http://schemas.microsoft.com/office/word/2024/wordml/sdtformatlock" xmlns:w16se="http://schemas.microsoft.com/office/word/2015/wordml/symex" xmlns:wpg="http://schemas.microsoft.com/office/word/2010/wordprocessingGroup" xmlns:wpi="http://schemas.microsoft.com/office/word/2010/wordprocessingInk" xmlns:wne="http://schemas.microsoft.com/office/word/2006/wordml" xmlns:wps="http://schemas.microsoft.com/office/word/2010/wordprocessingShape" mc:Ignorable="w14 w15 w16se w16cid w16 w16cex w16sdtdh w16sdtfl w16du wp14">
+<w:footnotes xmlns:wpc="http://schemas.microsoft.com/office/word/2010/wordprocessingCanvas" xmlns:cx="http://schemas.microsoft.com/office/drawing/2014/chartex" xmlns:cx1="http://schemas.microsoft.com/office/drawing/2015/9/8/chartex" xmlns:cx2="http://schemas.microsoft.com/office/drawing/2015/10/21/chartex" xmlns:cx3="http://schemas.microsoft.com/office/drawing/2016/5/9/chartex" xmlns:cx4="http://schemas.microsoft.com/office/drawing/2016/5/10/chartex" xmlns:cx5="http://schemas.microsoft.com/office/drawing/2016/5/11/chartex" xmlns:cx6="http://schemas.microsoft.com/office/drawing/2016/5/12/chartex" xmlns:cx7="http://schemas.microsoft.com/office/drawing/2016/5/13/chartex" xmlns:cx8="http://schemas.microsoft.com/office/drawing/2016/5/14/chartex" xmlns:mc="http://schemas.openxmlformats.org/markup-compatibility/2006" xmlns:aink="http://schemas.microsoft.com/office/drawing/2016/ink" xmlns:am3d="http://schemas.microsoft.com/office/drawing/2017/model3d" xmlns:o="urn:schemas-microsoft-com:office:office" xmlns:oel="http://schemas.microsoft.com/office/2019/extlst" xmlns:r="http://schemas.openxmlformats.org/officeDocument/2006/relationships" xmlns:m="http://schemas.openxmlformats.org/officeDocument/2006/math" xmlns:v="urn:schemas-microsoft-com:vml" xmlns:wp14="http://schemas.microsoft.com/office/word/2010/wordprocessingDrawing" xmlns:wp="http://schemas.openxmlformats.org/drawingml/2006/wordprocessingDrawing" xmlns:w10="urn:schemas-microsoft-com:office:word" xmlns:w="http://schemas.openxmlformats.org/wordprocessingml/2006/main" xmlns:w14="http://schemas.microsoft.com/office/word/2010/wordml" xmlns:w15="http://schemas.microsoft.com/office/word/2012/wordml" xmlns:w16cex="http://schemas.microsoft.com/office/word/2018/wordml/cex" xmlns:w16cid="http://schemas.microsoft.com/office/word/2016/wordml/cid" xmlns:w16="http://schemas.microsoft.com/office/word/2018/wordml" xmlns:w16du="http://schemas.microsoft.com/office/word/2023/wordml/word16du" xmlns:w16sdtdh="http://schemas.microsoft.com/office/word/2020/wordml/sdtdatahash" xmlns:w16sdtfl="http://schemas.microsoft.com/office/word/2024/wordml/sdtformatlock" xmlns:w16se="http://schemas.microsoft.com/office/word/2015/wordml/symex" xmlns:wpg="http://schemas.microsoft.com/office/word/2010/wordprocessingGroup" xmlns:wpi="http://schemas.microsoft.com/office/word/2010/wordprocessingInk" xmlns:wne="http://schemas.microsoft.com/office/word/2006/wordml" xmlns:wps="http://schemas.microsoft.com/office/word/2010/wordprocessingShape" mc:Ignorable="w14 w15 w16se w16cid w16 w16cex w16sdtdh w16sdtfl w16du wp14">
   <w:footnote w:type="separator" w:id="-1">
     <w:p>
       <w:r>
@@ -8834,7 +8602,7 @@
 </file>
 
 <file path=word/header1.xml><?xml version="1.0" encoding="utf-8"?>
-<w:hdr xmlns:wpc="http://schemas.microsoft.com/office/word/2010/wordprocessingCanvas" xmlns:cx="http://schemas.microsoft.com/office/drawing/2014/chartex" xmlns:cx1="http://schemas.microsoft.com/office/drawing/2015/9/8/chartex" xmlns:cx2="http://schemas.microsoft.com/office/drawing/2015/10/21/chartex" xmlns:cx3="http://schemas.microsoft.com/office/drawing/2016/5/9/chartex" xmlns:cx4="http://schemas.microsoft.com/office/drawing/2016/5/10/chartex" xmlns:cx5="http://schemas.microsoft.com/office/drawing/2016/5/11/chartex" xmlns:cx6="http://schemas.microsoft.com/office/drawing/2016/5/12/chartex" xmlns:cx7="http://schemas.microsoft.com/office/drawing/2016/5/13/chartex" xmlns:cx8="http://schemas.microsoft.com/office/drawing/2016/5/14/chartex" xmlns:mc="http://schemas.openxmlformats.org/markup-compatibility/2006" xmlns:aink="http://schemas.microsoft.com/office/drawing/2016/ink" xmlns:am3d="http://schemas.microsoft.com/office/drawing/2017/model3d" xmlns:o="urn:schemas-microsoft-com:office:office" xmlns:oel="http://schemas.microsoft.com/office/2019/extlst" xmlns:r="http://schemas.openxmlformats.org/officeDocument/2006/relationships" xmlns:m="http://schemas.openxmlformats.org/officeDocument/2006/math" xmlns:v="urn:schemas-microsoft-com:vml" xmlns:wp14="http://schemas.microsoft.com/office/word/2010/wordprocessingDrawing" xmlns:wp="http://schemas.openxmlformats.org/drawingml/2006/wordprocessingDrawing" xmlns:w10="urn:schemas-microsoft-com:office:word" xmlns:w="http://schemas.openxmlformats.org/wordprocessingml/2006/main" xmlns:w14="http://schemas.microsoft.com/office/word/2010/wordml" xmlns:w15="http://schemas.microsoft.com/office/word/2012/wordml" xmlns:w16cei="http://schemas.microsoft.com/office/word/2026/wordml/cei" xmlns:w16cex="http://schemas.microsoft.com/office/word/2018/wordml/cex" xmlns:w16cid="http://schemas.microsoft.com/office/word/2016/wordml/cid" xmlns:w16="http://schemas.microsoft.com/office/word/2018/wordml" xmlns:w16du="http://schemas.microsoft.com/office/word/2023/wordml/word16du" xmlns:w16sdtdh="http://schemas.microsoft.com/office/word/2020/wordml/sdtdatahash" xmlns:w16sdtfl="http://schemas.microsoft.com/office/word/2024/wordml/sdtformatlock" xmlns:w16se="http://schemas.microsoft.com/office/word/2015/wordml/symex" xmlns:wpg="http://schemas.microsoft.com/office/word/2010/wordprocessingGroup" xmlns:wpi="http://schemas.microsoft.com/office/word/2010/wordprocessingInk" xmlns:wne="http://schemas.microsoft.com/office/word/2006/wordml" xmlns:wps="http://schemas.microsoft.com/office/word/2010/wordprocessingShape" mc:Ignorable="w14 w15 w16se w16cid w16 w16cex w16sdtdh w16sdtfl w16du wp14">
+<w:hdr xmlns:wpc="http://schemas.microsoft.com/office/word/2010/wordprocessingCanvas" xmlns:cx="http://schemas.microsoft.com/office/drawing/2014/chartex" xmlns:cx1="http://schemas.microsoft.com/office/drawing/2015/9/8/chartex" xmlns:cx2="http://schemas.microsoft.com/office/drawing/2015/10/21/chartex" xmlns:cx3="http://schemas.microsoft.com/office/drawing/2016/5/9/chartex" xmlns:cx4="http://schemas.microsoft.com/office/drawing/2016/5/10/chartex" xmlns:cx5="http://schemas.microsoft.com/office/drawing/2016/5/11/chartex" xmlns:cx6="http://schemas.microsoft.com/office/drawing/2016/5/12/chartex" xmlns:cx7="http://schemas.microsoft.com/office/drawing/2016/5/13/chartex" xmlns:cx8="http://schemas.microsoft.com/office/drawing/2016/5/14/chartex" xmlns:mc="http://schemas.openxmlformats.org/markup-compatibility/2006" xmlns:aink="http://schemas.microsoft.com/office/drawing/2016/ink" xmlns:am3d="http://schemas.microsoft.com/office/drawing/2017/model3d" xmlns:o="urn:schemas-microsoft-com:office:office" xmlns:oel="http://schemas.microsoft.com/office/2019/extlst" xmlns:r="http://schemas.openxmlformats.org/officeDocument/2006/relationships" xmlns:m="http://schemas.openxmlformats.org/officeDocument/2006/math" xmlns:v="urn:schemas-microsoft-com:vml" xmlns:wp14="http://schemas.microsoft.com/office/word/2010/wordprocessingDrawing" xmlns:wp="http://schemas.openxmlformats.org/drawingml/2006/wordprocessingDrawing" xmlns:w10="urn:schemas-microsoft-com:office:word" xmlns:w="http://schemas.openxmlformats.org/wordprocessingml/2006/main" xmlns:w14="http://schemas.microsoft.com/office/word/2010/wordml" xmlns:w15="http://schemas.microsoft.com/office/word/2012/wordml" xmlns:w16cex="http://schemas.microsoft.com/office/word/2018/wordml/cex" xmlns:w16cid="http://schemas.microsoft.com/office/word/2016/wordml/cid" xmlns:w16="http://schemas.microsoft.com/office/word/2018/wordml" xmlns:w16du="http://schemas.microsoft.com/office/word/2023/wordml/word16du" xmlns:w16sdtdh="http://schemas.microsoft.com/office/word/2020/wordml/sdtdatahash" xmlns:w16sdtfl="http://schemas.microsoft.com/office/word/2024/wordml/sdtformatlock" xmlns:w16se="http://schemas.microsoft.com/office/word/2015/wordml/symex" xmlns:wpg="http://schemas.microsoft.com/office/word/2010/wordprocessingGroup" xmlns:wpi="http://schemas.microsoft.com/office/word/2010/wordprocessingInk" xmlns:wne="http://schemas.microsoft.com/office/word/2006/wordml" xmlns:wps="http://schemas.microsoft.com/office/word/2010/wordprocessingShape" mc:Ignorable="w14 w15 w16se w16cid w16 w16cex w16sdtdh w16sdtfl w16du wp14">
   <w:p>
     <w:pPr>
       <w:pStyle w:val="af3"/>
@@ -8847,7 +8615,7 @@
 </file>
 
 <file path=word/header2.xml><?xml version="1.0" encoding="utf-8"?>
-<w:hdr xmlns:wpc="http://schemas.microsoft.com/office/word/2010/wordprocessingCanvas" xmlns:cx="http://schemas.microsoft.com/office/drawing/2014/chartex" xmlns:cx1="http://schemas.microsoft.com/office/drawing/2015/9/8/chartex" xmlns:cx2="http://schemas.microsoft.com/office/drawing/2015/10/21/chartex" xmlns:cx3="http://schemas.microsoft.com/office/drawing/2016/5/9/chartex" xmlns:cx4="http://schemas.microsoft.com/office/drawing/2016/5/10/chartex" xmlns:cx5="http://schemas.microsoft.com/office/drawing/2016/5/11/chartex" xmlns:cx6="http://schemas.microsoft.com/office/drawing/2016/5/12/chartex" xmlns:cx7="http://schemas.microsoft.com/office/drawing/2016/5/13/chartex" xmlns:cx8="http://schemas.microsoft.com/office/drawing/2016/5/14/chartex" xmlns:mc="http://schemas.openxmlformats.org/markup-compatibility/2006" xmlns:aink="http://schemas.microsoft.com/office/drawing/2016/ink" xmlns:am3d="http://schemas.microsoft.com/office/drawing/2017/model3d" xmlns:o="urn:schemas-microsoft-com:office:office" xmlns:oel="http://schemas.microsoft.com/office/2019/extlst" xmlns:r="http://schemas.openxmlformats.org/officeDocument/2006/relationships" xmlns:m="http://schemas.openxmlformats.org/officeDocument/2006/math" xmlns:v="urn:schemas-microsoft-com:vml" xmlns:wp14="http://schemas.microsoft.com/office/word/2010/wordprocessingDrawing" xmlns:wp="http://schemas.openxmlformats.org/drawingml/2006/wordprocessingDrawing" xmlns:w10="urn:schemas-microsoft-com:office:word" xmlns:w="http://schemas.openxmlformats.org/wordprocessingml/2006/main" xmlns:w14="http://schemas.microsoft.com/office/word/2010/wordml" xmlns:w15="http://schemas.microsoft.com/office/word/2012/wordml" xmlns:w16cei="http://schemas.microsoft.com/office/word/2026/wordml/cei" xmlns:w16cex="http://schemas.microsoft.com/office/word/2018/wordml/cex" xmlns:w16cid="http://schemas.microsoft.com/office/word/2016/wordml/cid" xmlns:w16="http://schemas.microsoft.com/office/word/2018/wordml" xmlns:w16du="http://schemas.microsoft.com/office/word/2023/wordml/word16du" xmlns:w16sdtdh="http://schemas.microsoft.com/office/word/2020/wordml/sdtdatahash" xmlns:w16sdtfl="http://schemas.microsoft.com/office/word/2024/wordml/sdtformatlock" xmlns:w16se="http://schemas.microsoft.com/office/word/2015/wordml/symex" xmlns:wpg="http://schemas.microsoft.com/office/word/2010/wordprocessingGroup" xmlns:wpi="http://schemas.microsoft.com/office/word/2010/wordprocessingInk" xmlns:wne="http://schemas.microsoft.com/office/word/2006/wordml" xmlns:wps="http://schemas.microsoft.com/office/word/2010/wordprocessingShape" mc:Ignorable="w14 w15 w16se w16cid w16 w16cex w16sdtdh w16sdtfl w16du wp14">
+<w:hdr xmlns:wpc="http://schemas.microsoft.com/office/word/2010/wordprocessingCanvas" xmlns:cx="http://schemas.microsoft.com/office/drawing/2014/chartex" xmlns:cx1="http://schemas.microsoft.com/office/drawing/2015/9/8/chartex" xmlns:cx2="http://schemas.microsoft.com/office/drawing/2015/10/21/chartex" xmlns:cx3="http://schemas.microsoft.com/office/drawing/2016/5/9/chartex" xmlns:cx4="http://schemas.microsoft.com/office/drawing/2016/5/10/chartex" xmlns:cx5="http://schemas.microsoft.com/office/drawing/2016/5/11/chartex" xmlns:cx6="http://schemas.microsoft.com/office/drawing/2016/5/12/chartex" xmlns:cx7="http://schemas.microsoft.com/office/drawing/2016/5/13/chartex" xmlns:cx8="http://schemas.microsoft.com/office/drawing/2016/5/14/chartex" xmlns:mc="http://schemas.openxmlformats.org/markup-compatibility/2006" xmlns:aink="http://schemas.microsoft.com/office/drawing/2016/ink" xmlns:am3d="http://schemas.microsoft.com/office/drawing/2017/model3d" xmlns:o="urn:schemas-microsoft-com:office:office" xmlns:oel="http://schemas.microsoft.com/office/2019/extlst" xmlns:r="http://schemas.openxmlformats.org/officeDocument/2006/relationships" xmlns:m="http://schemas.openxmlformats.org/officeDocument/2006/math" xmlns:v="urn:schemas-microsoft-com:vml" xmlns:wp14="http://schemas.microsoft.com/office/word/2010/wordprocessingDrawing" xmlns:wp="http://schemas.openxmlformats.org/drawingml/2006/wordprocessingDrawing" xmlns:w10="urn:schemas-microsoft-com:office:word" xmlns:w="http://schemas.openxmlformats.org/wordprocessingml/2006/main" xmlns:w14="http://schemas.microsoft.com/office/word/2010/wordml" xmlns:w15="http://schemas.microsoft.com/office/word/2012/wordml" xmlns:w16cex="http://schemas.microsoft.com/office/word/2018/wordml/cex" xmlns:w16cid="http://schemas.microsoft.com/office/word/2016/wordml/cid" xmlns:w16="http://schemas.microsoft.com/office/word/2018/wordml" xmlns:w16du="http://schemas.microsoft.com/office/word/2023/wordml/word16du" xmlns:w16sdtdh="http://schemas.microsoft.com/office/word/2020/wordml/sdtdatahash" xmlns:w16sdtfl="http://schemas.microsoft.com/office/word/2024/wordml/sdtformatlock" xmlns:w16se="http://schemas.microsoft.com/office/word/2015/wordml/symex" xmlns:wpg="http://schemas.microsoft.com/office/word/2010/wordprocessingGroup" xmlns:wpi="http://schemas.microsoft.com/office/word/2010/wordprocessingInk" xmlns:wne="http://schemas.microsoft.com/office/word/2006/wordml" xmlns:wps="http://schemas.microsoft.com/office/word/2010/wordprocessingShape" mc:Ignorable="w14 w15 w16se w16cid w16 w16cex w16sdtdh w16sdtfl w16du wp14">
   <w:p>
     <w:pPr>
       <w:pStyle w:val="af3"/>
@@ -8861,7 +8629,7 @@
 </file>
 
 <file path=word/numbering.xml><?xml version="1.0" encoding="utf-8"?>
-<w:numbering xmlns:wpc="http://schemas.microsoft.com/office/word/2010/wordprocessingCanvas" xmlns:cx="http://schemas.microsoft.com/office/drawing/2014/chartex" xmlns:cx1="http://schemas.microsoft.com/office/drawing/2015/9/8/chartex" xmlns:cx2="http://schemas.microsoft.com/office/drawing/2015/10/21/chartex" xmlns:cx3="http://schemas.microsoft.com/office/drawing/2016/5/9/chartex" xmlns:cx4="http://schemas.microsoft.com/office/drawing/2016/5/10/chartex" xmlns:cx5="http://schemas.microsoft.com/office/drawing/2016/5/11/chartex" xmlns:cx6="http://schemas.microsoft.com/office/drawing/2016/5/12/chartex" xmlns:cx7="http://schemas.microsoft.com/office/drawing/2016/5/13/chartex" xmlns:cx8="http://schemas.microsoft.com/office/drawing/2016/5/14/chartex" xmlns:mc="http://schemas.openxmlformats.org/markup-compatibility/2006" xmlns:aink="http://schemas.microsoft.com/office/drawing/2016/ink" xmlns:am3d="http://schemas.microsoft.com/office/drawing/2017/model3d" xmlns:o="urn:schemas-microsoft-com:office:office" xmlns:oel="http://schemas.microsoft.com/office/2019/extlst" xmlns:r="http://schemas.openxmlformats.org/officeDocument/2006/relationships" xmlns:m="http://schemas.openxmlformats.org/officeDocument/2006/math" xmlns:v="urn:schemas-microsoft-com:vml" xmlns:wp14="http://schemas.microsoft.com/office/word/2010/wordprocessingDrawing" xmlns:wp="http://schemas.openxmlformats.org/drawingml/2006/wordprocessingDrawing" xmlns:w10="urn:schemas-microsoft-com:office:word" xmlns:w="http://schemas.openxmlformats.org/wordprocessingml/2006/main" xmlns:w14="http://schemas.microsoft.com/office/word/2010/wordml" xmlns:w15="http://schemas.microsoft.com/office/word/2012/wordml" xmlns:w16cei="http://schemas.microsoft.com/office/word/2026/wordml/cei" xmlns:w16cex="http://schemas.microsoft.com/office/word/2018/wordml/cex" xmlns:w16cid="http://schemas.microsoft.com/office/word/2016/wordml/cid" xmlns:w16="http://schemas.microsoft.com/office/word/2018/wordml" xmlns:w16du="http://schemas.microsoft.com/office/word/2023/wordml/word16du" xmlns:w16sdtdh="http://schemas.microsoft.com/office/word/2020/wordml/sdtdatahash" xmlns:w16sdtfl="http://schemas.microsoft.com/office/word/2024/wordml/sdtformatlock" xmlns:w16se="http://schemas.microsoft.com/office/word/2015/wordml/symex" xmlns:wpg="http://schemas.microsoft.com/office/word/2010/wordprocessingGroup" xmlns:wpi="http://schemas.microsoft.com/office/word/2010/wordprocessingInk" xmlns:wne="http://schemas.microsoft.com/office/word/2006/wordml" xmlns:wps="http://schemas.microsoft.com/office/word/2010/wordprocessingShape" mc:Ignorable="w14 w15 w16se w16cid w16 w16cex w16sdtdh w16sdtfl w16du wp14">
+<w:numbering xmlns:wpc="http://schemas.microsoft.com/office/word/2010/wordprocessingCanvas" xmlns:cx="http://schemas.microsoft.com/office/drawing/2014/chartex" xmlns:cx1="http://schemas.microsoft.com/office/drawing/2015/9/8/chartex" xmlns:cx2="http://schemas.microsoft.com/office/drawing/2015/10/21/chartex" xmlns:cx3="http://schemas.microsoft.com/office/drawing/2016/5/9/chartex" xmlns:cx4="http://schemas.microsoft.com/office/drawing/2016/5/10/chartex" xmlns:cx5="http://schemas.microsoft.com/office/drawing/2016/5/11/chartex" xmlns:cx6="http://schemas.microsoft.com/office/drawing/2016/5/12/chartex" xmlns:cx7="http://schemas.microsoft.com/office/drawing/2016/5/13/chartex" xmlns:cx8="http://schemas.microsoft.com/office/drawing/2016/5/14/chartex" xmlns:mc="http://schemas.openxmlformats.org/markup-compatibility/2006" xmlns:aink="http://schemas.microsoft.com/office/drawing/2016/ink" xmlns:am3d="http://schemas.microsoft.com/office/drawing/2017/model3d" xmlns:o="urn:schemas-microsoft-com:office:office" xmlns:oel="http://schemas.microsoft.com/office/2019/extlst" xmlns:r="http://schemas.openxmlformats.org/officeDocument/2006/relationships" xmlns:m="http://schemas.openxmlformats.org/officeDocument/2006/math" xmlns:v="urn:schemas-microsoft-com:vml" xmlns:wp14="http://schemas.microsoft.com/office/word/2010/wordprocessingDrawing" xmlns:wp="http://schemas.openxmlformats.org/drawingml/2006/wordprocessingDrawing" xmlns:w10="urn:schemas-microsoft-com:office:word" xmlns:w="http://schemas.openxmlformats.org/wordprocessingml/2006/main" xmlns:w14="http://schemas.microsoft.com/office/word/2010/wordml" xmlns:w15="http://schemas.microsoft.com/office/word/2012/wordml" xmlns:w16cex="http://schemas.microsoft.com/office/word/2018/wordml/cex" xmlns:w16cid="http://schemas.microsoft.com/office/word/2016/wordml/cid" xmlns:w16="http://schemas.microsoft.com/office/word/2018/wordml" xmlns:w16du="http://schemas.microsoft.com/office/word/2023/wordml/word16du" xmlns:w16sdtdh="http://schemas.microsoft.com/office/word/2020/wordml/sdtdatahash" xmlns:w16sdtfl="http://schemas.microsoft.com/office/word/2024/wordml/sdtformatlock" xmlns:w16se="http://schemas.microsoft.com/office/word/2015/wordml/symex" xmlns:wpg="http://schemas.microsoft.com/office/word/2010/wordprocessingGroup" xmlns:wpi="http://schemas.microsoft.com/office/word/2010/wordprocessingInk" xmlns:wne="http://schemas.microsoft.com/office/word/2006/wordml" xmlns:wps="http://schemas.microsoft.com/office/word/2010/wordprocessingShape" mc:Ignorable="w14 w15 w16se w16cid w16 w16cex w16sdtdh w16sdtfl w16du wp14">
   <w:abstractNum w:abstractNumId="0" w15:restartNumberingAfterBreak="0">
     <w:nsid w:val="FFFFFF83"/>
     <w:multiLevelType w:val="singleLevel"/>
@@ -15056,7 +14824,7 @@
   <w:style w:type="paragraph" w:customStyle="1" w:styleId="Tablebody">
     <w:name w:val="Table body"/>
     <w:basedOn w:val="a1"/>
-    <w:rsid w:val="00254853"/>
+    <w:rsid w:val="004274C6"/>
     <w:pPr>
       <w:tabs>
         <w:tab w:val="left" w:pos="403"/>
@@ -15064,8 +14832,8 @@
       <w:spacing w:before="60" w:after="60" w:line="240" w:lineRule="atLeast"/>
     </w:pPr>
     <w:rPr>
-      <w:sz w:val="18"/>
-      <w:szCs w:val="24"/>
+      <w:sz w:val="20"/>
+      <w:szCs w:val="28"/>
       <w:lang w:val="en-US" w:eastAsia="en-US"/>
     </w:rPr>
   </w:style>

--- a/Specifications/UADC_Semantic_Binding_Program_Specification.docx
+++ b/Specifications/UADC_Semantic_Binding_Program_Specification.docx
@@ -68,11 +68,9 @@
           <w:b/>
           <w:bCs/>
         </w:rPr>
-        <w:t>Date</w:t>
+        <w:t>Date: 2026-09-30</w:t>
       </w:r>
-      <w:r>
-        <w:t>: 2026-09-15</w:t>
-      </w:r>
+      <w:r/>
     </w:p>
     <w:p>
       <w:r>
@@ -180,7 +178,7 @@
     </w:p>
     <w:p>
       <w:r>
-        <w:t>This revised collaborative review draft specifies a target bidirectional HMD-to-HMD Semantic Table program. It explicitly notes that the current semantic_binding.py is a different Structured CSV-to-flat target-view implementation.</w:t>
+        <w:t>This revised collaborative review draft specifies the current reversible HMD-to-HMD Semantic Binding runtime implemented by tools/binding/semantic_binding.py. The earlier semantic_table.py name remains architectural background and is not the normative executable.</w:t>
       </w:r>
     </w:p>
     <w:p>
@@ -197,7 +195,7 @@
     </w:p>
     <w:p>
       <w:r>
-        <w:t>Semantic Table conversion is used when the source and target are different semantic models. Mappings are expressed by source and target Semantic Paths, not by physical CSV column names. The initial implementation supports direct mappings, deterministic transformations, explicit defaults, and one-to-one repeated-Class occurrence correspondence.</w:t>
+        <w:t>Semantic Binding conversion is used when source and target use different HMDs. Mappings are explicit in the current 27-column Binding through source_semantic_path and target_semantic_path, with mapping_status, transformation and review metadata. Physical CSV column names are not semantic mapping keys.</w:t>
       </w:r>
     </w:p>
     <w:sdt>
@@ -917,7 +915,7 @@
                 <w:rStyle w:val="af8"/>
                 <w:lang w:val="en-GB"/>
               </w:rPr>
-              <w:t>6 Semantic Table interface</w:t>
+              <w:t>6 Semantic Binding interface</w:t>
             </w:r>
             <w:r>
               <w:rPr>
@@ -2005,7 +2003,7 @@
                 <w:rStyle w:val="af8"/>
                 <w:lang w:val="en-GB"/>
               </w:rPr>
-              <w:t>17 Common-library and Semantic Table use</w:t>
+              <w:t>17 Common-library and Semantic Binding use</w:t>
             </w:r>
             <w:r>
               <w:rPr>
@@ -2707,6 +2705,32 @@
       <w:pPr>
         <w:pStyle w:val="10"/>
       </w:pPr>
+      <w:r>
+        <w:t>Current normative implementation contract</w:t>
+      </w:r>
+    </w:p>
+    <w:p>
+      <w:pPr/>
+      <w:r>
+        <w:t>Executable: tools/binding/semantic_binding.py. Binding format: exact 27-column source/target HMD correspondence contract. Executable mappings use explicit mapping_status and transformation; mappings are never inferred from local-name or QName similarity.</w:t>
+      </w:r>
+    </w:p>
+    <w:p>
+      <w:pPr/>
+      <w:r>
+        <w:t>Selector conditions are part of source_semantic_path or target_semantic_path. The current Semantic Binding implementation supports its accepted equality, presence, and absence subset. The broader Flat CSV Boolean predicate grammar is not silently assumed by this runtime until separately implemented and tested.</w:t>
+      </w:r>
+    </w:p>
+    <w:p>
+      <w:pPr/>
+      <w:r>
+        <w:t>Forward conversion produces target Structured CSV/OIM plus an unsupported-fact report where configured; reverse conversion requires sufficient inverse information. Current target HMD semantic_path is the authority; target sequence may be rebound to the current HMD ordering without changing semantic identity.</w:t>
+      </w:r>
+    </w:p>
+    <w:p>
+      <w:pPr>
+        <w:pStyle w:val="10"/>
+      </w:pPr>
       <w:bookmarkStart w:id="4" w:name="_Toc237580756"/>
       <w:bookmarkStart w:id="5" w:name="_Toc240459485"/>
       <w:r>
@@ -2746,7 +2770,7 @@
     </w:p>
     <w:p>
       <w:r>
-        <w:t>`semantic_table.py` SHALL transform an instance of one HMD into an instance of another HMD through an explicit Semantic Table.</w:t>
+        <w:t>`semantic_binding.py` SHALL transform an instance of one HMD into an instance of another HMD through an explicit Semantic Binding.</w:t>
       </w:r>
     </w:p>
     <w:p>
@@ -2780,7 +2804,7 @@
     </w:p>
     <w:p>
       <w:r>
-        <w:t>Both the source and target occurrence models SHALL be created and validated by the UADC Common Library.</w:t>
+        <w:t>Both the source and target occurrence models SHALL be validated against their authoritative HMDs. Common-library extraction remains a target architecture; the current normative executable retains the required services internally where they have not yet been extracted.</w:t>
       </w:r>
     </w:p>
     <w:p>
@@ -2806,7 +2830,7 @@
         <w:rPr>
           <w:lang w:val="en-GB"/>
         </w:rPr>
-        <w:t>Terms used in the Semantic Table program</w:t>
+        <w:t>Terms used in the Semantic Binding program</w:t>
       </w:r>
     </w:p>
     <w:tbl>
@@ -2886,17 +2910,8 @@
             <w:vAlign w:val="center"/>
           </w:tcPr>
           <w:p>
-            <w:pPr>
-              <w:pStyle w:val="Tablebody"/>
-              <w:rPr>
-                <w:lang w:val="en-GB"/>
-              </w:rPr>
-            </w:pPr>
-            <w:r>
-              <w:rPr>
-                <w:lang w:val="en-GB"/>
-              </w:rPr>
-              <w:t>Semantic Table</w:t>
+            <w:r>
+              <w:t>Semantic Binding Table</w:t>
             </w:r>
           </w:p>
         </w:tc>
@@ -3187,7 +3202,7 @@
           <w:sz w:val="20"/>
           <w:szCs w:val="24"/>
         </w:rPr>
-        <w:t xml:space="preserve">       ↓ Semantic Table mapper</w:t>
+        <w:t xml:space="preserve">       ↓ Semantic Binding mapper</w:t>
       </w:r>
     </w:p>
     <w:p>
@@ -3279,7 +3294,7 @@
         <w:rPr>
           <w:lang w:val="en-GB"/>
         </w:rPr>
-        <w:t>Semantic Table program inputs</w:t>
+        <w:t>Semantic Binding program inputs</w:t>
       </w:r>
     </w:p>
     <w:tbl>
@@ -3449,17 +3464,8 @@
             <w:vAlign w:val="center"/>
           </w:tcPr>
           <w:p>
-            <w:pPr>
-              <w:pStyle w:val="Tablebody"/>
-              <w:rPr>
-                <w:lang w:val="en-GB"/>
-              </w:rPr>
-            </w:pPr>
-            <w:r>
-              <w:rPr>
-                <w:lang w:val="en-GB"/>
-              </w:rPr>
-              <w:t>Semantic Table</w:t>
+            <w:r>
+              <w:t>Semantic Binding Table</w:t>
             </w:r>
           </w:p>
         </w:tc>
@@ -3586,7 +3592,7 @@
         <w:rPr>
           <w:lang w:val="en-GB"/>
         </w:rPr>
-        <w:t>Semantic Table program outputs</w:t>
+        <w:t>Semantic Binding program outputs</w:t>
       </w:r>
     </w:p>
     <w:tbl>
@@ -3754,7 +3760,7 @@
       <w:bookmarkStart w:id="20" w:name="_Toc237580764"/>
       <w:bookmarkStart w:id="21" w:name="_Toc240459493"/>
       <w:r>
-        <w:t>6 Semantic Table interface</w:t>
+        <w:t>6 Semantic Binding interface</w:t>
       </w:r>
       <w:bookmarkEnd w:id="20"/>
       <w:bookmarkEnd w:id="21"/>
@@ -3770,7 +3776,7 @@
         <w:rPr>
           <w:lang w:val="en-GB"/>
         </w:rPr>
-        <w:t>Semantic Table fields used by the program</w:t>
+        <w:t>Semantic Binding fields used by the program</w:t>
       </w:r>
     </w:p>
     <w:tbl>
@@ -4378,7 +4384,7 @@
         <w:ind w:left="454" w:hanging="312"/>
       </w:pPr>
       <w:r>
-        <w:t>1) Load and validate the source HMD, target HMD, Semantic Table, transformation resources, and source Structured CSV.</w:t>
+        <w:t>1) Load and validate the source HMD, target HMD, Semantic Binding, transformation resources, and source Structured CSV.</w:t>
       </w:r>
     </w:p>
     <w:p>
@@ -4459,7 +4465,7 @@
     </w:p>
     <w:p>
       <w:r>
-        <w:t>Reverse conversion is permitted only when the Semantic Table contains sufficient inverse information. An exact direct mapping can normally be reversed. A normalised mapping requires a declared reverse representation or reverse transformation. Lossy and unsupported mappings SHALL NOT be silently reversed.</w:t>
+        <w:t>Reverse conversion is permitted only when the Semantic Binding contains sufficient inverse information. An exact direct mapping can normally be reversed. A normalised mapping requires a declared reverse representation or reverse transformation. Lossy and unsupported mappings SHALL NOT be silently reversed.</w:t>
       </w:r>
     </w:p>
     <w:p>
@@ -4750,7 +4756,7 @@
     </w:p>
     <w:p>
       <w:r>
-        <w:t>The initial cross-standard proof of concept SHOULD map the ADC HMD-aligned Structured CSV to XBRL GL Next BusinessTransactions Structured CSV, beginning with invoice header and line structures. The Semantic Table SHALL state the actual mapped subset and round-trip classification.</w:t>
+        <w:t>Cross-HMD proof-of-concept mappings, including EN CIUS to XBRL GL Next Business Transactions, SHALL use the explicit Semantic Binding and SHALL state the executable subset, non-executable review rows, transformations, and round-trip classification.</w:t>
       </w:r>
     </w:p>
     <w:p>
@@ -4788,7 +4794,7 @@
           <w:sz w:val="20"/>
           <w:szCs w:val="24"/>
         </w:rPr>
-        <w:t xml:space="preserve">        ↕ semantic_table.py</w:t>
+        <w:t xml:space="preserve">        ↕ semantic_binding.py</w:t>
       </w:r>
     </w:p>
     <w:p>
@@ -4815,7 +4821,7 @@
         <w:spacing w:before="120"/>
       </w:pPr>
       <w:r>
-        <w:t>XBRL GL Next Tuple/OIM conversion is not a Semantic Table use case when both representations use the same XBRL GL Next HMD.</w:t>
+        <w:t>XBRL GL Next Tuple/OIM conversion is not a Semantic Binding use case when both representations use the same XBRL GL Next HMD.</w:t>
       </w:r>
     </w:p>
     <w:p>
@@ -4841,7 +4847,7 @@
         <w:rPr>
           <w:lang w:val="en-GB"/>
         </w:rPr>
-        <w:t>Semantic Table diagnostics</w:t>
+        <w:t>Semantic Binding diagnostics</w:t>
       </w:r>
     </w:p>
     <w:tbl>
@@ -5255,7 +5261,7 @@
           <w:sz w:val="20"/>
           <w:szCs w:val="24"/>
         </w:rPr>
-        <w:t>py src/semantic_table.py   --source-hmd &lt;source_hmd.csv&gt;   --target-hmd &lt;target_hmd.csv&gt;   --table &lt;semantic_table.csv&gt;   --input &lt;source_structured.csv&gt;   --output &lt;target_structured.csv&gt;</w:t>
+        <w:t>py tools/binding/semantic_binding.py forward &lt;input.csv&gt; --binding &lt;binding.csv&gt; --source-hmd &lt;source.csv&gt; --target-hmd &lt;target.csv&gt; --overlay &lt;overlay.csv&gt; --qname-map &lt;qname-map.csv&gt; --output &lt;output.csv&gt; --taxonomy &lt;entrypoint.xsd&gt;</w:t>
       </w:r>
     </w:p>
     <w:p>
@@ -5369,7 +5375,7 @@
         <w:rPr>
           <w:lang w:val="en-GB"/>
         </w:rPr>
-        <w:t>Semantic Table module-level items</w:t>
+        <w:t>Semantic Binding module-level items</w:t>
       </w:r>
     </w:p>
     <w:tbl>
@@ -5850,7 +5856,7 @@
         <w:rPr>
           <w:lang w:val="en-GB"/>
         </w:rPr>
-        <w:t>Semantic Table class contracts</w:t>
+        <w:t>Semantic Binding class contracts</w:t>
       </w:r>
     </w:p>
     <w:tbl>
@@ -6331,7 +6337,7 @@
         <w:rPr>
           <w:lang w:val="en-GB"/>
         </w:rPr>
-        <w:t>Semantic Table function contracts</w:t>
+        <w:t>Semantic Binding function contracts</w:t>
       </w:r>
     </w:p>
     <w:tbl>
@@ -6960,7 +6966,7 @@
       <w:bookmarkStart w:id="54" w:name="_Toc237580781"/>
       <w:bookmarkStart w:id="55" w:name="_Toc240459510"/>
       <w:r>
-        <w:t>17 Common-library and Semantic Table use</w:t>
+        <w:t>17 Common-library and Semantic Binding use</w:t>
       </w:r>
       <w:bookmarkEnd w:id="54"/>
       <w:bookmarkEnd w:id="55"/>
@@ -7059,22 +7065,8 @@
             <w:vAlign w:val="center"/>
           </w:tcPr>
           <w:p>
-            <w:pPr>
-              <w:pStyle w:val="Tablebody"/>
-              <w:jc w:val="center"/>
-              <w:rPr>
-                <w:b/>
-                <w:bCs/>
-                <w:lang w:val="en-GB"/>
-              </w:rPr>
-            </w:pPr>
-            <w:r>
-              <w:rPr>
-                <w:b/>
-                <w:bCs/>
-                <w:lang w:val="en-GB"/>
-              </w:rPr>
-              <w:t>Semantic Table</w:t>
+            <w:r>
+              <w:t>Semantic Binding Table</w:t>
             </w:r>
           </w:p>
         </w:tc>
@@ -7448,7 +7440,7 @@
     </w:p>
     <w:p>
       <w:r>
-        <w:t>No src/semantic_table.py implementing this bidirectional HMD-to-HMD contract is currently present. Current src/semantic_binding.py reads Structured CSV and a target-view binding, derives source columns from semantic_path, and emits flat CSV/PSV. It supplies useful fixed-occurrence and repeated-row behaviour, but it shall be treated as migration evidence for the Flat CSV program, not as conformance evidence for this Semantic Table program.</w:t>
+        <w:t>Current tools/binding/semantic_binding.py implements the normative reversible 27-column HMD-to-HMD contract. It supports explicit executable mapping statuses, source/target semantic paths, occurrence correspondence, selector equality/presence/absence for the currently accepted Semantic Binding subset, QName/value-domain conversion, OIM metadata generation, and reverse reconstruction. A separately named semantic_binding.py is not required for conformance.</w:t>
       </w:r>
     </w:p>
     <w:p>
@@ -7472,7 +7464,7 @@
     </w:p>
     <w:p>
       <w:r>
-        <w:t>ADC and XBRL GL Next have different HMDs, so a Semantic Table is required. A class row pairs an ADC journal-entry occurrence with an XBRL GL Next entry-header occurrence using one_to_one. Attribute rows then map transaction date, entry identifier, account identifiers, debit/credit amounts, currency, and narrative. Where one ADC field must populate more than one XBRL GL fact, separate target rows declare the duplication and its roundtrip classification. Tuple/XML versus OIM serialisation occurs only after this semantic step and does not invoke this program again.</w:t>
+        <w:t>ADC and XBRL GL Next have different HMDs, so a Semantic Binding is required. A class row pairs an ADC journal-entry occurrence with an XBRL GL Next entry-header occurrence using one_to_one. Attribute rows then map transaction date, entry identifier, account identifiers, debit/credit amounts, currency, and narrative. Where one ADC field must populate more than one XBRL GL fact, separate target rows declare the duplication and its roundtrip classification. Tuple/XML versus OIM serialisation occurs only after this semantic step and does not invoke this program again.</w:t>
       </w:r>
     </w:p>
     <w:p>
@@ -7666,7 +7658,7 @@
               <w:pStyle w:val="Tablebody"/>
             </w:pPr>
             <w:r>
-              <w:t>src/semantic_table.py</w:t>
+              <w:t>semantic_binding.py</w:t>
             </w:r>
           </w:p>
         </w:tc>
@@ -8435,6 +8427,28 @@
                 <w:color w:val="000000"/>
               </w:rPr>
               <w:t>Aligned with the canonical 16-column Binding, definition tables, tax processing, compound journal entries, formal xBRL-CSV, the stable namespace, the AE/BT split, and known issues.</w:t>
+            </w:r>
+          </w:p>
+        </w:tc>
+      </w:tr>
+      <w:tr>
+        <w:tc>
+          <w:tcPr>
+            <w:tcW w:type="dxa" w:w="1947"/>
+          </w:tcPr>
+          <w:p>
+            <w:r>
+              <w:t>2026-09-30</w:t>
+            </w:r>
+          </w:p>
+        </w:tc>
+        <w:tc>
+          <w:tcPr>
+            <w:tcW w:type="dxa" w:w="7789"/>
+          </w:tcPr>
+          <w:p>
+            <w:r>
+              <w:t>Aligned the specification with the current tools/binding/semantic_binding.py 27-column reversible HMD-to-HMD runtime and clarified selector-subset boundaries.</w:t>
             </w:r>
           </w:p>
         </w:tc>
@@ -8608,7 +8622,7 @@
       <w:pStyle w:val="af3"/>
     </w:pPr>
     <w:r>
-      <w:t>UADC Program Specification  — Semantic Table</w:t>
+      <w:t>UADC Program Specification  — Semantic Binding</w:t>
     </w:r>
   </w:p>
 </w:hdr>
@@ -8622,7 +8636,7 @@
       <w:jc w:val="right"/>
     </w:pPr>
     <w:r>
-      <w:t>UADC Program Specification  — Semantic Table</w:t>
+      <w:t>UADC Program Specification  — Semantic Binding</w:t>
     </w:r>
   </w:p>
 </w:hdr>
